--- a/docs/informe-etapa1.docx
+++ b/docs/informe-etapa1.docx
@@ -5,12 +5,19 @@
     <w:p>
       <w:pPr>
         <w:pStyle w:val="Ttulo1"/>
-        <w:rPr>
-          <w:lang w:val="es-CL"/>
-        </w:rPr>
-      </w:pPr>
-      <w:r>
-        <w:rPr>
+        <w:jc w:val="both"/>
+        <w:rPr>
+          <w:rFonts w:asciiTheme="minorHAnsi" w:hAnsiTheme="minorHAnsi"/>
+          <w:sz w:val="22"/>
+          <w:szCs w:val="22"/>
+          <w:lang w:val="es-CL"/>
+        </w:rPr>
+      </w:pPr>
+      <w:r>
+        <w:rPr>
+          <w:rFonts w:asciiTheme="minorHAnsi" w:hAnsiTheme="minorHAnsi"/>
+          <w:sz w:val="22"/>
+          <w:szCs w:val="22"/>
           <w:lang w:val="es-CL"/>
         </w:rPr>
         <w:t>Integración de Competencias II (IEI-094) - Etapa 1, Hito 2</w:t>
@@ -19,12 +26,19 @@
     <w:p>
       <w:pPr>
         <w:pStyle w:val="Ttulo2"/>
-        <w:rPr>
-          <w:lang w:val="es-CL"/>
-        </w:rPr>
-      </w:pPr>
-      <w:r>
-        <w:rPr>
+        <w:jc w:val="both"/>
+        <w:rPr>
+          <w:rFonts w:asciiTheme="minorHAnsi" w:hAnsiTheme="minorHAnsi"/>
+          <w:sz w:val="22"/>
+          <w:szCs w:val="22"/>
+          <w:lang w:val="es-CL"/>
+        </w:rPr>
+      </w:pPr>
+      <w:r>
+        <w:rPr>
+          <w:rFonts w:asciiTheme="minorHAnsi" w:hAnsiTheme="minorHAnsi"/>
+          <w:sz w:val="22"/>
+          <w:szCs w:val="22"/>
           <w:lang w:val="es-CL"/>
         </w:rPr>
         <w:t>Sistema de Registro de Asistencia (MVP) - Informe de solución</w:t>
@@ -32,6 +46,7 @@
     </w:p>
     <w:p>
       <w:pPr>
+        <w:jc w:val="both"/>
         <w:rPr>
           <w:lang w:val="es-CL"/>
         </w:rPr>
@@ -47,19 +62,12 @@
         <w:rPr>
           <w:lang w:val="es-CL"/>
         </w:rPr>
-        <w:t xml:space="preserve"> Ingeniería en Informática - </w:t>
-      </w:r>
-      <w:r>
-        <w:rPr>
-          <w:rFonts w:ascii="Consolas" w:hAnsi="Consolas"/>
-          <w:sz w:val="20"/>
-          <w:lang w:val="es-CL"/>
-        </w:rPr>
-        <w:t>Puerto Montt</w:t>
+        <w:t xml:space="preserve"> Ingeniería en Informática - Puerto Montt</w:t>
       </w:r>
     </w:p>
     <w:p>
       <w:pPr>
+        <w:jc w:val="both"/>
         <w:rPr>
           <w:lang w:val="es-CL"/>
         </w:rPr>
@@ -75,33 +83,12 @@
         <w:rPr>
           <w:lang w:val="es-CL"/>
         </w:rPr>
-        <w:t xml:space="preserve"> </w:t>
-      </w:r>
-      <w:r>
-        <w:rPr>
-          <w:rFonts w:ascii="Consolas" w:hAnsi="Consolas"/>
-          <w:sz w:val="20"/>
-          <w:lang w:val="es-CL"/>
-        </w:rPr>
-        <w:t>Sección 2</w:t>
-      </w:r>
-      <w:r>
-        <w:rPr>
-          <w:lang w:val="es-CL"/>
-        </w:rPr>
-        <w:t xml:space="preserve"> - </w:t>
-      </w:r>
-      <w:r>
-        <w:rPr>
-          <w:rFonts w:ascii="Consolas" w:hAnsi="Consolas"/>
-          <w:sz w:val="20"/>
-          <w:lang w:val="es-CL"/>
-        </w:rPr>
-        <w:t>Diurna</w:t>
+        <w:t xml:space="preserve"> Sección 2 - Diurna</w:t>
       </w:r>
     </w:p>
     <w:p>
       <w:pPr>
+        <w:jc w:val="both"/>
         <w:rPr>
           <w:lang w:val="es-CL"/>
         </w:rPr>
@@ -117,19 +104,12 @@
         <w:rPr>
           <w:lang w:val="es-CL"/>
         </w:rPr>
-        <w:t xml:space="preserve"> </w:t>
-      </w:r>
-      <w:r>
-        <w:rPr>
-          <w:rFonts w:ascii="Consolas" w:hAnsi="Consolas"/>
-          <w:sz w:val="20"/>
-          <w:lang w:val="es-CL"/>
-        </w:rPr>
-        <w:t>24/09/26</w:t>
+        <w:t xml:space="preserve"> 24/09/26</w:t>
       </w:r>
     </w:p>
     <w:p>
       <w:pPr>
+        <w:jc w:val="both"/>
         <w:rPr>
           <w:lang w:val="es-CL"/>
         </w:rPr>
@@ -145,82 +125,25 @@
         <w:rPr>
           <w:lang w:val="es-CL"/>
         </w:rPr>
-        <w:t xml:space="preserve"> </w:t>
-      </w:r>
-      <w:r>
-        <w:rPr>
-          <w:rFonts w:ascii="Consolas" w:hAnsi="Consolas"/>
-          <w:sz w:val="20"/>
-          <w:lang w:val="es-CL"/>
-        </w:rPr>
-        <w:t>Rocío Arévalo</w:t>
-      </w:r>
-      <w:r>
-        <w:rPr>
-          <w:lang w:val="es-CL"/>
-        </w:rPr>
-        <w:t xml:space="preserve">, </w:t>
-      </w:r>
-      <w:r>
-        <w:rPr>
-          <w:rFonts w:ascii="Consolas" w:hAnsi="Consolas"/>
-          <w:sz w:val="20"/>
-          <w:lang w:val="es-CL"/>
-        </w:rPr>
-        <w:t>Ian Barria</w:t>
-      </w:r>
-      <w:r>
-        <w:rPr>
-          <w:lang w:val="es-CL"/>
-        </w:rPr>
-        <w:t xml:space="preserve">, </w:t>
-      </w:r>
-      <w:r>
-        <w:rPr>
-          <w:rFonts w:ascii="Consolas" w:hAnsi="Consolas"/>
-          <w:sz w:val="20"/>
-          <w:lang w:val="es-CL"/>
-        </w:rPr>
-        <w:t>Vicente Morales</w:t>
-      </w:r>
-      <w:r>
-        <w:rPr>
-          <w:lang w:val="es-CL"/>
-        </w:rPr>
-        <w:t xml:space="preserve">, </w:t>
-      </w:r>
-      <w:r>
-        <w:rPr>
-          <w:rFonts w:ascii="Consolas" w:hAnsi="Consolas"/>
-          <w:sz w:val="20"/>
-          <w:lang w:val="es-CL"/>
-        </w:rPr>
-        <w:t>Tomás Quintana</w:t>
-      </w:r>
-      <w:r>
-        <w:rPr>
-          <w:lang w:val="es-CL"/>
-        </w:rPr>
-        <w:t xml:space="preserve">, </w:t>
-      </w:r>
-      <w:r>
-        <w:rPr>
-          <w:rFonts w:ascii="Consolas" w:hAnsi="Consolas"/>
-          <w:sz w:val="20"/>
-          <w:lang w:val="es-CL"/>
-        </w:rPr>
-        <w:t>Maximiliano Muñoz</w:t>
+        <w:t xml:space="preserve"> Rocío Arévalo, Ian Barria, Vicente Morales, Tomás Quintana, Maximiliano Muñoz</w:t>
       </w:r>
     </w:p>
     <w:p>
       <w:pPr>
         <w:pStyle w:val="Ttulo2"/>
-        <w:rPr>
-          <w:lang w:val="es-CL"/>
-        </w:rPr>
-      </w:pPr>
-      <w:r>
-        <w:rPr>
+        <w:jc w:val="both"/>
+        <w:rPr>
+          <w:rFonts w:asciiTheme="minorHAnsi" w:hAnsiTheme="minorHAnsi"/>
+          <w:sz w:val="22"/>
+          <w:szCs w:val="22"/>
+          <w:lang w:val="es-CL"/>
+        </w:rPr>
+      </w:pPr>
+      <w:r>
+        <w:rPr>
+          <w:rFonts w:asciiTheme="minorHAnsi" w:hAnsiTheme="minorHAnsi"/>
+          <w:sz w:val="22"/>
+          <w:szCs w:val="22"/>
           <w:lang w:val="es-CL"/>
         </w:rPr>
         <w:t>1. Documento de requerimientos</w:t>
@@ -229,12 +152,15 @@
     <w:p>
       <w:pPr>
         <w:pStyle w:val="Ttulo3"/>
-        <w:rPr>
-          <w:lang w:val="es-CL"/>
-        </w:rPr>
-      </w:pPr>
-      <w:r>
-        <w:rPr>
+        <w:jc w:val="both"/>
+        <w:rPr>
+          <w:rFonts w:asciiTheme="minorHAnsi" w:hAnsiTheme="minorHAnsi"/>
+          <w:lang w:val="es-CL"/>
+        </w:rPr>
+      </w:pPr>
+      <w:r>
+        <w:rPr>
+          <w:rFonts w:asciiTheme="minorHAnsi" w:hAnsiTheme="minorHAnsi"/>
           <w:lang w:val="es-CL"/>
         </w:rPr>
         <w:t>1.1 Contexto del problema</w:t>
@@ -242,6 +168,7 @@
     </w:p>
     <w:p>
       <w:pPr>
+        <w:jc w:val="both"/>
         <w:rPr>
           <w:lang w:val="es-CL"/>
         </w:rPr>
@@ -259,109 +186,112 @@
         </w:rPr>
         <w:t xml:space="preserve">25 </w:t>
       </w:r>
-      <w:proofErr w:type="gramStart"/>
       <w:r>
         <w:rPr>
           <w:b/>
           <w:lang w:val="es-CL"/>
         </w:rPr>
-        <w:t>trabajadores y trabajadoras</w:t>
-      </w:r>
-      <w:proofErr w:type="gramEnd"/>
+        <w:t>trabajadores</w:t>
+      </w:r>
       <w:r>
         <w:rPr>
           <w:lang w:val="es-CL"/>
         </w:rPr>
         <w:t>, dedicada a la</w:t>
+      </w:r>
+      <w:r>
+        <w:rPr>
+          <w:lang w:val="es-CL"/>
+        </w:rPr>
+        <w:t xml:space="preserve"> </w:t>
+      </w:r>
+      <w:r>
+        <w:rPr>
+          <w:lang w:val="es-CL"/>
+        </w:rPr>
+        <w:t>compra y venta de productos químicos, solicitó un **Mínimo Producto Viable</w:t>
+      </w:r>
+      <w:r>
+        <w:rPr>
+          <w:lang w:val="es-CL"/>
+        </w:rPr>
+        <w:t xml:space="preserve"> </w:t>
+      </w:r>
+      <w:r>
+        <w:rPr>
+          <w:lang w:val="es-CL"/>
+        </w:rPr>
+        <w:t>(MVP)** de escritorio para el sistema de registro de asistencia de sus</w:t>
+      </w:r>
+      <w:r>
+        <w:rPr>
+          <w:lang w:val="es-CL"/>
+        </w:rPr>
+        <w:t xml:space="preserve"> </w:t>
+      </w:r>
+      <w:r>
+        <w:rPr>
+          <w:lang w:val="es-CL"/>
+        </w:rPr>
+        <w:t>empleados. El objetivo es gestionar de forma eficiente la entrada y salida del</w:t>
+      </w:r>
+      <w:r>
+        <w:rPr>
+          <w:lang w:val="es-CL"/>
+        </w:rPr>
+        <w:t xml:space="preserve"> </w:t>
+      </w:r>
+      <w:r>
+        <w:rPr>
+          <w:lang w:val="es-CL"/>
+        </w:rPr>
+        <w:t>personal para mejorar la organización interna, asegurar el cumplimiento de las</w:t>
+      </w:r>
+      <w:r>
+        <w:rPr>
+          <w:lang w:val="es-CL"/>
+        </w:rPr>
+        <w:t xml:space="preserve"> </w:t>
+      </w:r>
+      <w:r>
+        <w:rPr>
+          <w:lang w:val="es-CL"/>
+        </w:rPr>
+        <w:t>normativas laborales y optimizar la administración del tiempo y de los recursos</w:t>
+      </w:r>
+      <w:r>
+        <w:rPr>
+          <w:lang w:val="es-CL"/>
+        </w:rPr>
+        <w:t xml:space="preserve"> </w:t>
+      </w:r>
+      <w:r>
+        <w:rPr>
+          <w:lang w:val="es-CL"/>
+        </w:rPr>
+        <w:t>humanos.</w:t>
       </w:r>
     </w:p>
     <w:p>
       <w:pPr>
-        <w:rPr>
-          <w:lang w:val="es-CL"/>
-        </w:rPr>
-      </w:pPr>
-      <w:r>
-        <w:rPr>
-          <w:lang w:val="es-CL"/>
-        </w:rPr>
-        <w:t>compra y venta de productos químicos, solicitó un **Mínimo Producto Viable</w:t>
-      </w:r>
+        <w:jc w:val="both"/>
+        <w:rPr>
+          <w:lang w:val="es-CL"/>
+        </w:rPr>
+      </w:pPr>
     </w:p>
     <w:p>
       <w:pPr>
-        <w:rPr>
-          <w:lang w:val="es-CL"/>
-        </w:rPr>
-      </w:pPr>
-      <w:r>
-        <w:rPr>
-          <w:lang w:val="es-CL"/>
-        </w:rPr>
-        <w:t>(MVP)** de escritorio para el sistema de registro de asistencia de sus</w:t>
-      </w:r>
-    </w:p>
-    <w:p>
-      <w:pPr>
-        <w:rPr>
-          <w:lang w:val="es-CL"/>
-        </w:rPr>
-      </w:pPr>
-      <w:r>
-        <w:rPr>
-          <w:lang w:val="es-CL"/>
-        </w:rPr>
-        <w:t>empleados. El objetivo es gestionar de forma eficiente la entrada y salida del</w:t>
-      </w:r>
-    </w:p>
-    <w:p>
-      <w:pPr>
-        <w:rPr>
-          <w:lang w:val="es-CL"/>
-        </w:rPr>
-      </w:pPr>
-      <w:r>
-        <w:rPr>
-          <w:lang w:val="es-CL"/>
-        </w:rPr>
-        <w:t>personal para mejorar la organización interna, asegurar el cumplimiento de las</w:t>
-      </w:r>
-    </w:p>
-    <w:p>
-      <w:pPr>
-        <w:rPr>
-          <w:lang w:val="es-CL"/>
-        </w:rPr>
-      </w:pPr>
-      <w:r>
-        <w:rPr>
-          <w:lang w:val="es-CL"/>
-        </w:rPr>
-        <w:t>normativas laborales y optimizar la administración del tiempo y de los recursos</w:t>
-      </w:r>
-    </w:p>
-    <w:p>
-      <w:pPr>
-        <w:rPr>
-          <w:lang w:val="es-CL"/>
-        </w:rPr>
-      </w:pPr>
-      <w:r>
-        <w:rPr>
-          <w:lang w:val="es-CL"/>
-        </w:rPr>
-        <w:t>humanos.</w:t>
-      </w:r>
-    </w:p>
-    <w:p>
-      <w:pPr>
         <w:pStyle w:val="Ttulo3"/>
-        <w:rPr>
-          <w:lang w:val="es-CL"/>
-        </w:rPr>
-      </w:pPr>
-      <w:r>
-        <w:rPr>
+        <w:jc w:val="both"/>
+        <w:rPr>
+          <w:rFonts w:asciiTheme="minorHAnsi" w:hAnsiTheme="minorHAnsi"/>
+          <w:lang w:val="es-CL"/>
+        </w:rPr>
+      </w:pPr>
+      <w:r>
+        <w:rPr>
+          <w:rFonts w:asciiTheme="minorHAnsi" w:hAnsiTheme="minorHAnsi"/>
           <w:lang w:val="es-CL"/>
         </w:rPr>
         <w:t>1.2 Requerimientos funcionales y evidencia de implementación</w:t>
@@ -374,18 +304,21 @@
         <w:tblLook w:val="04A0" w:firstRow="1" w:lastRow="0" w:firstColumn="1" w:lastColumn="0" w:noHBand="0" w:noVBand="1"/>
       </w:tblPr>
       <w:tblGrid>
-        <w:gridCol w:w="513"/>
-        <w:gridCol w:w="1522"/>
-        <w:gridCol w:w="1420"/>
-        <w:gridCol w:w="2279"/>
-        <w:gridCol w:w="3122"/>
+        <w:gridCol w:w="545"/>
+        <w:gridCol w:w="1656"/>
+        <w:gridCol w:w="1544"/>
+        <w:gridCol w:w="2195"/>
+        <w:gridCol w:w="2916"/>
       </w:tblGrid>
       <w:tr>
         <w:tc>
           <w:tcPr>
-            <w:tcW w:w="1728" w:type="dxa"/>
+            <w:tcW w:w="545" w:type="dxa"/>
           </w:tcPr>
           <w:p>
+            <w:pPr>
+              <w:jc w:val="both"/>
+            </w:pPr>
             <w:r>
               <w:rPr>
                 <w:b/>
@@ -396,9 +329,12 @@
         </w:tc>
         <w:tc>
           <w:tcPr>
-            <w:tcW w:w="1728" w:type="dxa"/>
+            <w:tcW w:w="1656" w:type="dxa"/>
           </w:tcPr>
           <w:p>
+            <w:pPr>
+              <w:jc w:val="both"/>
+            </w:pPr>
             <w:r>
               <w:rPr>
                 <w:b/>
@@ -409,9 +345,12 @@
         </w:tc>
         <w:tc>
           <w:tcPr>
-            <w:tcW w:w="1728" w:type="dxa"/>
+            <w:tcW w:w="1544" w:type="dxa"/>
           </w:tcPr>
           <w:p>
+            <w:pPr>
+              <w:jc w:val="both"/>
+            </w:pPr>
             <w:r>
               <w:rPr>
                 <w:b/>
@@ -422,9 +361,12 @@
         </w:tc>
         <w:tc>
           <w:tcPr>
-            <w:tcW w:w="1728" w:type="dxa"/>
+            <w:tcW w:w="2459" w:type="dxa"/>
           </w:tcPr>
           <w:p>
+            <w:pPr>
+              <w:jc w:val="both"/>
+            </w:pPr>
             <w:r>
               <w:rPr>
                 <w:b/>
@@ -435,9 +377,12 @@
         </w:tc>
         <w:tc>
           <w:tcPr>
-            <w:tcW w:w="1728" w:type="dxa"/>
+            <w:tcW w:w="2652" w:type="dxa"/>
           </w:tcPr>
           <w:p>
+            <w:pPr>
+              <w:jc w:val="both"/>
+            </w:pPr>
             <w:r>
               <w:rPr>
                 <w:b/>
@@ -450,9 +395,12 @@
       <w:tr>
         <w:tc>
           <w:tcPr>
-            <w:tcW w:w="1728" w:type="dxa"/>
+            <w:tcW w:w="545" w:type="dxa"/>
           </w:tcPr>
           <w:p>
+            <w:pPr>
+              <w:jc w:val="both"/>
+            </w:pPr>
             <w:r>
               <w:t>CA-01</w:t>
             </w:r>
@@ -460,9 +408,12 @@
         </w:tc>
         <w:tc>
           <w:tcPr>
-            <w:tcW w:w="1728" w:type="dxa"/>
+            <w:tcW w:w="1656" w:type="dxa"/>
           </w:tcPr>
           <w:p>
+            <w:pPr>
+              <w:jc w:val="both"/>
+            </w:pPr>
             <w:r>
               <w:t>Control de asistencia</w:t>
             </w:r>
@@ -470,10 +421,11 @@
         </w:tc>
         <w:tc>
           <w:tcPr>
-            <w:tcW w:w="1728" w:type="dxa"/>
+            <w:tcW w:w="1544" w:type="dxa"/>
           </w:tcPr>
           <w:p>
             <w:pPr>
+              <w:jc w:val="both"/>
               <w:rPr>
                 <w:lang w:val="es-CL"/>
               </w:rPr>
@@ -488,52 +440,33 @@
         </w:tc>
         <w:tc>
           <w:tcPr>
-            <w:tcW w:w="1728" w:type="dxa"/>
+            <w:tcW w:w="2459" w:type="dxa"/>
           </w:tcPr>
           <w:p>
             <w:pPr>
+              <w:jc w:val="both"/>
               <w:rPr>
                 <w:lang w:val="es-CL"/>
               </w:rPr>
             </w:pPr>
             <w:r>
               <w:rPr>
-                <w:rFonts w:ascii="Consolas" w:hAnsi="Consolas"/>
-                <w:sz w:val="20"/>
                 <w:lang w:val="es-CL"/>
               </w:rPr>
-              <w:t>usuarioventana.py</w:t>
-            </w:r>
-            <w:r>
-              <w:rPr>
-                <w:lang w:val="es-CL"/>
-              </w:rPr>
-              <w:t xml:space="preserve"> (botones Entrada/Salida), colección </w:t>
-            </w:r>
-            <w:r>
-              <w:rPr>
-                <w:rFonts w:ascii="Consolas" w:hAnsi="Consolas"/>
-                <w:sz w:val="20"/>
-                <w:lang w:val="es-CL"/>
-              </w:rPr>
-              <w:t>marcaciones</w:t>
+              <w:t>usuarioventana.py (botones Entrada/Salida), colección marcaciones</w:t>
             </w:r>
           </w:p>
         </w:tc>
         <w:tc>
           <w:tcPr>
-            <w:tcW w:w="1728" w:type="dxa"/>
+            <w:tcW w:w="2652" w:type="dxa"/>
           </w:tcPr>
           <w:p>
+            <w:pPr>
+              <w:jc w:val="both"/>
+            </w:pPr>
             <w:r>
-              <w:rPr>
-                <w:rFonts w:ascii="Consolas" w:hAnsi="Consolas"/>
-                <w:sz w:val="20"/>
-              </w:rPr>
-              <w:t>tests/test_marcacion.py</w:t>
-            </w:r>
-            <w:r>
-              <w:t xml:space="preserve"> (13)</w:t>
+              <w:t>tests/test_marcacion.py (13)</w:t>
             </w:r>
           </w:p>
         </w:tc>
@@ -541,9 +474,12 @@
       <w:tr>
         <w:tc>
           <w:tcPr>
-            <w:tcW w:w="1728" w:type="dxa"/>
+            <w:tcW w:w="545" w:type="dxa"/>
           </w:tcPr>
           <w:p>
+            <w:pPr>
+              <w:jc w:val="both"/>
+            </w:pPr>
             <w:r>
               <w:t>RE-01</w:t>
             </w:r>
@@ -551,9 +487,12 @@
         </w:tc>
         <w:tc>
           <w:tcPr>
-            <w:tcW w:w="1728" w:type="dxa"/>
+            <w:tcW w:w="1656" w:type="dxa"/>
           </w:tcPr>
           <w:p>
+            <w:pPr>
+              <w:jc w:val="both"/>
+            </w:pPr>
             <w:r>
               <w:t>Reporte de atrasos</w:t>
             </w:r>
@@ -561,9 +500,12 @@
         </w:tc>
         <w:tc>
           <w:tcPr>
-            <w:tcW w:w="1728" w:type="dxa"/>
+            <w:tcW w:w="1544" w:type="dxa"/>
           </w:tcPr>
           <w:p>
+            <w:pPr>
+              <w:jc w:val="both"/>
+            </w:pPr>
             <w:r>
               <w:t>Entradas posteriores a 09:30 am</w:t>
             </w:r>
@@ -571,41 +513,24 @@
         </w:tc>
         <w:tc>
           <w:tcPr>
-            <w:tcW w:w="1728" w:type="dxa"/>
+            <w:tcW w:w="2459" w:type="dxa"/>
           </w:tcPr>
           <w:p>
             <w:pPr>
+              <w:jc w:val="both"/>
               <w:rPr>
                 <w:lang w:val="es-CL"/>
               </w:rPr>
             </w:pPr>
             <w:r>
               <w:rPr>
-                <w:rFonts w:ascii="Consolas" w:hAnsi="Consolas"/>
-                <w:sz w:val="20"/>
                 <w:lang w:val="es-CL"/>
               </w:rPr>
-              <w:t>dashboard_admin.py</w:t>
-            </w:r>
-            <w:r>
-              <w:rPr>
-                <w:lang w:val="es-CL"/>
-              </w:rPr>
-              <w:t xml:space="preserve"> -&gt; </w:t>
-            </w:r>
-            <w:r>
-              <w:rPr>
-                <w:rFonts w:ascii="Consolas" w:hAnsi="Consolas"/>
-                <w:sz w:val="20"/>
-                <w:lang w:val="es-CL"/>
-              </w:rPr>
-              <w:t>_</w:t>
+              <w:t>dashboard_admin.py -&gt; _</w:t>
             </w:r>
             <w:proofErr w:type="spellStart"/>
             <w:r>
               <w:rPr>
-                <w:rFonts w:ascii="Consolas" w:hAnsi="Consolas"/>
-                <w:sz w:val="20"/>
                 <w:lang w:val="es-CL"/>
               </w:rPr>
               <w:t>generar_atrasos</w:t>
@@ -615,25 +540,14 @@
         </w:tc>
         <w:tc>
           <w:tcPr>
-            <w:tcW w:w="1728" w:type="dxa"/>
+            <w:tcW w:w="2652" w:type="dxa"/>
           </w:tcPr>
           <w:p>
+            <w:pPr>
+              <w:jc w:val="both"/>
+            </w:pPr>
             <w:r>
-              <w:rPr>
-                <w:rFonts w:ascii="Consolas" w:hAnsi="Consolas"/>
-                <w:sz w:val="20"/>
-              </w:rPr>
-              <w:t>tests/test_integracion.py</w:t>
-            </w:r>
-            <w:r>
-              <w:t xml:space="preserve">, </w:t>
-            </w:r>
-            <w:r>
-              <w:rPr>
-                <w:rFonts w:ascii="Consolas" w:hAnsi="Consolas"/>
-                <w:sz w:val="20"/>
-              </w:rPr>
-              <w:t>tests/test_alertas.py</w:t>
+              <w:t>tests/test_integracion.py, tests/test_alertas.py</w:t>
             </w:r>
           </w:p>
         </w:tc>
@@ -641,9 +555,12 @@
       <w:tr>
         <w:tc>
           <w:tcPr>
-            <w:tcW w:w="1728" w:type="dxa"/>
+            <w:tcW w:w="545" w:type="dxa"/>
           </w:tcPr>
           <w:p>
+            <w:pPr>
+              <w:jc w:val="both"/>
+            </w:pPr>
             <w:r>
               <w:t>RE-02</w:t>
             </w:r>
@@ -651,9 +568,12 @@
         </w:tc>
         <w:tc>
           <w:tcPr>
-            <w:tcW w:w="1728" w:type="dxa"/>
+            <w:tcW w:w="1656" w:type="dxa"/>
           </w:tcPr>
           <w:p>
+            <w:pPr>
+              <w:jc w:val="both"/>
+            </w:pPr>
             <w:r>
               <w:t>Reporte de salidas anticipadas</w:t>
             </w:r>
@@ -661,9 +581,12 @@
         </w:tc>
         <w:tc>
           <w:tcPr>
-            <w:tcW w:w="1728" w:type="dxa"/>
+            <w:tcW w:w="1544" w:type="dxa"/>
           </w:tcPr>
           <w:p>
+            <w:pPr>
+              <w:jc w:val="both"/>
+            </w:pPr>
             <w:r>
               <w:t>Salidas anteriores a 17:30 pm</w:t>
             </w:r>
@@ -671,49 +594,27 @@
         </w:tc>
         <w:tc>
           <w:tcPr>
-            <w:tcW w:w="1728" w:type="dxa"/>
+            <w:tcW w:w="2459" w:type="dxa"/>
           </w:tcPr>
           <w:p>
+            <w:pPr>
+              <w:jc w:val="both"/>
+            </w:pPr>
             <w:r>
-              <w:rPr>
-                <w:rFonts w:ascii="Consolas" w:hAnsi="Consolas"/>
-                <w:sz w:val="20"/>
-              </w:rPr>
-              <w:t>dashboard_admin.py</w:t>
-            </w:r>
-            <w:r>
-              <w:t xml:space="preserve"> -&gt; </w:t>
-            </w:r>
-            <w:r>
-              <w:rPr>
-                <w:rFonts w:ascii="Consolas" w:hAnsi="Consolas"/>
-                <w:sz w:val="20"/>
-              </w:rPr>
-              <w:t>_generar_salidas</w:t>
+              <w:t>dashboard_admin.py -&gt; _generar_salidas</w:t>
             </w:r>
           </w:p>
         </w:tc>
         <w:tc>
           <w:tcPr>
-            <w:tcW w:w="1728" w:type="dxa"/>
+            <w:tcW w:w="2652" w:type="dxa"/>
           </w:tcPr>
           <w:p>
+            <w:pPr>
+              <w:jc w:val="both"/>
+            </w:pPr>
             <w:r>
-              <w:rPr>
-                <w:rFonts w:ascii="Consolas" w:hAnsi="Consolas"/>
-                <w:sz w:val="20"/>
-              </w:rPr>
-              <w:t>tests/test_integracion.py</w:t>
-            </w:r>
-            <w:r>
-              <w:t xml:space="preserve">, </w:t>
-            </w:r>
-            <w:r>
-              <w:rPr>
-                <w:rFonts w:ascii="Consolas" w:hAnsi="Consolas"/>
-                <w:sz w:val="20"/>
-              </w:rPr>
-              <w:t>tests/test_alertas.py</w:t>
+              <w:t>tests/test_integracion.py, tests/test_alertas.py</w:t>
             </w:r>
           </w:p>
         </w:tc>
@@ -721,9 +622,12 @@
       <w:tr>
         <w:tc>
           <w:tcPr>
-            <w:tcW w:w="1728" w:type="dxa"/>
+            <w:tcW w:w="545" w:type="dxa"/>
           </w:tcPr>
           <w:p>
+            <w:pPr>
+              <w:jc w:val="both"/>
+            </w:pPr>
             <w:r>
               <w:t>RE-03</w:t>
             </w:r>
@@ -731,9 +635,12 @@
         </w:tc>
         <w:tc>
           <w:tcPr>
-            <w:tcW w:w="1728" w:type="dxa"/>
+            <w:tcW w:w="1656" w:type="dxa"/>
           </w:tcPr>
           <w:p>
+            <w:pPr>
+              <w:jc w:val="both"/>
+            </w:pPr>
             <w:r>
               <w:t>Reporte de inasistencias</w:t>
             </w:r>
@@ -741,10 +648,11 @@
         </w:tc>
         <w:tc>
           <w:tcPr>
-            <w:tcW w:w="1728" w:type="dxa"/>
+            <w:tcW w:w="1544" w:type="dxa"/>
           </w:tcPr>
           <w:p>
             <w:pPr>
+              <w:jc w:val="both"/>
               <w:rPr>
                 <w:lang w:val="es-CL"/>
               </w:rPr>
@@ -759,32 +667,17 @@
         </w:tc>
         <w:tc>
           <w:tcPr>
-            <w:tcW w:w="1728" w:type="dxa"/>
+            <w:tcW w:w="2459" w:type="dxa"/>
           </w:tcPr>
           <w:p>
+            <w:pPr>
+              <w:jc w:val="both"/>
+            </w:pPr>
             <w:r>
-              <w:rPr>
-                <w:rFonts w:ascii="Consolas" w:hAnsi="Consolas"/>
-                <w:sz w:val="20"/>
-              </w:rPr>
-              <w:t>dashboard_admin.py</w:t>
-            </w:r>
-            <w:r>
-              <w:t xml:space="preserve"> -&gt; </w:t>
-            </w:r>
-            <w:r>
-              <w:rPr>
-                <w:rFonts w:ascii="Consolas" w:hAnsi="Consolas"/>
-                <w:sz w:val="20"/>
-              </w:rPr>
-              <w:t>_</w:t>
+              <w:t>dashboard_admin.py -&gt; _</w:t>
             </w:r>
             <w:proofErr w:type="spellStart"/>
             <w:r>
-              <w:rPr>
-                <w:rFonts w:ascii="Consolas" w:hAnsi="Consolas"/>
-                <w:sz w:val="20"/>
-              </w:rPr>
               <w:t>generar_inasistencias</w:t>
             </w:r>
             <w:proofErr w:type="spellEnd"/>
@@ -792,18 +685,14 @@
         </w:tc>
         <w:tc>
           <w:tcPr>
-            <w:tcW w:w="1728" w:type="dxa"/>
+            <w:tcW w:w="2652" w:type="dxa"/>
           </w:tcPr>
           <w:p>
+            <w:pPr>
+              <w:jc w:val="both"/>
+            </w:pPr>
             <w:r>
-              <w:rPr>
-                <w:rFonts w:ascii="Consolas" w:hAnsi="Consolas"/>
-                <w:sz w:val="20"/>
-              </w:rPr>
-              <w:t>tests/test_gestion_registros.py</w:t>
-            </w:r>
-            <w:r>
-              <w:t xml:space="preserve"> (10)</w:t>
+              <w:t>tests/test_gestion_registros.py (11)</w:t>
             </w:r>
           </w:p>
         </w:tc>
@@ -811,20 +700,25 @@
       <w:tr>
         <w:tc>
           <w:tcPr>
-            <w:tcW w:w="1728" w:type="dxa"/>
+            <w:tcW w:w="545" w:type="dxa"/>
           </w:tcPr>
           <w:p>
+            <w:pPr>
+              <w:jc w:val="both"/>
+            </w:pPr>
             <w:r>
-              <w:lastRenderedPageBreak/>
               <w:t>GU-01</w:t>
             </w:r>
           </w:p>
         </w:tc>
         <w:tc>
           <w:tcPr>
-            <w:tcW w:w="1728" w:type="dxa"/>
+            <w:tcW w:w="1656" w:type="dxa"/>
           </w:tcPr>
           <w:p>
+            <w:pPr>
+              <w:jc w:val="both"/>
+            </w:pPr>
             <w:r>
               <w:t>Crear usuarios</w:t>
             </w:r>
@@ -832,45 +726,48 @@
         </w:tc>
         <w:tc>
           <w:tcPr>
-            <w:tcW w:w="1728" w:type="dxa"/>
+            <w:tcW w:w="1544" w:type="dxa"/>
           </w:tcPr>
           <w:p>
+            <w:pPr>
+              <w:jc w:val="both"/>
+            </w:pPr>
             <w:r>
-              <w:t>Solo administrador</w:t>
+              <w:t xml:space="preserve">Solo </w:t>
+            </w:r>
+            <w:proofErr w:type="spellStart"/>
+            <w:r>
+              <w:t>administrador</w:t>
+            </w:r>
+            <w:proofErr w:type="spellEnd"/>
+            <w:r>
+              <w:t xml:space="preserve"> </w:t>
             </w:r>
           </w:p>
         </w:tc>
         <w:tc>
           <w:tcPr>
-            <w:tcW w:w="1728" w:type="dxa"/>
+            <w:tcW w:w="2459" w:type="dxa"/>
           </w:tcPr>
           <w:p>
+            <w:pPr>
+              <w:jc w:val="both"/>
+            </w:pPr>
             <w:r>
-              <w:rPr>
-                <w:rFonts w:ascii="Consolas" w:hAnsi="Consolas"/>
-                <w:sz w:val="20"/>
-              </w:rPr>
-              <w:t>gestion_usuarios.py</w:t>
-            </w:r>
-            <w:r>
-              <w:t xml:space="preserve"> (CRUD)</w:t>
+              <w:t>gestion_usuarios.py (CRUD)</w:t>
             </w:r>
           </w:p>
         </w:tc>
         <w:tc>
           <w:tcPr>
-            <w:tcW w:w="1728" w:type="dxa"/>
+            <w:tcW w:w="2652" w:type="dxa"/>
           </w:tcPr>
           <w:p>
+            <w:pPr>
+              <w:jc w:val="both"/>
+            </w:pPr>
             <w:r>
-              <w:rPr>
-                <w:rFonts w:ascii="Consolas" w:hAnsi="Consolas"/>
-                <w:sz w:val="20"/>
-              </w:rPr>
-              <w:t>tests/test_usuario.py</w:t>
-            </w:r>
-            <w:r>
-              <w:t xml:space="preserve"> (7)</w:t>
+              <w:t>tests/test_usuario.py (7)</w:t>
             </w:r>
           </w:p>
         </w:tc>
@@ -878,9 +775,12 @@
       <w:tr>
         <w:tc>
           <w:tcPr>
-            <w:tcW w:w="1728" w:type="dxa"/>
+            <w:tcW w:w="545" w:type="dxa"/>
           </w:tcPr>
           <w:p>
+            <w:pPr>
+              <w:jc w:val="both"/>
+            </w:pPr>
             <w:r>
               <w:t>GU-02</w:t>
             </w:r>
@@ -888,9 +788,12 @@
         </w:tc>
         <w:tc>
           <w:tcPr>
-            <w:tcW w:w="1728" w:type="dxa"/>
+            <w:tcW w:w="1656" w:type="dxa"/>
           </w:tcPr>
           <w:p>
+            <w:pPr>
+              <w:jc w:val="both"/>
+            </w:pPr>
             <w:r>
               <w:t>Modificar usuarios</w:t>
             </w:r>
@@ -898,45 +801,45 @@
         </w:tc>
         <w:tc>
           <w:tcPr>
-            <w:tcW w:w="1728" w:type="dxa"/>
+            <w:tcW w:w="1544" w:type="dxa"/>
           </w:tcPr>
           <w:p>
+            <w:pPr>
+              <w:jc w:val="both"/>
+            </w:pPr>
             <w:r>
-              <w:t>Solo administrador</w:t>
+              <w:t>Solo administrado</w:t>
+            </w:r>
+            <w:r>
+              <w:lastRenderedPageBreak/>
+              <w:t>r</w:t>
             </w:r>
           </w:p>
         </w:tc>
         <w:tc>
           <w:tcPr>
-            <w:tcW w:w="1728" w:type="dxa"/>
+            <w:tcW w:w="2459" w:type="dxa"/>
           </w:tcPr>
           <w:p>
+            <w:pPr>
+              <w:jc w:val="both"/>
+            </w:pPr>
             <w:r>
-              <w:rPr>
-                <w:rFonts w:ascii="Consolas" w:hAnsi="Consolas"/>
-                <w:sz w:val="20"/>
-              </w:rPr>
-              <w:t>gestion_usuarios.py</w:t>
-            </w:r>
-            <w:r>
-              <w:t xml:space="preserve"> (CRUD)</w:t>
+              <w:lastRenderedPageBreak/>
+              <w:t>gestion_usuarios.py (CRUD)</w:t>
             </w:r>
           </w:p>
         </w:tc>
         <w:tc>
           <w:tcPr>
-            <w:tcW w:w="1728" w:type="dxa"/>
+            <w:tcW w:w="2652" w:type="dxa"/>
           </w:tcPr>
           <w:p>
+            <w:pPr>
+              <w:jc w:val="both"/>
+            </w:pPr>
             <w:r>
-              <w:rPr>
-                <w:rFonts w:ascii="Consolas" w:hAnsi="Consolas"/>
-                <w:sz w:val="20"/>
-              </w:rPr>
-              <w:t>tests/test_usuario.py</w:t>
-            </w:r>
-            <w:r>
-              <w:t xml:space="preserve"> (7)</w:t>
+              <w:t>tests/test_usuario.py (7)</w:t>
             </w:r>
           </w:p>
         </w:tc>
@@ -944,9 +847,12 @@
       <w:tr>
         <w:tc>
           <w:tcPr>
-            <w:tcW w:w="1728" w:type="dxa"/>
+            <w:tcW w:w="545" w:type="dxa"/>
           </w:tcPr>
           <w:p>
+            <w:pPr>
+              <w:jc w:val="both"/>
+            </w:pPr>
             <w:r>
               <w:t>GU-03</w:t>
             </w:r>
@@ -954,9 +860,12 @@
         </w:tc>
         <w:tc>
           <w:tcPr>
-            <w:tcW w:w="1728" w:type="dxa"/>
+            <w:tcW w:w="1656" w:type="dxa"/>
           </w:tcPr>
           <w:p>
+            <w:pPr>
+              <w:jc w:val="both"/>
+            </w:pPr>
             <w:r>
               <w:t>Eliminar usuarios</w:t>
             </w:r>
@@ -964,10 +873,11 @@
         </w:tc>
         <w:tc>
           <w:tcPr>
-            <w:tcW w:w="1728" w:type="dxa"/>
+            <w:tcW w:w="1544" w:type="dxa"/>
           </w:tcPr>
           <w:p>
             <w:pPr>
+              <w:jc w:val="both"/>
               <w:rPr>
                 <w:lang w:val="es-CL"/>
               </w:rPr>
@@ -982,168 +892,147 @@
         </w:tc>
         <w:tc>
           <w:tcPr>
-            <w:tcW w:w="1728" w:type="dxa"/>
+            <w:tcW w:w="2459" w:type="dxa"/>
           </w:tcPr>
           <w:p>
+            <w:pPr>
+              <w:jc w:val="both"/>
+            </w:pPr>
             <w:r>
-              <w:rPr>
-                <w:rFonts w:ascii="Consolas" w:hAnsi="Consolas"/>
-                <w:sz w:val="20"/>
-              </w:rPr>
-              <w:t>gestion_usuarios.py</w:t>
-            </w:r>
-            <w:r>
-              <w:t xml:space="preserve"> (CRUD)</w:t>
+              <w:t>gestion_usuarios.py (CRUD)</w:t>
             </w:r>
           </w:p>
         </w:tc>
         <w:tc>
           <w:tcPr>
-            <w:tcW w:w="1728" w:type="dxa"/>
+            <w:tcW w:w="2652" w:type="dxa"/>
           </w:tcPr>
           <w:p>
+            <w:pPr>
+              <w:jc w:val="both"/>
+            </w:pPr>
             <w:r>
-              <w:rPr>
-                <w:rFonts w:ascii="Consolas" w:hAnsi="Consolas"/>
-                <w:sz w:val="20"/>
-              </w:rPr>
-              <w:t>tests/test_usuario.py</w:t>
-            </w:r>
-            <w:r>
-              <w:t xml:space="preserve"> (7)</w:t>
+              <w:t>tests/test_usuario.py (7)</w:t>
             </w:r>
           </w:p>
         </w:tc>
       </w:tr>
     </w:tbl>
-    <w:p/>
     <w:p>
       <w:pPr>
-        <w:rPr>
-          <w:lang w:val="es-CL"/>
-        </w:rPr>
-      </w:pPr>
-      <w:r>
-        <w:rPr>
-          <w:lang w:val="es-CL"/>
-        </w:rPr>
-        <w:t xml:space="preserve">Configuración base: límite de entrada </w:t>
-      </w:r>
-      <w:r>
-        <w:rPr>
-          <w:b/>
-          <w:lang w:val="es-CL"/>
-        </w:rPr>
-        <w:t>09:30</w:t>
-      </w:r>
-      <w:r>
-        <w:rPr>
-          <w:lang w:val="es-CL"/>
-        </w:rPr>
-        <w:t xml:space="preserve">, límite de salida </w:t>
-      </w:r>
-      <w:r>
-        <w:rPr>
-          <w:b/>
-          <w:lang w:val="es-CL"/>
-        </w:rPr>
-        <w:t>17:30</w:t>
-      </w:r>
+        <w:jc w:val="both"/>
+      </w:pPr>
     </w:p>
     <w:p>
       <w:pPr>
-        <w:rPr>
-          <w:lang w:val="es-CL"/>
-        </w:rPr>
-      </w:pPr>
-      <w:r>
-        <w:rPr>
-          <w:lang w:val="es-CL"/>
-        </w:rPr>
-        <w:t>(</w:t>
-      </w:r>
-      <w:r>
-        <w:rPr>
-          <w:rFonts w:ascii="Consolas" w:hAnsi="Consolas"/>
-          <w:sz w:val="20"/>
-          <w:lang w:val="es-CL"/>
-        </w:rPr>
-        <w:t>semilla.py</w:t>
-      </w:r>
-      <w:r>
-        <w:rPr>
-          <w:lang w:val="es-CL"/>
-        </w:rPr>
-        <w:t xml:space="preserve"> y documento </w:t>
-      </w:r>
-      <w:proofErr w:type="spellStart"/>
-      <w:r>
-        <w:rPr>
-          <w:rFonts w:ascii="Consolas" w:hAnsi="Consolas"/>
-          <w:sz w:val="20"/>
-          <w:lang w:val="es-CL"/>
-        </w:rPr>
-        <w:t>config</w:t>
-      </w:r>
-      <w:proofErr w:type="spellEnd"/>
-      <w:r>
-        <w:rPr>
-          <w:rFonts w:ascii="Consolas" w:hAnsi="Consolas"/>
-          <w:sz w:val="20"/>
-          <w:lang w:val="es-CL"/>
-        </w:rPr>
-        <w:t>/empresa</w:t>
-      </w:r>
-      <w:r>
-        <w:rPr>
-          <w:lang w:val="es-CL"/>
-        </w:rPr>
-        <w:t xml:space="preserve"> en </w:t>
-      </w:r>
-      <w:proofErr w:type="spellStart"/>
-      <w:r>
-        <w:rPr>
-          <w:lang w:val="es-CL"/>
-        </w:rPr>
-        <w:t>Firestore</w:t>
-      </w:r>
-      <w:proofErr w:type="spellEnd"/>
-      <w:r>
-        <w:rPr>
-          <w:lang w:val="es-CL"/>
-        </w:rPr>
-        <w:t>).</w:t>
+        <w:jc w:val="both"/>
+        <w:rPr>
+          <w:lang w:val="es-CL"/>
+        </w:rPr>
+      </w:pPr>
+      <w:r>
+        <w:rPr>
+          <w:lang w:val="es-CL"/>
+        </w:rPr>
+        <w:t xml:space="preserve">Configuración base: límite de entrada </w:t>
+      </w:r>
+      <w:r>
+        <w:rPr>
+          <w:b/>
+          <w:lang w:val="es-CL"/>
+        </w:rPr>
+        <w:t>09:30</w:t>
+      </w:r>
+      <w:r>
+        <w:rPr>
+          <w:lang w:val="es-CL"/>
+        </w:rPr>
+        <w:t xml:space="preserve">, límite de salida </w:t>
+      </w:r>
+      <w:r>
+        <w:rPr>
+          <w:b/>
+          <w:lang w:val="es-CL"/>
+        </w:rPr>
+        <w:t>17:30</w:t>
       </w:r>
     </w:p>
     <w:p>
       <w:pPr>
-        <w:pStyle w:val="Ttulo3"/>
-        <w:rPr>
-          <w:lang w:val="es-CL"/>
-        </w:rPr>
-      </w:pPr>
-      <w:r>
-        <w:rPr>
-          <w:lang w:val="es-CL"/>
-        </w:rPr>
-        <w:t>1.3 Requerimientos implícitos cubiertos</w:t>
+        <w:jc w:val="both"/>
+        <w:rPr>
+          <w:lang w:val="es-CL"/>
+        </w:rPr>
+      </w:pPr>
+      <w:r>
+        <w:rPr>
+          <w:lang w:val="es-CL"/>
+        </w:rPr>
+        <w:t xml:space="preserve">(semilla.py y documento </w:t>
+      </w:r>
+      <w:proofErr w:type="spellStart"/>
+      <w:r>
+        <w:rPr>
+          <w:lang w:val="es-CL"/>
+        </w:rPr>
+        <w:t>config</w:t>
+      </w:r>
+      <w:proofErr w:type="spellEnd"/>
+      <w:r>
+        <w:rPr>
+          <w:lang w:val="es-CL"/>
+        </w:rPr>
+        <w:t xml:space="preserve">/empresa en </w:t>
+      </w:r>
+      <w:proofErr w:type="spellStart"/>
+      <w:r>
+        <w:rPr>
+          <w:lang w:val="es-CL"/>
+        </w:rPr>
+        <w:t>Firestore</w:t>
+      </w:r>
+      <w:proofErr w:type="spellEnd"/>
+      <w:r>
+        <w:rPr>
+          <w:lang w:val="es-CL"/>
+        </w:rPr>
+        <w:t>).</w:t>
       </w:r>
     </w:p>
     <w:p>
       <w:pPr>
-        <w:rPr>
-          <w:lang w:val="es-CL"/>
-        </w:rPr>
-      </w:pPr>
-      <w:r>
-        <w:rPr>
-          <w:lang w:val="es-CL"/>
-        </w:rPr>
-        <w:t>Además de los requerimientos explícitos, el sistema resuelve las necesidades</w:t>
+        <w:pStyle w:val="Ttulo3"/>
+        <w:jc w:val="both"/>
+        <w:rPr>
+          <w:rFonts w:asciiTheme="minorHAnsi" w:hAnsiTheme="minorHAnsi"/>
+          <w:lang w:val="es-CL"/>
+        </w:rPr>
+      </w:pPr>
+      <w:r>
+        <w:rPr>
+          <w:rFonts w:asciiTheme="minorHAnsi" w:hAnsiTheme="minorHAnsi"/>
+          <w:lang w:val="es-CL"/>
+        </w:rPr>
+        <w:t>1.3 Requerimientos implícitos cubiertos</w:t>
       </w:r>
     </w:p>
     <w:p>
       <w:pPr>
+        <w:jc w:val="both"/>
+        <w:rPr>
+          <w:lang w:val="es-CL"/>
+        </w:rPr>
+      </w:pPr>
+      <w:r>
+        <w:rPr>
+          <w:lang w:val="es-CL"/>
+        </w:rPr>
+        <w:t>Además de los requerimientos explícitos, el sistema resuelve las necesidades</w:t>
+      </w:r>
+    </w:p>
+    <w:p>
+      <w:pPr>
+        <w:jc w:val="both"/>
         <w:rPr>
           <w:lang w:val="es-CL"/>
         </w:rPr>
@@ -1162,9 +1051,9 @@
         <w:tblLook w:val="04A0" w:firstRow="1" w:lastRow="0" w:firstColumn="1" w:lastColumn="0" w:noHBand="0" w:noVBand="1"/>
       </w:tblPr>
       <w:tblGrid>
-        <w:gridCol w:w="2362"/>
-        <w:gridCol w:w="2630"/>
-        <w:gridCol w:w="3864"/>
+        <w:gridCol w:w="2634"/>
+        <w:gridCol w:w="2761"/>
+        <w:gridCol w:w="3461"/>
       </w:tblGrid>
       <w:tr>
         <w:tc>
@@ -1172,6 +1061,9 @@
             <w:tcW w:w="2880" w:type="dxa"/>
           </w:tcPr>
           <w:p>
+            <w:pPr>
+              <w:jc w:val="both"/>
+            </w:pPr>
             <w:r>
               <w:rPr>
                 <w:b/>
@@ -1185,6 +1077,9 @@
             <w:tcW w:w="2880" w:type="dxa"/>
           </w:tcPr>
           <w:p>
+            <w:pPr>
+              <w:jc w:val="both"/>
+            </w:pPr>
             <w:r>
               <w:rPr>
                 <w:b/>
@@ -1198,6 +1093,9 @@
             <w:tcW w:w="2880" w:type="dxa"/>
           </w:tcPr>
           <w:p>
+            <w:pPr>
+              <w:jc w:val="both"/>
+            </w:pPr>
             <w:r>
               <w:rPr>
                 <w:b/>
@@ -1213,6 +1111,9 @@
             <w:tcW w:w="2880" w:type="dxa"/>
           </w:tcPr>
           <w:p>
+            <w:pPr>
+              <w:jc w:val="both"/>
+            </w:pPr>
             <w:r>
               <w:t>IM-01</w:t>
             </w:r>
@@ -1224,6 +1125,7 @@
           </w:tcPr>
           <w:p>
             <w:pPr>
+              <w:jc w:val="both"/>
               <w:rPr>
                 <w:lang w:val="es-CL"/>
               </w:rPr>
@@ -1242,6 +1144,7 @@
           </w:tcPr>
           <w:p>
             <w:pPr>
+              <w:jc w:val="both"/>
               <w:rPr>
                 <w:lang w:val="es-CL"/>
               </w:rPr>
@@ -1255,8 +1158,6 @@
             <w:proofErr w:type="spellStart"/>
             <w:r>
               <w:rPr>
-                <w:rFonts w:ascii="Consolas" w:hAnsi="Consolas"/>
-                <w:sz w:val="20"/>
                 <w:lang w:val="es-CL"/>
               </w:rPr>
               <w:t>Usuario.buscar_por_identificador</w:t>
@@ -1271,8 +1172,6 @@
             <w:proofErr w:type="spellStart"/>
             <w:r>
               <w:rPr>
-                <w:rFonts w:ascii="Consolas" w:hAnsi="Consolas"/>
-                <w:sz w:val="20"/>
                 <w:lang w:val="es-CL"/>
               </w:rPr>
               <w:t>Usuario.clave_valida</w:t>
@@ -1293,6 +1192,9 @@
             <w:tcW w:w="2880" w:type="dxa"/>
           </w:tcPr>
           <w:p>
+            <w:pPr>
+              <w:jc w:val="both"/>
+            </w:pPr>
             <w:r>
               <w:t>IM-02</w:t>
             </w:r>
@@ -1304,6 +1206,7 @@
           </w:tcPr>
           <w:p>
             <w:pPr>
+              <w:jc w:val="both"/>
               <w:rPr>
                 <w:lang w:val="es-CL"/>
               </w:rPr>
@@ -1322,6 +1225,7 @@
           </w:tcPr>
           <w:p>
             <w:pPr>
+              <w:jc w:val="both"/>
               <w:rPr>
                 <w:lang w:val="es-CL"/>
               </w:rPr>
@@ -1355,6 +1259,9 @@
             <w:tcW w:w="2880" w:type="dxa"/>
           </w:tcPr>
           <w:p>
+            <w:pPr>
+              <w:jc w:val="both"/>
+            </w:pPr>
             <w:r>
               <w:t>IM-03</w:t>
             </w:r>
@@ -1366,6 +1273,7 @@
           </w:tcPr>
           <w:p>
             <w:pPr>
+              <w:jc w:val="both"/>
               <w:rPr>
                 <w:lang w:val="es-CL"/>
               </w:rPr>
@@ -1384,6 +1292,7 @@
           </w:tcPr>
           <w:p>
             <w:pPr>
+              <w:jc w:val="both"/>
               <w:rPr>
                 <w:lang w:val="es-CL"/>
               </w:rPr>
@@ -1391,8 +1300,6 @@
             <w:proofErr w:type="spellStart"/>
             <w:r>
               <w:rPr>
-                <w:rFonts w:ascii="Consolas" w:hAnsi="Consolas"/>
-                <w:sz w:val="20"/>
                 <w:lang w:val="es-CL"/>
               </w:rPr>
               <w:t>Alerta.ya_existe</w:t>
@@ -1413,6 +1320,9 @@
             <w:tcW w:w="2880" w:type="dxa"/>
           </w:tcPr>
           <w:p>
+            <w:pPr>
+              <w:jc w:val="both"/>
+            </w:pPr>
             <w:r>
               <w:t>IM-04</w:t>
             </w:r>
@@ -1424,6 +1334,7 @@
           </w:tcPr>
           <w:p>
             <w:pPr>
+              <w:jc w:val="both"/>
               <w:rPr>
                 <w:lang w:val="es-CL"/>
               </w:rPr>
@@ -1442,6 +1353,7 @@
           </w:tcPr>
           <w:p>
             <w:pPr>
+              <w:jc w:val="both"/>
               <w:rPr>
                 <w:lang w:val="es-CL"/>
               </w:rPr>
@@ -1461,6 +1373,9 @@
             <w:tcW w:w="2880" w:type="dxa"/>
           </w:tcPr>
           <w:p>
+            <w:pPr>
+              <w:jc w:val="both"/>
+            </w:pPr>
             <w:r>
               <w:t>IM-05</w:t>
             </w:r>
@@ -1472,6 +1387,7 @@
           </w:tcPr>
           <w:p>
             <w:pPr>
+              <w:jc w:val="both"/>
               <w:rPr>
                 <w:lang w:val="es-CL"/>
               </w:rPr>
@@ -1490,6 +1406,7 @@
           </w:tcPr>
           <w:p>
             <w:pPr>
+              <w:jc w:val="both"/>
               <w:rPr>
                 <w:lang w:val="es-CL"/>
               </w:rPr>
@@ -1523,6 +1440,9 @@
             <w:tcW w:w="2880" w:type="dxa"/>
           </w:tcPr>
           <w:p>
+            <w:pPr>
+              <w:jc w:val="both"/>
+            </w:pPr>
             <w:r>
               <w:t>IM-06</w:t>
             </w:r>
@@ -1533,6 +1453,9 @@
             <w:tcW w:w="2880" w:type="dxa"/>
           </w:tcPr>
           <w:p>
+            <w:pPr>
+              <w:jc w:val="both"/>
+            </w:pPr>
             <w:r>
               <w:t>Límites de jornada configurables</w:t>
             </w:r>
@@ -1544,6 +1467,7 @@
           </w:tcPr>
           <w:p>
             <w:pPr>
+              <w:jc w:val="both"/>
               <w:rPr>
                 <w:lang w:val="es-CL"/>
               </w:rPr>
@@ -1557,8 +1481,6 @@
             <w:proofErr w:type="spellStart"/>
             <w:r>
               <w:rPr>
-                <w:rFonts w:ascii="Consolas" w:hAnsi="Consolas"/>
-                <w:sz w:val="20"/>
                 <w:lang w:val="es-CL"/>
               </w:rPr>
               <w:t>config</w:t>
@@ -1566,17 +1488,9 @@
             <w:proofErr w:type="spellEnd"/>
             <w:r>
               <w:rPr>
-                <w:rFonts w:ascii="Consolas" w:hAnsi="Consolas"/>
-                <w:sz w:val="20"/>
                 <w:lang w:val="es-CL"/>
               </w:rPr>
-              <w:t>/empresa</w:t>
-            </w:r>
-            <w:r>
-              <w:rPr>
-                <w:lang w:val="es-CL"/>
-              </w:rPr>
-              <w:t xml:space="preserve"> (09:30 / 17:30)</w:t>
+              <w:t>/empresa (09:30 / 17:30)</w:t>
             </w:r>
           </w:p>
         </w:tc>
@@ -1587,6 +1501,9 @@
             <w:tcW w:w="2880" w:type="dxa"/>
           </w:tcPr>
           <w:p>
+            <w:pPr>
+              <w:jc w:val="both"/>
+            </w:pPr>
             <w:r>
               <w:t>IM-07</w:t>
             </w:r>
@@ -1598,6 +1515,7 @@
           </w:tcPr>
           <w:p>
             <w:pPr>
+              <w:jc w:val="both"/>
               <w:rPr>
                 <w:lang w:val="es-CL"/>
               </w:rPr>
@@ -1616,6 +1534,7 @@
           </w:tcPr>
           <w:p>
             <w:pPr>
+              <w:jc w:val="both"/>
               <w:rPr>
                 <w:lang w:val="es-CL"/>
               </w:rPr>
@@ -1629,8 +1548,6 @@
             <w:proofErr w:type="spellStart"/>
             <w:r>
               <w:rPr>
-                <w:rFonts w:ascii="Consolas" w:hAnsi="Consolas"/>
-                <w:sz w:val="20"/>
                 <w:lang w:val="es-CL"/>
               </w:rPr>
               <w:t>login_log</w:t>
@@ -1651,6 +1568,9 @@
             <w:tcW w:w="2880" w:type="dxa"/>
           </w:tcPr>
           <w:p>
+            <w:pPr>
+              <w:jc w:val="both"/>
+            </w:pPr>
             <w:r>
               <w:t>IM-08</w:t>
             </w:r>
@@ -1661,6 +1581,9 @@
             <w:tcW w:w="2880" w:type="dxa"/>
           </w:tcPr>
           <w:p>
+            <w:pPr>
+              <w:jc w:val="both"/>
+            </w:pPr>
             <w:r>
               <w:t>Documentación del código (javadoc)</w:t>
             </w:r>
@@ -1672,6 +1595,7 @@
           </w:tcPr>
           <w:p>
             <w:pPr>
+              <w:jc w:val="both"/>
               <w:rPr>
                 <w:lang w:val="es-CL"/>
               </w:rPr>
@@ -1694,29 +1618,7 @@
               <w:rPr>
                 <w:lang w:val="es-CL"/>
               </w:rPr>
-              <w:t xml:space="preserve"> estilo </w:t>
-            </w:r>
-            <w:r>
-              <w:rPr>
-                <w:rFonts w:ascii="Consolas" w:hAnsi="Consolas"/>
-                <w:sz w:val="20"/>
-                <w:lang w:val="es-CL"/>
-              </w:rPr>
-              <w:t>@param</w:t>
-            </w:r>
-            <w:r>
-              <w:rPr>
-                <w:lang w:val="es-CL"/>
-              </w:rPr>
-              <w:t>/</w:t>
-            </w:r>
-            <w:r>
-              <w:rPr>
-                <w:rFonts w:ascii="Consolas" w:hAnsi="Consolas"/>
-                <w:sz w:val="20"/>
-                <w:lang w:val="es-CL"/>
-              </w:rPr>
-              <w:t>@return</w:t>
+              <w:t xml:space="preserve"> estilo @param/@return</w:t>
             </w:r>
           </w:p>
         </w:tc>
@@ -1724,6 +1626,7 @@
     </w:tbl>
     <w:p>
       <w:pPr>
+        <w:jc w:val="both"/>
         <w:rPr>
           <w:lang w:val="es-CL"/>
         </w:rPr>
@@ -1731,83 +1634,110 @@
     </w:p>
     <w:p>
       <w:pPr>
-        <w:pStyle w:val="Ttulo3"/>
-        <w:rPr>
-          <w:lang w:val="es-CL"/>
-        </w:rPr>
-      </w:pPr>
-      <w:r>
-        <w:rPr>
-          <w:lang w:val="es-CL"/>
-        </w:rPr>
-        <w:t>1.4 Modelo de datos (base de datos normalizada)</w:t>
-      </w:r>
+        <w:jc w:val="both"/>
+        <w:rPr>
+          <w:lang w:val="es-CL"/>
+        </w:rPr>
+      </w:pPr>
     </w:p>
     <w:p>
       <w:pPr>
-        <w:rPr>
-          <w:lang w:val="es-CL"/>
-        </w:rPr>
-      </w:pPr>
-      <w:r>
-        <w:rPr>
-          <w:lang w:val="es-CL"/>
-        </w:rPr>
-        <w:t xml:space="preserve">El sistema usa </w:t>
-      </w:r>
-      <w:proofErr w:type="spellStart"/>
-      <w:r>
-        <w:rPr>
-          <w:lang w:val="es-CL"/>
-        </w:rPr>
-        <w:t>Firestore</w:t>
-      </w:r>
-      <w:proofErr w:type="spellEnd"/>
-      <w:r>
-        <w:rPr>
-          <w:lang w:val="es-CL"/>
-        </w:rPr>
-        <w:t xml:space="preserve"> con una colección por entidad; cada documento tiene un</w:t>
-      </w:r>
+        <w:jc w:val="both"/>
+        <w:rPr>
+          <w:lang w:val="es-CL"/>
+        </w:rPr>
+      </w:pPr>
     </w:p>
     <w:p>
       <w:pPr>
-        <w:rPr>
-          <w:lang w:val="es-CL"/>
-        </w:rPr>
-      </w:pPr>
-      <w:r>
-        <w:rPr>
-          <w:lang w:val="es-CL"/>
-        </w:rPr>
-        <w:t xml:space="preserve">identificador propio y atributos </w:t>
-      </w:r>
-      <w:r>
-        <w:rPr>
-          <w:b/>
-          <w:lang w:val="es-CL"/>
-        </w:rPr>
-        <w:t>atómicos</w:t>
-      </w:r>
-      <w:r>
-        <w:rPr>
-          <w:lang w:val="es-CL"/>
-        </w:rPr>
-        <w:t xml:space="preserve"> (1FN), sin dependencias parciales</w:t>
+        <w:pStyle w:val="Ttulo3"/>
+        <w:jc w:val="both"/>
+        <w:rPr>
+          <w:rFonts w:asciiTheme="minorHAnsi" w:hAnsiTheme="minorHAnsi"/>
+          <w:lang w:val="es-CL"/>
+        </w:rPr>
+      </w:pPr>
+      <w:r>
+        <w:rPr>
+          <w:rFonts w:asciiTheme="minorHAnsi" w:hAnsiTheme="minorHAnsi"/>
+          <w:lang w:val="es-CL"/>
+        </w:rPr>
+        <w:lastRenderedPageBreak/>
+        <w:t>1.4 Modelo de datos (base de datos normalizada)</w:t>
       </w:r>
     </w:p>
     <w:p>
       <w:pPr>
-        <w:rPr>
-          <w:lang w:val="es-CL"/>
-        </w:rPr>
-      </w:pPr>
+        <w:jc w:val="both"/>
+        <w:rPr>
+          <w:lang w:val="es-CL"/>
+        </w:rPr>
+      </w:pPr>
+      <w:r>
+        <w:rPr>
+          <w:lang w:val="es-CL"/>
+        </w:rPr>
+        <w:t xml:space="preserve">El sistema usa </w:t>
+      </w:r>
+      <w:proofErr w:type="spellStart"/>
+      <w:r>
+        <w:rPr>
+          <w:lang w:val="es-CL"/>
+        </w:rPr>
+        <w:t>Firestore</w:t>
+      </w:r>
+      <w:proofErr w:type="spellEnd"/>
+      <w:r>
+        <w:rPr>
+          <w:lang w:val="es-CL"/>
+        </w:rPr>
+        <w:t xml:space="preserve"> con una colección por entidad; cada documento tiene un</w:t>
+      </w:r>
+      <w:r>
+        <w:rPr>
+          <w:lang w:val="es-CL"/>
+        </w:rPr>
+        <w:t xml:space="preserve"> </w:t>
+      </w:r>
+      <w:r>
+        <w:rPr>
+          <w:lang w:val="es-CL"/>
+        </w:rPr>
+        <w:t xml:space="preserve">identificador propio y atributos </w:t>
+      </w:r>
+      <w:r>
+        <w:rPr>
+          <w:b/>
+          <w:lang w:val="es-CL"/>
+        </w:rPr>
+        <w:t>atómicos</w:t>
+      </w:r>
+      <w:r>
+        <w:rPr>
+          <w:lang w:val="es-CL"/>
+        </w:rPr>
+        <w:t xml:space="preserve"> (1FN), sin dependencias parciales</w:t>
+      </w:r>
+      <w:r>
+        <w:rPr>
+          <w:lang w:val="es-CL"/>
+        </w:rPr>
+        <w:t xml:space="preserve"> </w:t>
+      </w:r>
       <w:r>
         <w:rPr>
           <w:lang w:val="es-CL"/>
         </w:rPr>
         <w:t>ni transitivas respecto del identificador (2FN/3FN).</w:t>
       </w:r>
+    </w:p>
+    <w:p>
+      <w:pPr>
+        <w:jc w:val="both"/>
+        <w:rPr>
+          <w:lang w:val="es-CL"/>
+        </w:rPr>
+      </w:pPr>
     </w:p>
     <w:tbl>
       <w:tblPr>
@@ -1816,10 +1746,10 @@
         <w:tblLook w:val="04A0" w:firstRow="1" w:lastRow="0" w:firstColumn="1" w:lastColumn="0" w:noHBand="0" w:noVBand="1"/>
       </w:tblPr>
       <w:tblGrid>
-        <w:gridCol w:w="1669"/>
-        <w:gridCol w:w="3625"/>
-        <w:gridCol w:w="1972"/>
-        <w:gridCol w:w="1590"/>
+        <w:gridCol w:w="1778"/>
+        <w:gridCol w:w="3328"/>
+        <w:gridCol w:w="2019"/>
+        <w:gridCol w:w="1731"/>
       </w:tblGrid>
       <w:tr>
         <w:tc>
@@ -1827,6 +1757,9 @@
             <w:tcW w:w="2160" w:type="dxa"/>
           </w:tcPr>
           <w:p>
+            <w:pPr>
+              <w:jc w:val="both"/>
+            </w:pPr>
             <w:r>
               <w:rPr>
                 <w:b/>
@@ -1840,6 +1773,9 @@
             <w:tcW w:w="2160" w:type="dxa"/>
           </w:tcPr>
           <w:p>
+            <w:pPr>
+              <w:jc w:val="both"/>
+            </w:pPr>
             <w:r>
               <w:rPr>
                 <w:b/>
@@ -1853,6 +1789,9 @@
             <w:tcW w:w="2160" w:type="dxa"/>
           </w:tcPr>
           <w:p>
+            <w:pPr>
+              <w:jc w:val="both"/>
+            </w:pPr>
             <w:r>
               <w:rPr>
                 <w:b/>
@@ -1866,6 +1805,9 @@
             <w:tcW w:w="2160" w:type="dxa"/>
           </w:tcPr>
           <w:p>
+            <w:pPr>
+              <w:jc w:val="both"/>
+            </w:pPr>
             <w:r>
               <w:rPr>
                 <w:b/>
@@ -1881,11 +1823,10 @@
             <w:tcW w:w="2160" w:type="dxa"/>
           </w:tcPr>
           <w:p>
+            <w:pPr>
+              <w:jc w:val="both"/>
+            </w:pPr>
             <w:r>
-              <w:rPr>
-                <w:rFonts w:ascii="Consolas" w:hAnsi="Consolas"/>
-                <w:sz w:val="20"/>
-              </w:rPr>
               <w:t>usuarios</w:t>
             </w:r>
           </w:p>
@@ -1895,11 +1836,10 @@
             <w:tcW w:w="2160" w:type="dxa"/>
           </w:tcPr>
           <w:p>
+            <w:pPr>
+              <w:jc w:val="both"/>
+            </w:pPr>
             <w:r>
-              <w:rPr>
-                <w:rFonts w:ascii="Consolas" w:hAnsi="Consolas"/>
-                <w:sz w:val="20"/>
-              </w:rPr>
               <w:t>usuario</w:t>
             </w:r>
           </w:p>
@@ -1909,6 +1849,9 @@
             <w:tcW w:w="2160" w:type="dxa"/>
           </w:tcPr>
           <w:p>
+            <w:pPr>
+              <w:jc w:val="both"/>
+            </w:pPr>
             <w:r>
               <w:t>correo, clave, rol, nombre</w:t>
             </w:r>
@@ -1919,6 +1862,9 @@
             <w:tcW w:w="2160" w:type="dxa"/>
           </w:tcPr>
           <w:p>
+            <w:pPr>
+              <w:jc w:val="both"/>
+            </w:pPr>
             <w:r>
               <w:t>—</w:t>
             </w:r>
@@ -1931,11 +1877,10 @@
             <w:tcW w:w="2160" w:type="dxa"/>
           </w:tcPr>
           <w:p>
+            <w:pPr>
+              <w:jc w:val="both"/>
+            </w:pPr>
             <w:r>
-              <w:rPr>
-                <w:rFonts w:ascii="Consolas" w:hAnsi="Consolas"/>
-                <w:sz w:val="20"/>
-              </w:rPr>
               <w:t>marcaciones</w:t>
             </w:r>
           </w:p>
@@ -1945,11 +1890,10 @@
             <w:tcW w:w="2160" w:type="dxa"/>
           </w:tcPr>
           <w:p>
+            <w:pPr>
+              <w:jc w:val="both"/>
+            </w:pPr>
             <w:r>
-              <w:rPr>
-                <w:rFonts w:ascii="Consolas" w:hAnsi="Consolas"/>
-                <w:sz w:val="20"/>
-              </w:rPr>
               <w:t>&lt;usuario&gt;_&lt;fecha&gt;_&lt;tipo&gt;</w:t>
             </w:r>
           </w:p>
@@ -1960,6 +1904,7 @@
           </w:tcPr>
           <w:p>
             <w:pPr>
+              <w:jc w:val="both"/>
               <w:rPr>
                 <w:lang w:val="es-CL"/>
               </w:rPr>
@@ -1999,15 +1944,14 @@
             <w:tcW w:w="2160" w:type="dxa"/>
           </w:tcPr>
           <w:p>
+            <w:pPr>
+              <w:jc w:val="both"/>
+            </w:pPr>
             <w:r>
               <w:t xml:space="preserve">→ </w:t>
             </w:r>
             <w:proofErr w:type="spellStart"/>
             <w:r>
-              <w:rPr>
-                <w:rFonts w:ascii="Consolas" w:hAnsi="Consolas"/>
-                <w:sz w:val="20"/>
-              </w:rPr>
               <w:t>usuarios</w:t>
             </w:r>
             <w:proofErr w:type="spellEnd"/>
@@ -2020,11 +1964,10 @@
             <w:tcW w:w="2160" w:type="dxa"/>
           </w:tcPr>
           <w:p>
+            <w:pPr>
+              <w:jc w:val="both"/>
+            </w:pPr>
             <w:r>
-              <w:rPr>
-                <w:rFonts w:ascii="Consolas" w:hAnsi="Consolas"/>
-                <w:sz w:val="20"/>
-              </w:rPr>
               <w:t>alertas</w:t>
             </w:r>
           </w:p>
@@ -2034,11 +1977,10 @@
             <w:tcW w:w="2160" w:type="dxa"/>
           </w:tcPr>
           <w:p>
+            <w:pPr>
+              <w:jc w:val="both"/>
+            </w:pPr>
             <w:r>
-              <w:rPr>
-                <w:rFonts w:ascii="Consolas" w:hAnsi="Consolas"/>
-                <w:sz w:val="20"/>
-              </w:rPr>
               <w:t>alerta_&lt;tipo&gt;_&lt;usuario&gt;_&lt;fecha&gt;</w:t>
             </w:r>
           </w:p>
@@ -2049,6 +1991,7 @@
           </w:tcPr>
           <w:p>
             <w:pPr>
+              <w:jc w:val="both"/>
               <w:rPr>
                 <w:lang w:val="es-CL"/>
               </w:rPr>
@@ -2074,15 +2017,14 @@
             <w:tcW w:w="2160" w:type="dxa"/>
           </w:tcPr>
           <w:p>
+            <w:pPr>
+              <w:jc w:val="both"/>
+            </w:pPr>
             <w:r>
               <w:t xml:space="preserve">→ </w:t>
             </w:r>
             <w:proofErr w:type="spellStart"/>
             <w:r>
-              <w:rPr>
-                <w:rFonts w:ascii="Consolas" w:hAnsi="Consolas"/>
-                <w:sz w:val="20"/>
-              </w:rPr>
               <w:t>usuarios</w:t>
             </w:r>
             <w:proofErr w:type="spellEnd"/>
@@ -2095,11 +2037,10 @@
             <w:tcW w:w="2160" w:type="dxa"/>
           </w:tcPr>
           <w:p>
+            <w:pPr>
+              <w:jc w:val="both"/>
+            </w:pPr>
             <w:r>
-              <w:rPr>
-                <w:rFonts w:ascii="Consolas" w:hAnsi="Consolas"/>
-                <w:sz w:val="20"/>
-              </w:rPr>
               <w:t>login_log</w:t>
             </w:r>
           </w:p>
@@ -2109,11 +2050,10 @@
             <w:tcW w:w="2160" w:type="dxa"/>
           </w:tcPr>
           <w:p>
+            <w:pPr>
+              <w:jc w:val="both"/>
+            </w:pPr>
             <w:r>
-              <w:rPr>
-                <w:rFonts w:ascii="Consolas" w:hAnsi="Consolas"/>
-                <w:sz w:val="20"/>
-              </w:rPr>
               <w:t>&lt;usuario&gt;_&lt;fecha&gt;_&lt;n&gt;</w:t>
             </w:r>
           </w:p>
@@ -2124,6 +2064,7 @@
           </w:tcPr>
           <w:p>
             <w:pPr>
+              <w:jc w:val="both"/>
               <w:rPr>
                 <w:lang w:val="es-CL"/>
               </w:rPr>
@@ -2141,15 +2082,14 @@
             <w:tcW w:w="2160" w:type="dxa"/>
           </w:tcPr>
           <w:p>
+            <w:pPr>
+              <w:jc w:val="both"/>
+            </w:pPr>
             <w:r>
               <w:t xml:space="preserve">→ </w:t>
             </w:r>
             <w:proofErr w:type="spellStart"/>
             <w:r>
-              <w:rPr>
-                <w:rFonts w:ascii="Consolas" w:hAnsi="Consolas"/>
-                <w:sz w:val="20"/>
-              </w:rPr>
               <w:t>usuarios</w:t>
             </w:r>
             <w:proofErr w:type="spellEnd"/>
@@ -2162,11 +2102,10 @@
             <w:tcW w:w="2160" w:type="dxa"/>
           </w:tcPr>
           <w:p>
+            <w:pPr>
+              <w:jc w:val="both"/>
+            </w:pPr>
             <w:r>
-              <w:rPr>
-                <w:rFonts w:ascii="Consolas" w:hAnsi="Consolas"/>
-                <w:sz w:val="20"/>
-              </w:rPr>
               <w:t>config</w:t>
             </w:r>
           </w:p>
@@ -2176,11 +2115,10 @@
             <w:tcW w:w="2160" w:type="dxa"/>
           </w:tcPr>
           <w:p>
+            <w:pPr>
+              <w:jc w:val="both"/>
+            </w:pPr>
             <w:r>
-              <w:rPr>
-                <w:rFonts w:ascii="Consolas" w:hAnsi="Consolas"/>
-                <w:sz w:val="20"/>
-              </w:rPr>
               <w:t>empresa</w:t>
             </w:r>
           </w:p>
@@ -2191,6 +2129,7 @@
           </w:tcPr>
           <w:p>
             <w:pPr>
+              <w:jc w:val="both"/>
               <w:rPr>
                 <w:lang w:val="es-CL"/>
               </w:rPr>
@@ -2230,6 +2169,9 @@
             <w:tcW w:w="2160" w:type="dxa"/>
           </w:tcPr>
           <w:p>
+            <w:pPr>
+              <w:jc w:val="both"/>
+            </w:pPr>
             <w:r>
               <w:t>—</w:t>
             </w:r>
@@ -2237,235 +2179,243 @@
         </w:tc>
       </w:tr>
     </w:tbl>
-    <w:p/>
     <w:p>
       <w:pPr>
-        <w:rPr>
-          <w:lang w:val="es-CL"/>
-        </w:rPr>
-      </w:pPr>
-      <w:r>
-        <w:rPr>
-          <w:b/>
-          <w:lang w:val="es-CL"/>
-        </w:rPr>
-        <w:t>Criterios de normalización:</w:t>
-      </w:r>
-      <w:r>
-        <w:rPr>
-          <w:lang w:val="es-CL"/>
-        </w:rPr>
-        <w:t xml:space="preserve"> 1FN (atributos atómicos, sin grupos</w:t>
-      </w:r>
+        <w:jc w:val="both"/>
+      </w:pPr>
     </w:p>
     <w:p>
       <w:pPr>
-        <w:rPr>
-          <w:lang w:val="es-CL"/>
-        </w:rPr>
-      </w:pPr>
+        <w:jc w:val="both"/>
+        <w:rPr>
+          <w:lang w:val="es-CL"/>
+        </w:rPr>
+      </w:pPr>
+      <w:r>
+        <w:rPr>
+          <w:b/>
+          <w:lang w:val="es-CL"/>
+        </w:rPr>
+        <w:t>Criterios de normalización:</w:t>
+      </w:r>
+      <w:r>
+        <w:rPr>
+          <w:lang w:val="es-CL"/>
+        </w:rPr>
+        <w:t xml:space="preserve"> 1FN (atributos atómicos, sin grupos</w:t>
+      </w:r>
+      <w:r>
+        <w:rPr>
+          <w:lang w:val="es-CL"/>
+        </w:rPr>
+        <w:t xml:space="preserve"> </w:t>
+      </w:r>
       <w:r>
         <w:rPr>
           <w:lang w:val="es-CL"/>
         </w:rPr>
         <w:t>repetidos); 2FN (cada atributo depende del identificador completo del</w:t>
+      </w:r>
+      <w:r>
+        <w:rPr>
+          <w:lang w:val="es-CL"/>
+        </w:rPr>
+        <w:t xml:space="preserve"> </w:t>
+      </w:r>
+      <w:r>
+        <w:rPr>
+          <w:lang w:val="es-CL"/>
+        </w:rPr>
+        <w:t>documento); 3FN (sin dependencias transitivas).</w:t>
       </w:r>
     </w:p>
     <w:p>
       <w:pPr>
-        <w:rPr>
-          <w:lang w:val="es-CL"/>
-        </w:rPr>
-      </w:pPr>
-      <w:r>
-        <w:rPr>
-          <w:lang w:val="es-CL"/>
-        </w:rPr>
-        <w:t>documento); 3FN (sin dependencias transitivas).</w:t>
+        <w:jc w:val="both"/>
+        <w:rPr>
+          <w:lang w:val="es-CL"/>
+        </w:rPr>
+      </w:pPr>
+      <w:r>
+        <w:rPr>
+          <w:i/>
+          <w:lang w:val="es-CL"/>
+        </w:rPr>
+        <w:t>Nota: `correo` se replica en `marcaciones` y `</w:t>
+      </w:r>
+      <w:proofErr w:type="spellStart"/>
+      <w:r>
+        <w:rPr>
+          <w:i/>
+          <w:lang w:val="es-CL"/>
+        </w:rPr>
+        <w:t>login_log</w:t>
+      </w:r>
+      <w:proofErr w:type="spellEnd"/>
+      <w:r>
+        <w:rPr>
+          <w:i/>
+          <w:lang w:val="es-CL"/>
+        </w:rPr>
+        <w:t>` como</w:t>
+      </w:r>
+      <w:r>
+        <w:rPr>
+          <w:lang w:val="es-CL"/>
+        </w:rPr>
+        <w:t xml:space="preserve"> </w:t>
+      </w:r>
+      <w:r>
+        <w:rPr>
+          <w:i/>
+          <w:lang w:val="es-CL"/>
+        </w:rPr>
+        <w:t>desnormalización NoSQL para que los reportes no requieran una segunda</w:t>
+      </w:r>
+      <w:r>
+        <w:rPr>
+          <w:lang w:val="es-CL"/>
+        </w:rPr>
+        <w:t xml:space="preserve"> </w:t>
+      </w:r>
+      <w:r>
+        <w:rPr>
+          <w:i/>
+          <w:lang w:val="es-CL"/>
+        </w:rPr>
+        <w:t>consulta; es un dato derivado de `usuarios` y siempre refiere al mismo</w:t>
+      </w:r>
+      <w:r>
+        <w:rPr>
+          <w:lang w:val="es-CL"/>
+        </w:rPr>
+        <w:t xml:space="preserve"> </w:t>
+      </w:r>
+      <w:r>
+        <w:rPr>
+          <w:i/>
+          <w:lang w:val="es-CL"/>
+        </w:rPr>
+        <w:t>valor.</w:t>
       </w:r>
     </w:p>
     <w:p>
       <w:pPr>
-        <w:rPr>
-          <w:lang w:val="es-CL"/>
-        </w:rPr>
-      </w:pPr>
-      <w:r>
-        <w:rPr>
-          <w:i/>
-          <w:lang w:val="es-CL"/>
-        </w:rPr>
-        <w:t>Nota: `correo` se replica en `marcaciones` y `</w:t>
-      </w:r>
-      <w:proofErr w:type="spellStart"/>
-      <w:r>
-        <w:rPr>
-          <w:i/>
-          <w:lang w:val="es-CL"/>
-        </w:rPr>
-        <w:t>login_log</w:t>
-      </w:r>
-      <w:proofErr w:type="spellEnd"/>
-      <w:r>
-        <w:rPr>
-          <w:i/>
-          <w:lang w:val="es-CL"/>
-        </w:rPr>
-        <w:t>` como</w:t>
+        <w:pStyle w:val="Ttulo3"/>
+        <w:jc w:val="both"/>
+        <w:rPr>
+          <w:rFonts w:asciiTheme="minorHAnsi" w:hAnsiTheme="minorHAnsi"/>
+          <w:lang w:val="es-CL"/>
+        </w:rPr>
+      </w:pPr>
+      <w:r>
+        <w:rPr>
+          <w:rFonts w:asciiTheme="minorHAnsi" w:hAnsiTheme="minorHAnsi"/>
+          <w:lang w:val="es-CL"/>
+        </w:rPr>
+        <w:t>1.5 Diagrama de proceso</w:t>
       </w:r>
     </w:p>
     <w:p>
       <w:pPr>
-        <w:rPr>
-          <w:lang w:val="es-CL"/>
-        </w:rPr>
-      </w:pPr>
-      <w:r>
-        <w:rPr>
-          <w:i/>
-          <w:lang w:val="es-CL"/>
-        </w:rPr>
-        <w:t>desnormalización NoSQL para que los reportes no requieran una segunda</w:t>
+        <w:jc w:val="both"/>
+        <w:rPr>
+          <w:lang w:val="es-CL"/>
+        </w:rPr>
+      </w:pPr>
+      <w:r>
+        <w:rPr>
+          <w:lang w:val="es-CL"/>
+        </w:rPr>
+        <w:t>El siguiente diagrama describe el proceso principal del sistema: desde el</w:t>
+      </w:r>
+      <w:r>
+        <w:rPr>
+          <w:lang w:val="es-CL"/>
+        </w:rPr>
+        <w:t xml:space="preserve"> </w:t>
+      </w:r>
+      <w:r>
+        <w:rPr>
+          <w:lang w:val="es-CL"/>
+        </w:rPr>
+        <w:t>ingreso del usuario hasta la generación de reportes y alertas de asistencia.</w:t>
+      </w:r>
+      <w:r>
+        <w:rPr>
+          <w:lang w:val="es-CL"/>
+        </w:rPr>
+        <w:t xml:space="preserve"> </w:t>
+      </w:r>
+      <w:r>
+        <w:rPr>
+          <w:lang w:val="es-CL"/>
+        </w:rPr>
+        <w:t>El flujo contempla la autenticación (identificador y clave), la decisión por</w:t>
+      </w:r>
+      <w:r>
+        <w:rPr>
+          <w:lang w:val="es-CL"/>
+        </w:rPr>
+        <w:t xml:space="preserve"> </w:t>
+      </w:r>
+      <w:r>
+        <w:rPr>
+          <w:lang w:val="es-CL"/>
+        </w:rPr>
+        <w:t>rol (trabajador/administrador), el registro de entrada/salida y el cálculo de</w:t>
+      </w:r>
+      <w:r>
+        <w:rPr>
+          <w:lang w:val="es-CL"/>
+        </w:rPr>
+        <w:t xml:space="preserve"> </w:t>
+      </w:r>
+      <w:r>
+        <w:rPr>
+          <w:lang w:val="es-CL"/>
+        </w:rPr>
+        <w:t xml:space="preserve">atrasos, salidas anticipadas e inasistencias, con su persistencia en </w:t>
+      </w:r>
+      <w:proofErr w:type="spellStart"/>
+      <w:r>
+        <w:rPr>
+          <w:lang w:val="es-CL"/>
+        </w:rPr>
+        <w:t>Firestore</w:t>
+      </w:r>
+      <w:proofErr w:type="spellEnd"/>
+      <w:r>
+        <w:rPr>
+          <w:lang w:val="es-CL"/>
+        </w:rPr>
+        <w:t>.</w:t>
       </w:r>
     </w:p>
     <w:p>
       <w:pPr>
-        <w:rPr>
-          <w:lang w:val="es-CL"/>
-        </w:rPr>
-      </w:pPr>
-      <w:r>
-        <w:rPr>
-          <w:i/>
-          <w:lang w:val="es-CL"/>
-        </w:rPr>
-        <w:t>consulta; es un dato derivado de `usuarios` y siempre refiere al mismo</w:t>
-      </w:r>
-    </w:p>
-    <w:p>
-      <w:pPr>
-        <w:rPr>
-          <w:lang w:val="es-CL"/>
-        </w:rPr>
-      </w:pPr>
-      <w:r>
-        <w:rPr>
-          <w:i/>
-          <w:lang w:val="es-CL"/>
-        </w:rPr>
-        <w:t>valor.</w:t>
-      </w:r>
-    </w:p>
-    <w:p>
-      <w:pPr>
-        <w:pStyle w:val="Ttulo3"/>
-        <w:rPr>
-          <w:lang w:val="es-CL"/>
-        </w:rPr>
-      </w:pPr>
-      <w:r>
-        <w:rPr>
-          <w:lang w:val="es-CL"/>
-        </w:rPr>
-        <w:t>1.5 Diagrama de proceso</w:t>
-      </w:r>
-    </w:p>
-    <w:p>
-      <w:pPr>
-        <w:rPr>
-          <w:lang w:val="es-CL"/>
-        </w:rPr>
-      </w:pPr>
-      <w:r>
-        <w:rPr>
-          <w:lang w:val="es-CL"/>
-        </w:rPr>
-        <w:t>El siguiente diagrama describe el proceso principal del sistema: desde el</w:t>
-      </w:r>
-    </w:p>
-    <w:p>
-      <w:pPr>
-        <w:rPr>
-          <w:lang w:val="es-CL"/>
-        </w:rPr>
-      </w:pPr>
-      <w:r>
-        <w:rPr>
-          <w:lang w:val="es-CL"/>
-        </w:rPr>
-        <w:t>ingreso del usuario hasta la generación de reportes y alertas de asistencia.</w:t>
-      </w:r>
-    </w:p>
-    <w:p>
-      <w:pPr>
-        <w:rPr>
-          <w:lang w:val="es-CL"/>
-        </w:rPr>
-      </w:pPr>
-      <w:r>
-        <w:rPr>
-          <w:lang w:val="es-CL"/>
-        </w:rPr>
-        <w:t>El flujo contempla la autenticación (identificador y clave), la decisión por</w:t>
-      </w:r>
-    </w:p>
-    <w:p>
-      <w:pPr>
-        <w:rPr>
-          <w:lang w:val="es-CL"/>
-        </w:rPr>
-      </w:pPr>
-      <w:r>
-        <w:rPr>
-          <w:lang w:val="es-CL"/>
-        </w:rPr>
-        <w:t>rol (trabajador/administrador), el registro de entrada/salida y el cálculo de</w:t>
-      </w:r>
-    </w:p>
-    <w:p>
-      <w:pPr>
-        <w:rPr>
-          <w:lang w:val="es-CL"/>
-        </w:rPr>
-      </w:pPr>
-      <w:r>
-        <w:rPr>
+        <w:pStyle w:val="Ttulo2"/>
+        <w:jc w:val="center"/>
+        <w:rPr>
+          <w:rFonts w:asciiTheme="minorHAnsi" w:hAnsiTheme="minorHAnsi"/>
+          <w:sz w:val="22"/>
+          <w:szCs w:val="22"/>
+          <w:lang w:val="es-CL"/>
+        </w:rPr>
+      </w:pPr>
+      <w:r>
+        <w:rPr>
+          <w:rFonts w:asciiTheme="minorHAnsi" w:hAnsiTheme="minorHAnsi"/>
+          <w:noProof/>
+          <w:sz w:val="22"/>
+          <w:szCs w:val="22"/>
           <w:lang w:val="es-CL"/>
         </w:rPr>
         <w:lastRenderedPageBreak/>
-        <w:t xml:space="preserve">atrasos, salidas anticipadas e inasistencias, con su persistencia en </w:t>
-      </w:r>
-      <w:proofErr w:type="spellStart"/>
-      <w:r>
-        <w:rPr>
-          <w:lang w:val="es-CL"/>
-        </w:rPr>
-        <w:t>Firestore</w:t>
-      </w:r>
-      <w:proofErr w:type="spellEnd"/>
-      <w:r>
-        <w:rPr>
-          <w:lang w:val="es-CL"/>
-        </w:rPr>
-        <w:t>.</w:t>
-      </w:r>
-    </w:p>
-    <w:p>
-      <w:pPr>
-        <w:pStyle w:val="Ttulo2"/>
-        <w:rPr>
-          <w:lang w:val="es-CL"/>
-        </w:rPr>
-      </w:pPr>
-      <w:r>
-        <w:rPr>
-          <w:noProof/>
-          <w:lang w:val="es-CL"/>
-        </w:rPr>
         <w:drawing>
-          <wp:inline distT="0" distB="0" distL="0" distR="0" wp14:anchorId="041E0260" wp14:editId="4A800E8A">
-            <wp:extent cx="5486400" cy="4021455"/>
-            <wp:effectExtent l="0" t="0" r="0" b="0"/>
+          <wp:inline distT="0" distB="0" distL="0" distR="0" wp14:anchorId="041E0260" wp14:editId="407918CE">
+            <wp:extent cx="4869180" cy="3569041"/>
+            <wp:effectExtent l="0" t="0" r="7620" b="0"/>
             <wp:docPr id="375977217" name="Imagen 1"/>
             <wp:cNvGraphicFramePr>
               <a:graphicFrameLocks xmlns:a="http://schemas.openxmlformats.org/drawingml/2006/main" noChangeAspect="1"/>
@@ -2486,7 +2436,7 @@
                   <pic:spPr>
                     <a:xfrm>
                       <a:off x="0" y="0"/>
-                      <a:ext cx="5486400" cy="4021455"/>
+                      <a:ext cx="4873508" cy="3572213"/>
                     </a:xfrm>
                     <a:prstGeom prst="rect">
                       <a:avLst/>
@@ -2502,12 +2452,19 @@
     <w:p>
       <w:pPr>
         <w:pStyle w:val="Ttulo2"/>
-        <w:rPr>
-          <w:lang w:val="es-CL"/>
-        </w:rPr>
-      </w:pPr>
-      <w:r>
-        <w:rPr>
+        <w:jc w:val="both"/>
+        <w:rPr>
+          <w:rFonts w:asciiTheme="minorHAnsi" w:hAnsiTheme="minorHAnsi"/>
+          <w:sz w:val="22"/>
+          <w:szCs w:val="22"/>
+          <w:lang w:val="es-CL"/>
+        </w:rPr>
+      </w:pPr>
+      <w:r>
+        <w:rPr>
+          <w:rFonts w:asciiTheme="minorHAnsi" w:hAnsiTheme="minorHAnsi"/>
+          <w:sz w:val="22"/>
+          <w:szCs w:val="22"/>
           <w:lang w:val="es-CL"/>
         </w:rPr>
         <w:t>2. Plan de pruebas</w:t>
@@ -2516,12 +2473,15 @@
     <w:p>
       <w:pPr>
         <w:pStyle w:val="Ttulo3"/>
-        <w:rPr>
-          <w:lang w:val="es-CL"/>
-        </w:rPr>
-      </w:pPr>
-      <w:r>
-        <w:rPr>
+        <w:jc w:val="both"/>
+        <w:rPr>
+          <w:rFonts w:asciiTheme="minorHAnsi" w:hAnsiTheme="minorHAnsi"/>
+          <w:lang w:val="es-CL"/>
+        </w:rPr>
+      </w:pPr>
+      <w:r>
+        <w:rPr>
+          <w:rFonts w:asciiTheme="minorHAnsi" w:hAnsiTheme="minorHAnsi"/>
           <w:lang w:val="es-CL"/>
         </w:rPr>
         <w:t>2.1 Estrategia</w:t>
@@ -2529,6 +2489,7 @@
     </w:p>
     <w:p>
       <w:pPr>
+        <w:jc w:val="both"/>
         <w:rPr>
           <w:lang w:val="es-CL"/>
         </w:rPr>
@@ -2555,8 +2516,6 @@
       <w:proofErr w:type="spellStart"/>
       <w:r>
         <w:rPr>
-          <w:rFonts w:ascii="Consolas" w:hAnsi="Consolas"/>
-          <w:sz w:val="20"/>
           <w:lang w:val="es-CL"/>
         </w:rPr>
         <w:t>pytest</w:t>
@@ -2571,8 +2530,6 @@
       <w:proofErr w:type="spellStart"/>
       <w:r>
         <w:rPr>
-          <w:rFonts w:ascii="Consolas" w:hAnsi="Consolas"/>
-          <w:sz w:val="20"/>
           <w:lang w:val="es-CL"/>
         </w:rPr>
         <w:t>tests</w:t>
@@ -2580,159 +2537,150 @@
       <w:proofErr w:type="spellEnd"/>
       <w:r>
         <w:rPr>
-          <w:rFonts w:ascii="Consolas" w:hAnsi="Consolas"/>
-          <w:sz w:val="20"/>
-          <w:lang w:val="es-CL"/>
-        </w:rPr>
-        <w:t>/fake_db.py</w:t>
-      </w:r>
-      <w:r>
-        <w:rPr>
-          <w:lang w:val="es-CL"/>
-        </w:rPr>
-        <w:t>)</w:t>
+          <w:lang w:val="es-CL"/>
+        </w:rPr>
+        <w:t>/fake_db.py)</w:t>
+      </w:r>
+      <w:r>
+        <w:rPr>
+          <w:lang w:val="es-CL"/>
+        </w:rPr>
+        <w:t xml:space="preserve"> </w:t>
+      </w:r>
+      <w:r>
+        <w:rPr>
+          <w:lang w:val="es-CL"/>
+        </w:rPr>
+        <w:t xml:space="preserve">que simula </w:t>
+      </w:r>
+      <w:proofErr w:type="spellStart"/>
+      <w:r>
+        <w:rPr>
+          <w:lang w:val="es-CL"/>
+        </w:rPr>
+        <w:t>Firestore</w:t>
+      </w:r>
+      <w:proofErr w:type="spellEnd"/>
+      <w:r>
+        <w:rPr>
+          <w:lang w:val="es-CL"/>
+        </w:rPr>
+        <w:t xml:space="preserve">. </w:t>
+      </w:r>
+      <w:r>
+        <w:rPr>
+          <w:b/>
+          <w:lang w:val="es-CL"/>
+        </w:rPr>
+        <w:t>46 casos de prueba</w:t>
+      </w:r>
+      <w:r>
+        <w:rPr>
+          <w:lang w:val="es-CL"/>
+        </w:rPr>
+        <w:t>, todos en verde.</w:t>
       </w:r>
     </w:p>
     <w:p>
       <w:pPr>
-        <w:rPr>
-          <w:lang w:val="es-CL"/>
-        </w:rPr>
-      </w:pPr>
-      <w:r>
-        <w:rPr>
-          <w:lang w:val="es-CL"/>
-        </w:rPr>
-        <w:t xml:space="preserve">que simula </w:t>
-      </w:r>
-      <w:proofErr w:type="spellStart"/>
-      <w:r>
-        <w:rPr>
-          <w:lang w:val="es-CL"/>
-        </w:rPr>
-        <w:t>Firestore</w:t>
-      </w:r>
-      <w:proofErr w:type="spellEnd"/>
-      <w:r>
-        <w:rPr>
-          <w:lang w:val="es-CL"/>
-        </w:rPr>
-        <w:t xml:space="preserve">. </w:t>
-      </w:r>
-      <w:r>
-        <w:rPr>
-          <w:b/>
-          <w:lang w:val="es-CL"/>
-        </w:rPr>
-        <w:t>45 casos de prueba</w:t>
-      </w:r>
-      <w:r>
-        <w:rPr>
-          <w:lang w:val="es-CL"/>
-        </w:rPr>
-        <w:t>, todos en verde.</w:t>
+        <w:jc w:val="both"/>
+        <w:rPr>
+          <w:lang w:val="es-CL"/>
+        </w:rPr>
+      </w:pPr>
+      <w:r>
+        <w:rPr>
+          <w:lang w:val="es-CL"/>
+        </w:rPr>
+        <w:t>Comando de ejecución:</w:t>
       </w:r>
     </w:p>
     <w:p>
       <w:pPr>
-        <w:rPr>
-          <w:lang w:val="es-CL"/>
-        </w:rPr>
-      </w:pPr>
-      <w:r>
-        <w:rPr>
-          <w:lang w:val="es-CL"/>
-        </w:rPr>
-        <w:t>Comando de ejecución:</w:t>
+        <w:jc w:val="both"/>
+        <w:rPr>
+          <w:lang w:val="es-CL"/>
+        </w:rPr>
+      </w:pPr>
+      <w:proofErr w:type="spellStart"/>
+      <w:r>
+        <w:rPr>
+          <w:lang w:val="es-CL"/>
+        </w:rPr>
+        <w:t>pytest</w:t>
+      </w:r>
+      <w:proofErr w:type="spellEnd"/>
+      <w:r>
+        <w:rPr>
+          <w:lang w:val="es-CL"/>
+        </w:rPr>
+        <w:t xml:space="preserve"> -q</w:t>
       </w:r>
     </w:p>
     <w:p>
       <w:pPr>
-        <w:rPr>
-          <w:lang w:val="es-CL"/>
-        </w:rPr>
-      </w:pPr>
+        <w:jc w:val="both"/>
+        <w:rPr>
+          <w:lang w:val="es-CL"/>
+        </w:rPr>
+      </w:pPr>
+      <w:r>
+        <w:rPr>
+          <w:lang w:val="es-CL"/>
+        </w:rPr>
+        <w:t>Resultado: 46 completados.</w:t>
+      </w:r>
+      <w:r>
+        <w:rPr>
+          <w:b/>
+          <w:lang w:val="es-CL"/>
+        </w:rPr>
+      </w:r>
+      <w:r>
+        <w:rPr>
+          <w:b/>
+          <w:lang w:val="es-CL"/>
+        </w:rPr>
+      </w:r>
+      <w:r>
+        <w:rPr>
+          <w:lang w:val="es-CL"/>
+        </w:rPr>
+      </w:r>
     </w:p>
     <w:p>
       <w:pPr>
-        <w:rPr>
-          <w:lang w:val="es-CL"/>
-        </w:rPr>
-      </w:pPr>
+        <w:pStyle w:val="Ttulo3"/>
+        <w:jc w:val="both"/>
+        <w:rPr>
+          <w:rFonts w:asciiTheme="minorHAnsi" w:hAnsiTheme="minorHAnsi"/>
+        </w:rPr>
+      </w:pPr>
+      <w:r>
+        <w:rPr>
+          <w:rFonts w:asciiTheme="minorHAnsi" w:hAnsiTheme="minorHAnsi"/>
+        </w:rPr>
+        <w:t xml:space="preserve">2.2 Casos </w:t>
+      </w:r>
       <w:proofErr w:type="spellStart"/>
       <w:r>
         <w:rPr>
-          <w:lang w:val="es-CL"/>
-        </w:rPr>
-        <w:t>pytest</w:t>
+          <w:rFonts w:asciiTheme="minorHAnsi" w:hAnsiTheme="minorHAnsi"/>
+        </w:rPr>
+        <w:t>por</w:t>
       </w:r>
       <w:proofErr w:type="spellEnd"/>
       <w:r>
         <w:rPr>
-          <w:lang w:val="es-CL"/>
-        </w:rPr>
-        <w:t xml:space="preserve"> -q</w:t>
-      </w:r>
-    </w:p>
-    <w:p>
-      <w:pPr>
-        <w:rPr>
-          <w:lang w:val="es-CL"/>
-        </w:rPr>
-      </w:pPr>
-    </w:p>
-    <w:p>
-      <w:pPr>
-        <w:rPr>
-          <w:lang w:val="es-CL"/>
-        </w:rPr>
-      </w:pPr>
-      <w:r>
-        <w:rPr>
-          <w:lang w:val="es-CL"/>
-        </w:rPr>
-        <w:t xml:space="preserve">Resultado: </w:t>
-      </w:r>
-      <w:r>
-        <w:rPr>
-          <w:b/>
-          <w:lang w:val="es-CL"/>
-        </w:rPr>
-        <w:t xml:space="preserve">45 </w:t>
+          <w:rFonts w:asciiTheme="minorHAnsi" w:hAnsiTheme="minorHAnsi"/>
+        </w:rPr>
+        <w:t xml:space="preserve"> </w:t>
       </w:r>
       <w:proofErr w:type="spellStart"/>
       <w:r>
         <w:rPr>
-          <w:b/>
-          <w:lang w:val="es-CL"/>
-        </w:rPr>
-        <w:t>passed</w:t>
-      </w:r>
-      <w:proofErr w:type="spellEnd"/>
-      <w:r>
-        <w:rPr>
-          <w:lang w:val="es-CL"/>
-        </w:rPr>
-        <w:t>.</w:t>
-      </w:r>
-    </w:p>
-    <w:p>
-      <w:pPr>
-        <w:pStyle w:val="Ttulo3"/>
-      </w:pPr>
-      <w:r>
-        <w:t xml:space="preserve">2.2 Casos </w:t>
-      </w:r>
-      <w:proofErr w:type="spellStart"/>
-      <w:r>
-        <w:t>por</w:t>
-      </w:r>
-      <w:proofErr w:type="spellEnd"/>
-      <w:r>
-        <w:t xml:space="preserve"> </w:t>
-      </w:r>
-      <w:proofErr w:type="spellStart"/>
-      <w:r>
+          <w:rFonts w:asciiTheme="minorHAnsi" w:hAnsiTheme="minorHAnsi"/>
+        </w:rPr>
         <w:t>requerimiento</w:t>
       </w:r>
       <w:proofErr w:type="spellEnd"/>
@@ -2744,9 +2692,9 @@
         <w:tblLook w:val="04A0" w:firstRow="1" w:lastRow="0" w:firstColumn="1" w:lastColumn="0" w:noHBand="0" w:noVBand="1"/>
       </w:tblPr>
       <w:tblGrid>
-        <w:gridCol w:w="3625"/>
-        <w:gridCol w:w="2704"/>
-        <w:gridCol w:w="2527"/>
+        <w:gridCol w:w="3087"/>
+        <w:gridCol w:w="2880"/>
+        <w:gridCol w:w="2880"/>
       </w:tblGrid>
       <w:tr>
         <w:tc>
@@ -2754,6 +2702,9 @@
             <w:tcW w:w="2880" w:type="dxa"/>
           </w:tcPr>
           <w:p>
+            <w:pPr>
+              <w:jc w:val="both"/>
+            </w:pPr>
             <w:r>
               <w:rPr>
                 <w:b/>
@@ -2767,6 +2718,9 @@
             <w:tcW w:w="2880" w:type="dxa"/>
           </w:tcPr>
           <w:p>
+            <w:pPr>
+              <w:jc w:val="both"/>
+            </w:pPr>
             <w:r>
               <w:rPr>
                 <w:b/>
@@ -2780,6 +2734,9 @@
             <w:tcW w:w="2880" w:type="dxa"/>
           </w:tcPr>
           <w:p>
+            <w:pPr>
+              <w:jc w:val="both"/>
+            </w:pPr>
             <w:r>
               <w:rPr>
                 <w:b/>
@@ -2795,11 +2752,10 @@
             <w:tcW w:w="2880" w:type="dxa"/>
           </w:tcPr>
           <w:p>
+            <w:pPr>
+              <w:jc w:val="both"/>
+            </w:pPr>
             <w:r>
-              <w:rPr>
-                <w:rFonts w:ascii="Consolas" w:hAnsi="Consolas"/>
-                <w:sz w:val="20"/>
-              </w:rPr>
               <w:t>tests/test_usuario.py</w:t>
             </w:r>
           </w:p>
@@ -2810,6 +2766,7 @@
           </w:tcPr>
           <w:p>
             <w:pPr>
+              <w:jc w:val="both"/>
               <w:rPr>
                 <w:lang w:val="es-CL"/>
               </w:rPr>
@@ -2827,6 +2784,9 @@
             <w:tcW w:w="2880" w:type="dxa"/>
           </w:tcPr>
           <w:p>
+            <w:pPr>
+              <w:jc w:val="both"/>
+            </w:pPr>
             <w:r>
               <w:t>7</w:t>
             </w:r>
@@ -2839,11 +2799,10 @@
             <w:tcW w:w="2880" w:type="dxa"/>
           </w:tcPr>
           <w:p>
+            <w:pPr>
+              <w:jc w:val="both"/>
+            </w:pPr>
             <w:r>
-              <w:rPr>
-                <w:rFonts w:ascii="Consolas" w:hAnsi="Consolas"/>
-                <w:sz w:val="20"/>
-              </w:rPr>
               <w:t>tests/test_marcacion.py</w:t>
             </w:r>
           </w:p>
@@ -2854,6 +2813,7 @@
           </w:tcPr>
           <w:p>
             <w:pPr>
+              <w:jc w:val="both"/>
               <w:rPr>
                 <w:lang w:val="es-CL"/>
               </w:rPr>
@@ -2862,14 +2822,7 @@
               <w:rPr>
                 <w:lang w:val="es-CL"/>
               </w:rPr>
-              <w:t xml:space="preserve">CA-01 (entrada/salida), </w:t>
-            </w:r>
-            <w:r>
-              <w:rPr>
-                <w:lang w:val="es-CL"/>
-              </w:rPr>
-              <w:lastRenderedPageBreak/>
-              <w:t>límites, guardado, búsqueda</w:t>
+              <w:t>CA-01 (entrada/salida), límites, guardado, búsqueda</w:t>
             </w:r>
           </w:p>
         </w:tc>
@@ -2878,8 +2831,10 @@
             <w:tcW w:w="2880" w:type="dxa"/>
           </w:tcPr>
           <w:p>
+            <w:pPr>
+              <w:jc w:val="both"/>
+            </w:pPr>
             <w:r>
-              <w:lastRenderedPageBreak/>
               <w:t>13</w:t>
             </w:r>
           </w:p>
@@ -2891,11 +2846,10 @@
             <w:tcW w:w="2880" w:type="dxa"/>
           </w:tcPr>
           <w:p>
+            <w:pPr>
+              <w:jc w:val="both"/>
+            </w:pPr>
             <w:r>
-              <w:rPr>
-                <w:rFonts w:ascii="Consolas" w:hAnsi="Consolas"/>
-                <w:sz w:val="20"/>
-              </w:rPr>
               <w:t>tests/test_gestion_registros.py</w:t>
             </w:r>
           </w:p>
@@ -2905,6 +2859,9 @@
             <w:tcW w:w="2880" w:type="dxa"/>
           </w:tcPr>
           <w:p>
+            <w:pPr>
+              <w:jc w:val="both"/>
+            </w:pPr>
             <w:r>
               <w:t>RE-03, días hábiles, inasistencias</w:t>
             </w:r>
@@ -2915,8 +2872,11 @@
             <w:tcW w:w="2880" w:type="dxa"/>
           </w:tcPr>
           <w:p>
+            <w:pPr>
+              <w:jc w:val="both"/>
+            </w:pPr>
             <w:r>
-              <w:t>10</w:t>
+              <w:t>11</w:t>
             </w:r>
           </w:p>
         </w:tc>
@@ -2927,11 +2887,10 @@
             <w:tcW w:w="2880" w:type="dxa"/>
           </w:tcPr>
           <w:p>
+            <w:pPr>
+              <w:jc w:val="both"/>
+            </w:pPr>
             <w:r>
-              <w:rPr>
-                <w:rFonts w:ascii="Consolas" w:hAnsi="Consolas"/>
-                <w:sz w:val="20"/>
-              </w:rPr>
               <w:t>tests/test_alertas.py</w:t>
             </w:r>
           </w:p>
@@ -2942,6 +2901,7 @@
           </w:tcPr>
           <w:p>
             <w:pPr>
+              <w:jc w:val="both"/>
               <w:rPr>
                 <w:lang w:val="es-CL"/>
               </w:rPr>
@@ -2973,6 +2933,9 @@
             <w:tcW w:w="2880" w:type="dxa"/>
           </w:tcPr>
           <w:p>
+            <w:pPr>
+              <w:jc w:val="both"/>
+            </w:pPr>
             <w:r>
               <w:t>9</w:t>
             </w:r>
@@ -2985,11 +2948,10 @@
             <w:tcW w:w="2880" w:type="dxa"/>
           </w:tcPr>
           <w:p>
+            <w:pPr>
+              <w:jc w:val="both"/>
+            </w:pPr>
             <w:r>
-              <w:rPr>
-                <w:rFonts w:ascii="Consolas" w:hAnsi="Consolas"/>
-                <w:sz w:val="20"/>
-              </w:rPr>
               <w:t>tests/test_integracion.py</w:t>
             </w:r>
           </w:p>
@@ -3000,6 +2962,7 @@
           </w:tcPr>
           <w:p>
             <w:pPr>
+              <w:jc w:val="both"/>
               <w:rPr>
                 <w:lang w:val="es-CL"/>
               </w:rPr>
@@ -3017,6 +2980,9 @@
             <w:tcW w:w="2880" w:type="dxa"/>
           </w:tcPr>
           <w:p>
+            <w:pPr>
+              <w:jc w:val="both"/>
+            </w:pPr>
             <w:r>
               <w:t>6</w:t>
             </w:r>
@@ -3024,12 +2990,24 @@
         </w:tc>
       </w:tr>
     </w:tbl>
-    <w:p/>
     <w:p>
       <w:pPr>
+        <w:jc w:val="both"/>
+      </w:pPr>
+    </w:p>
+    <w:p>
+      <w:pPr>
         <w:pStyle w:val="Ttulo3"/>
-      </w:pPr>
-      <w:r>
+        <w:jc w:val="both"/>
+        <w:rPr>
+          <w:rFonts w:asciiTheme="minorHAnsi" w:hAnsiTheme="minorHAnsi"/>
+        </w:rPr>
+      </w:pPr>
+      <w:r>
+        <w:rPr>
+          <w:rFonts w:asciiTheme="minorHAnsi" w:hAnsiTheme="minorHAnsi"/>
+        </w:rPr>
+        <w:lastRenderedPageBreak/>
         <w:t>2.3 Casos representativos</w:t>
       </w:r>
     </w:p>
@@ -3051,6 +3029,9 @@
             <w:tcW w:w="2160" w:type="dxa"/>
           </w:tcPr>
           <w:p>
+            <w:pPr>
+              <w:jc w:val="both"/>
+            </w:pPr>
             <w:r>
               <w:rPr>
                 <w:b/>
@@ -3064,6 +3045,9 @@
             <w:tcW w:w="2160" w:type="dxa"/>
           </w:tcPr>
           <w:p>
+            <w:pPr>
+              <w:jc w:val="both"/>
+            </w:pPr>
             <w:r>
               <w:rPr>
                 <w:b/>
@@ -3077,6 +3061,9 @@
             <w:tcW w:w="2160" w:type="dxa"/>
           </w:tcPr>
           <w:p>
+            <w:pPr>
+              <w:jc w:val="both"/>
+            </w:pPr>
             <w:r>
               <w:rPr>
                 <w:b/>
@@ -3090,6 +3077,9 @@
             <w:tcW w:w="2160" w:type="dxa"/>
           </w:tcPr>
           <w:p>
+            <w:pPr>
+              <w:jc w:val="both"/>
+            </w:pPr>
             <w:r>
               <w:rPr>
                 <w:b/>
@@ -3106,6 +3096,7 @@
           </w:tcPr>
           <w:p>
             <w:pPr>
+              <w:jc w:val="both"/>
               <w:rPr>
                 <w:lang w:val="es-CL"/>
               </w:rPr>
@@ -3123,6 +3114,9 @@
             <w:tcW w:w="2160" w:type="dxa"/>
           </w:tcPr>
           <w:p>
+            <w:pPr>
+              <w:jc w:val="both"/>
+            </w:pPr>
             <w:r>
               <w:t>RE-01</w:t>
             </w:r>
@@ -3133,18 +3127,11 @@
             <w:tcW w:w="2160" w:type="dxa"/>
           </w:tcPr>
           <w:p>
+            <w:pPr>
+              <w:jc w:val="both"/>
+            </w:pPr>
             <w:r>
-              <w:t xml:space="preserve">1 alerta </w:t>
-            </w:r>
-            <w:r>
-              <w:rPr>
-                <w:rFonts w:ascii="Consolas" w:hAnsi="Consolas"/>
-                <w:sz w:val="20"/>
-              </w:rPr>
-              <w:t>atraso</w:t>
-            </w:r>
-            <w:r>
-              <w:t xml:space="preserve"> pendiente</w:t>
+              <w:t>1 alerta atraso pendiente</w:t>
             </w:r>
           </w:p>
         </w:tc>
@@ -3153,7 +3140,13 @@
             <w:tcW w:w="2160" w:type="dxa"/>
           </w:tcPr>
           <w:p>
+            <w:pPr>
+              <w:jc w:val="both"/>
+            </w:pPr>
             <w:r>
+              <w:rPr>
+                <w:rFonts w:ascii="Segoe UI Emoji" w:hAnsi="Segoe UI Emoji" w:cs="Segoe UI Emoji"/>
+              </w:rPr>
               <w:t>✅</w:t>
             </w:r>
           </w:p>
@@ -3166,6 +3159,7 @@
           </w:tcPr>
           <w:p>
             <w:pPr>
+              <w:jc w:val="both"/>
               <w:rPr>
                 <w:lang w:val="es-CL"/>
               </w:rPr>
@@ -3183,6 +3177,9 @@
             <w:tcW w:w="2160" w:type="dxa"/>
           </w:tcPr>
           <w:p>
+            <w:pPr>
+              <w:jc w:val="both"/>
+            </w:pPr>
             <w:r>
               <w:t>RE-01</w:t>
             </w:r>
@@ -3193,6 +3190,9 @@
             <w:tcW w:w="2160" w:type="dxa"/>
           </w:tcPr>
           <w:p>
+            <w:pPr>
+              <w:jc w:val="both"/>
+            </w:pPr>
             <w:r>
               <w:t>0 alertas</w:t>
             </w:r>
@@ -3203,7 +3203,13 @@
             <w:tcW w:w="2160" w:type="dxa"/>
           </w:tcPr>
           <w:p>
+            <w:pPr>
+              <w:jc w:val="both"/>
+            </w:pPr>
             <w:r>
+              <w:rPr>
+                <w:rFonts w:ascii="Segoe UI Emoji" w:hAnsi="Segoe UI Emoji" w:cs="Segoe UI Emoji"/>
+              </w:rPr>
               <w:t>✅</w:t>
             </w:r>
           </w:p>
@@ -3216,6 +3222,7 @@
           </w:tcPr>
           <w:p>
             <w:pPr>
+              <w:jc w:val="both"/>
               <w:rPr>
                 <w:lang w:val="es-CL"/>
               </w:rPr>
@@ -3233,6 +3240,9 @@
             <w:tcW w:w="2160" w:type="dxa"/>
           </w:tcPr>
           <w:p>
+            <w:pPr>
+              <w:jc w:val="both"/>
+            </w:pPr>
             <w:r>
               <w:t>RE-02</w:t>
             </w:r>
@@ -3243,15 +3253,11 @@
             <w:tcW w:w="2160" w:type="dxa"/>
           </w:tcPr>
           <w:p>
+            <w:pPr>
+              <w:jc w:val="both"/>
+            </w:pPr>
             <w:r>
-              <w:t xml:space="preserve">1 alerta </w:t>
-            </w:r>
-            <w:r>
-              <w:rPr>
-                <w:rFonts w:ascii="Consolas" w:hAnsi="Consolas"/>
-                <w:sz w:val="20"/>
-              </w:rPr>
-              <w:t>salida_anticipada</w:t>
+              <w:t>1 alerta salida_anticipada</w:t>
             </w:r>
           </w:p>
         </w:tc>
@@ -3260,7 +3266,13 @@
             <w:tcW w:w="2160" w:type="dxa"/>
           </w:tcPr>
           <w:p>
+            <w:pPr>
+              <w:jc w:val="both"/>
+            </w:pPr>
             <w:r>
+              <w:rPr>
+                <w:rFonts w:ascii="Segoe UI Emoji" w:hAnsi="Segoe UI Emoji" w:cs="Segoe UI Emoji"/>
+              </w:rPr>
               <w:t>✅</w:t>
             </w:r>
           </w:p>
@@ -3273,6 +3285,7 @@
           </w:tcPr>
           <w:p>
             <w:pPr>
+              <w:jc w:val="both"/>
               <w:rPr>
                 <w:lang w:val="es-CL"/>
               </w:rPr>
@@ -3290,6 +3303,9 @@
             <w:tcW w:w="2160" w:type="dxa"/>
           </w:tcPr>
           <w:p>
+            <w:pPr>
+              <w:jc w:val="both"/>
+            </w:pPr>
             <w:r>
               <w:t>RE-01/02</w:t>
             </w:r>
@@ -3300,6 +3316,9 @@
             <w:tcW w:w="2160" w:type="dxa"/>
           </w:tcPr>
           <w:p>
+            <w:pPr>
+              <w:jc w:val="both"/>
+            </w:pPr>
             <w:r>
               <w:t>1 alerta</w:t>
             </w:r>
@@ -3310,7 +3329,13 @@
             <w:tcW w:w="2160" w:type="dxa"/>
           </w:tcPr>
           <w:p>
+            <w:pPr>
+              <w:jc w:val="both"/>
+            </w:pPr>
             <w:r>
+              <w:rPr>
+                <w:rFonts w:ascii="Segoe UI Emoji" w:hAnsi="Segoe UI Emoji" w:cs="Segoe UI Emoji"/>
+              </w:rPr>
               <w:t>✅</w:t>
             </w:r>
           </w:p>
@@ -3323,6 +3348,7 @@
           </w:tcPr>
           <w:p>
             <w:pPr>
+              <w:jc w:val="both"/>
               <w:rPr>
                 <w:lang w:val="es-CL"/>
               </w:rPr>
@@ -3340,6 +3366,9 @@
             <w:tcW w:w="2160" w:type="dxa"/>
           </w:tcPr>
           <w:p>
+            <w:pPr>
+              <w:jc w:val="both"/>
+            </w:pPr>
             <w:r>
               <w:t>RE-03</w:t>
             </w:r>
@@ -3350,15 +3379,11 @@
             <w:tcW w:w="2160" w:type="dxa"/>
           </w:tcPr>
           <w:p>
+            <w:pPr>
+              <w:jc w:val="both"/>
+            </w:pPr>
             <w:r>
-              <w:t xml:space="preserve">Alerta </w:t>
-            </w:r>
-            <w:r>
-              <w:rPr>
-                <w:rFonts w:ascii="Consolas" w:hAnsi="Consolas"/>
-                <w:sz w:val="20"/>
-              </w:rPr>
-              <w:t>inasistencia</w:t>
+              <w:t>Alerta inasistencia</w:t>
             </w:r>
           </w:p>
         </w:tc>
@@ -3367,7 +3392,13 @@
             <w:tcW w:w="2160" w:type="dxa"/>
           </w:tcPr>
           <w:p>
+            <w:pPr>
+              <w:jc w:val="both"/>
+            </w:pPr>
             <w:r>
+              <w:rPr>
+                <w:rFonts w:ascii="Segoe UI Emoji" w:hAnsi="Segoe UI Emoji" w:cs="Segoe UI Emoji"/>
+              </w:rPr>
               <w:t>✅</w:t>
             </w:r>
           </w:p>
@@ -3380,6 +3411,7 @@
           </w:tcPr>
           <w:p>
             <w:pPr>
+              <w:jc w:val="both"/>
               <w:rPr>
                 <w:lang w:val="es-CL"/>
               </w:rPr>
@@ -3397,6 +3429,9 @@
             <w:tcW w:w="2160" w:type="dxa"/>
           </w:tcPr>
           <w:p>
+            <w:pPr>
+              <w:jc w:val="both"/>
+            </w:pPr>
             <w:r>
               <w:t>—</w:t>
             </w:r>
@@ -3407,6 +3442,9 @@
             <w:tcW w:w="2160" w:type="dxa"/>
           </w:tcPr>
           <w:p>
+            <w:pPr>
+              <w:jc w:val="both"/>
+            </w:pPr>
             <w:r>
               <w:t>Lista pendiente vacía</w:t>
             </w:r>
@@ -3417,7 +3455,13 @@
             <w:tcW w:w="2160" w:type="dxa"/>
           </w:tcPr>
           <w:p>
+            <w:pPr>
+              <w:jc w:val="both"/>
+            </w:pPr>
             <w:r>
+              <w:rPr>
+                <w:rFonts w:ascii="Segoe UI Emoji" w:hAnsi="Segoe UI Emoji" w:cs="Segoe UI Emoji"/>
+              </w:rPr>
               <w:t>✅</w:t>
             </w:r>
           </w:p>
@@ -3430,6 +3474,7 @@
           </w:tcPr>
           <w:p>
             <w:pPr>
+              <w:jc w:val="both"/>
               <w:rPr>
                 <w:lang w:val="es-CL"/>
               </w:rPr>
@@ -3447,6 +3492,9 @@
             <w:tcW w:w="2160" w:type="dxa"/>
           </w:tcPr>
           <w:p>
+            <w:pPr>
+              <w:jc w:val="both"/>
+            </w:pPr>
             <w:r>
               <w:t>GU-01/CA-01</w:t>
             </w:r>
@@ -3457,6 +3505,9 @@
             <w:tcW w:w="2160" w:type="dxa"/>
           </w:tcPr>
           <w:p>
+            <w:pPr>
+              <w:jc w:val="both"/>
+            </w:pPr>
             <w:r>
               <w:t>Documento encontrado</w:t>
             </w:r>
@@ -3467,147 +3518,329 @@
             <w:tcW w:w="2160" w:type="dxa"/>
           </w:tcPr>
           <w:p>
+            <w:pPr>
+              <w:jc w:val="both"/>
+            </w:pPr>
             <w:r>
+              <w:rPr>
+                <w:rFonts w:ascii="Segoe UI Emoji" w:hAnsi="Segoe UI Emoji" w:cs="Segoe UI Emoji"/>
+              </w:rPr>
               <w:t>✅</w:t>
             </w:r>
           </w:p>
         </w:tc>
       </w:tr>
     </w:tbl>
-    <w:p/>
     <w:p>
       <w:pPr>
-        <w:pStyle w:val="Ttulo2"/>
-      </w:pPr>
-      <w:r>
-        <w:t>3. Informe colaborativo (CEMN2)</w:t>
-      </w:r>
+        <w:jc w:val="both"/>
+      </w:pPr>
     </w:p>
     <w:p>
       <w:pPr>
-        <w:pStyle w:val="Ttulo3"/>
-      </w:pPr>
-      <w:r>
-        <w:t>3.1 Resolución de problema</w:t>
+        <w:pStyle w:val="Ttulo2"/>
+        <w:jc w:val="both"/>
+        <w:rPr>
+          <w:rFonts w:asciiTheme="minorHAnsi" w:hAnsiTheme="minorHAnsi"/>
+          <w:sz w:val="22"/>
+          <w:szCs w:val="22"/>
+        </w:rPr>
+      </w:pPr>
+      <w:r>
+        <w:rPr>
+          <w:rFonts w:asciiTheme="minorHAnsi" w:hAnsiTheme="minorHAnsi"/>
+          <w:sz w:val="22"/>
+          <w:szCs w:val="22"/>
+        </w:rPr>
+        <w:t>3. Informe colaborativo (CEMN2)</w:t>
       </w:r>
     </w:p>
     <w:p>
       <w:pPr>
-        <w:pStyle w:val="Ttulo4"/>
-      </w:pPr>
-      <w:r>
-        <w:t>a) Proceso deductivo aplicado</w:t>
+        <w:pStyle w:val="Ttulo3"/>
+        <w:jc w:val="both"/>
+        <w:rPr>
+          <w:rFonts w:asciiTheme="minorHAnsi" w:hAnsiTheme="minorHAnsi"/>
+        </w:rPr>
+      </w:pPr>
+      <w:r>
+        <w:rPr>
+          <w:rFonts w:asciiTheme="minorHAnsi" w:hAnsiTheme="minorHAnsi"/>
+        </w:rPr>
+        <w:t>3.1 Resolución de problema</w:t>
       </w:r>
     </w:p>
     <w:p>
       <w:pPr>
-        <w:rPr>
-          <w:lang w:val="es-CL"/>
-        </w:rPr>
-      </w:pPr>
-      <w:r>
-        <w:rPr>
-          <w:lang w:val="es-CL"/>
-        </w:rPr>
-        <w:t xml:space="preserve">El equipo abordó el caso partiendo de la </w:t>
-      </w:r>
-      <w:r>
-        <w:rPr>
-          <w:b/>
-          <w:lang w:val="es-CL"/>
-        </w:rPr>
-        <w:t>observación de la situación</w:t>
-      </w:r>
-      <w:r>
-        <w:rPr>
-          <w:lang w:val="es-CL"/>
-        </w:rPr>
-        <w:t>: una</w:t>
+        <w:pStyle w:val="Ttulo4"/>
+        <w:jc w:val="both"/>
+        <w:rPr>
+          <w:rFonts w:asciiTheme="minorHAnsi" w:hAnsiTheme="minorHAnsi"/>
+        </w:rPr>
+      </w:pPr>
+      <w:r>
+        <w:rPr>
+          <w:rFonts w:asciiTheme="minorHAnsi" w:hAnsiTheme="minorHAnsi"/>
+        </w:rPr>
+        <w:t>a) Proceso deductivo aplicado</w:t>
       </w:r>
     </w:p>
     <w:p>
       <w:pPr>
-        <w:rPr>
-          <w:lang w:val="es-CL"/>
-        </w:rPr>
-      </w:pPr>
-      <w:r>
-        <w:rPr>
-          <w:lang w:val="es-CL"/>
-        </w:rPr>
-        <w:t>PYME de 25 personas llevaba el control de asistencia de forma manual o dispersa,</w:t>
+        <w:jc w:val="both"/>
+        <w:rPr>
+          <w:lang w:val="es-CL"/>
+        </w:rPr>
+      </w:pPr>
+      <w:r>
+        <w:rPr>
+          <w:lang w:val="es-CL"/>
+        </w:rPr>
+        <w:t xml:space="preserve">El equipo abordó el caso partiendo de la </w:t>
+      </w:r>
+      <w:r>
+        <w:rPr>
+          <w:b/>
+          <w:lang w:val="es-CL"/>
+        </w:rPr>
+        <w:t>observación de la situación</w:t>
+      </w:r>
+      <w:r>
+        <w:rPr>
+          <w:lang w:val="es-CL"/>
+        </w:rPr>
+        <w:t>: una</w:t>
+      </w:r>
+      <w:r>
+        <w:rPr>
+          <w:lang w:val="es-CL"/>
+        </w:rPr>
+        <w:t xml:space="preserve"> pyme</w:t>
+      </w:r>
+      <w:r>
+        <w:rPr>
+          <w:lang w:val="es-CL"/>
+        </w:rPr>
+        <w:t xml:space="preserve"> de 25 personas llevaba el control de asistencia de forma manual o dispersa,</w:t>
+      </w:r>
+      <w:r>
+        <w:rPr>
+          <w:lang w:val="es-CL"/>
+        </w:rPr>
+        <w:t xml:space="preserve"> </w:t>
+      </w:r>
+      <w:r>
+        <w:rPr>
+          <w:lang w:val="es-CL"/>
+        </w:rPr>
+        <w:t>sin evidencia centralizada del cumplimiento de entrada/salida. Desde esa</w:t>
+      </w:r>
+      <w:r>
+        <w:rPr>
+          <w:lang w:val="es-CL"/>
+        </w:rPr>
+        <w:t xml:space="preserve"> </w:t>
+      </w:r>
+      <w:r>
+        <w:rPr>
+          <w:lang w:val="es-CL"/>
+        </w:rPr>
+        <w:t>observación se dedujeron hipótesis y estas se validaron contra los</w:t>
+      </w:r>
+      <w:r>
+        <w:rPr>
+          <w:lang w:val="es-CL"/>
+        </w:rPr>
+        <w:t xml:space="preserve"> </w:t>
+      </w:r>
+      <w:r>
+        <w:rPr>
+          <w:lang w:val="es-CL"/>
+        </w:rPr>
+        <w:t>requerimientos entregados por la jefatura del cliente (CA-01, RE-01 a RE-03,</w:t>
+      </w:r>
+      <w:r>
+        <w:rPr>
+          <w:lang w:val="es-CL"/>
+        </w:rPr>
+        <w:t xml:space="preserve"> </w:t>
+      </w:r>
+      <w:r>
+        <w:rPr>
+          <w:lang w:val="es-CL"/>
+        </w:rPr>
+        <w:t>GU-01 a GU-03), llegando a causas concretas y a una solución informática acotada.</w:t>
       </w:r>
     </w:p>
     <w:p>
       <w:pPr>
-        <w:rPr>
-          <w:lang w:val="es-CL"/>
-        </w:rPr>
-      </w:pPr>
-      <w:r>
-        <w:rPr>
-          <w:lang w:val="es-CL"/>
-        </w:rPr>
-        <w:t>sin evidencia centralizada del cumplimiento de entrada/salida. Desde esa</w:t>
+        <w:pStyle w:val="Ttulo4"/>
+        <w:jc w:val="both"/>
+        <w:rPr>
+          <w:rFonts w:asciiTheme="minorHAnsi" w:hAnsiTheme="minorHAnsi"/>
+          <w:lang w:val="es-CL"/>
+        </w:rPr>
+      </w:pPr>
+      <w:r>
+        <w:rPr>
+          <w:rFonts w:asciiTheme="minorHAnsi" w:hAnsiTheme="minorHAnsi"/>
+          <w:lang w:val="es-CL"/>
+        </w:rPr>
+        <w:t>b) Tres causas posibles de la problemática</w:t>
       </w:r>
     </w:p>
     <w:p>
       <w:pPr>
-        <w:rPr>
-          <w:lang w:val="es-CL"/>
-        </w:rPr>
-      </w:pPr>
-      <w:r>
-        <w:rPr>
-          <w:lang w:val="es-CL"/>
-        </w:rPr>
-        <w:lastRenderedPageBreak/>
-        <w:t>observación se dedujeron hipótesis y estas se validaron contra los</w:t>
+        <w:pStyle w:val="Listaconnmeros"/>
+        <w:numPr>
+          <w:ilvl w:val="0"/>
+          <w:numId w:val="12"/>
+        </w:numPr>
+        <w:jc w:val="both"/>
+        <w:rPr>
+          <w:lang w:val="es-CL"/>
+        </w:rPr>
+      </w:pPr>
+      <w:r>
+        <w:rPr>
+          <w:b/>
+          <w:lang w:val="es-CL"/>
+        </w:rPr>
+        <w:t>Registro manual sin trazabilidad</w:t>
+      </w:r>
+      <w:r>
+        <w:rPr>
+          <w:lang w:val="es-CL"/>
+        </w:rPr>
+        <w:t xml:space="preserve"> - El control se realizaba en planillas o registros locales, lo que dificultaba consultar quién llegó tarde, quién se</w:t>
+      </w:r>
+      <w:r>
+        <w:rPr>
+          <w:lang w:val="es-CL"/>
+        </w:rPr>
+        <w:t xml:space="preserve"> </w:t>
+      </w:r>
+      <w:r>
+        <w:rPr>
+          <w:lang w:val="es-CL"/>
+        </w:rPr>
+        <w:t>retiró temprano o quién no asistió.</w:t>
       </w:r>
     </w:p>
     <w:p>
       <w:pPr>
-        <w:rPr>
-          <w:lang w:val="es-CL"/>
-        </w:rPr>
-      </w:pPr>
-      <w:r>
-        <w:rPr>
-          <w:lang w:val="es-CL"/>
-        </w:rPr>
-        <w:t>requerimientos entregados por la jefatura del cliente (CA-01, RE-01 a RE-03,</w:t>
+        <w:pStyle w:val="Listaconnmeros"/>
+        <w:numPr>
+          <w:ilvl w:val="0"/>
+          <w:numId w:val="12"/>
+        </w:numPr>
+        <w:jc w:val="both"/>
+        <w:rPr>
+          <w:lang w:val="es-CL"/>
+        </w:rPr>
+      </w:pPr>
+      <w:r>
+        <w:rPr>
+          <w:b/>
+          <w:lang w:val="es-CL"/>
+        </w:rPr>
+        <w:t>Carencia de reportes oportunos</w:t>
+      </w:r>
+      <w:r>
+        <w:rPr>
+          <w:lang w:val="es-CL"/>
+        </w:rPr>
+        <w:t xml:space="preserve"> - No existía un mecanismo para generar</w:t>
+      </w:r>
+      <w:r>
+        <w:rPr>
+          <w:lang w:val="es-CL"/>
+        </w:rPr>
+        <w:t xml:space="preserve"> </w:t>
+      </w:r>
+      <w:r>
+        <w:rPr>
+          <w:lang w:val="es-CL"/>
+        </w:rPr>
+        <w:t>reportes de atrasos, salidas anticipadas e inasistencias, por lo que la</w:t>
+      </w:r>
+      <w:r>
+        <w:rPr>
+          <w:lang w:val="es-CL"/>
+        </w:rPr>
+        <w:t xml:space="preserve"> </w:t>
+      </w:r>
+      <w:r>
+        <w:rPr>
+          <w:lang w:val="es-CL"/>
+        </w:rPr>
+        <w:t>administración no detectaba incumplimientos a tiempo.</w:t>
       </w:r>
     </w:p>
     <w:p>
       <w:pPr>
-        <w:rPr>
-          <w:lang w:val="es-CL"/>
-        </w:rPr>
-      </w:pPr>
-      <w:r>
-        <w:rPr>
-          <w:lang w:val="es-CL"/>
-        </w:rPr>
-        <w:t>GU-01 a GU-03), llegando a causas concretas y a una solución informática acotada.</w:t>
+        <w:pStyle w:val="Listaconnmeros"/>
+        <w:numPr>
+          <w:ilvl w:val="0"/>
+          <w:numId w:val="12"/>
+        </w:numPr>
+        <w:jc w:val="both"/>
+        <w:rPr>
+          <w:lang w:val="es-CL"/>
+        </w:rPr>
+      </w:pPr>
+      <w:r>
+        <w:rPr>
+          <w:b/>
+          <w:lang w:val="es-CL"/>
+        </w:rPr>
+        <w:lastRenderedPageBreak/>
+        <w:t>Falta de control de acceso a la información</w:t>
+      </w:r>
+      <w:r>
+        <w:rPr>
+          <w:lang w:val="es-CL"/>
+        </w:rPr>
+        <w:t xml:space="preserve"> - Sin roles definidos, el personal podría modificar datos de asistencia, comprometiendo el cumplimiento</w:t>
+      </w:r>
+      <w:r>
+        <w:rPr>
+          <w:lang w:val="es-CL"/>
+        </w:rPr>
+        <w:t xml:space="preserve"> </w:t>
+      </w:r>
+      <w:r>
+        <w:rPr>
+          <w:lang w:val="es-CL"/>
+        </w:rPr>
+        <w:t>de las normativas laborales.</w:t>
       </w:r>
     </w:p>
     <w:p>
       <w:pPr>
         <w:pStyle w:val="Ttulo4"/>
-        <w:rPr>
-          <w:lang w:val="es-CL"/>
-        </w:rPr>
-      </w:pPr>
-      <w:r>
-        <w:rPr>
-          <w:lang w:val="es-CL"/>
-        </w:rPr>
-        <w:t>b) Tres causas posibles de la problemática</w:t>
+        <w:jc w:val="both"/>
+        <w:rPr>
+          <w:rFonts w:asciiTheme="minorHAnsi" w:hAnsiTheme="minorHAnsi"/>
+          <w:lang w:val="es-CL"/>
+        </w:rPr>
+      </w:pPr>
+      <w:r>
+        <w:rPr>
+          <w:rFonts w:asciiTheme="minorHAnsi" w:hAnsiTheme="minorHAnsi"/>
+          <w:lang w:val="es-CL"/>
+        </w:rPr>
+        <w:t>c) Elementos que determinan que es un problema complicado</w:t>
       </w:r>
     </w:p>
     <w:p>
       <w:pPr>
-        <w:pStyle w:val="Listaconnmeros"/>
+        <w:pStyle w:val="Listaconvietas"/>
+        <w:numPr>
+          <w:ilvl w:val="0"/>
+          <w:numId w:val="11"/>
+        </w:numPr>
+        <w:jc w:val="both"/>
         <w:rPr>
           <w:lang w:val="es-CL"/>
         </w:rPr>
@@ -3617,44 +3850,87 @@
           <w:b/>
           <w:lang w:val="es-CL"/>
         </w:rPr>
-        <w:t>Registro manual sin trazabilidad</w:t>
-      </w:r>
-      <w:r>
-        <w:rPr>
-          <w:lang w:val="es-CL"/>
-        </w:rPr>
-        <w:t xml:space="preserve"> - El control se realizaba en planillas</w:t>
+        <w:t>Múltiples actores</w:t>
+      </w:r>
+      <w:r>
+        <w:rPr>
+          <w:lang w:val="es-CL"/>
+        </w:rPr>
+        <w:t xml:space="preserve">: trabajadores y administración, con necesidades </w:t>
+      </w:r>
+      <w:r>
+        <w:rPr>
+          <w:lang w:val="es-CL"/>
+        </w:rPr>
+        <w:t xml:space="preserve">y </w:t>
+      </w:r>
+      <w:r>
+        <w:rPr>
+          <w:lang w:val="es-CL"/>
+        </w:rPr>
+        <w:t>privilegios distintos.</w:t>
       </w:r>
     </w:p>
     <w:p>
       <w:pPr>
-        <w:rPr>
-          <w:lang w:val="es-CL"/>
-        </w:rPr>
-      </w:pPr>
-      <w:r>
-        <w:rPr>
-          <w:lang w:val="es-CL"/>
-        </w:rPr>
-        <w:t xml:space="preserve">   o registros locales, lo que dificultaba consultar quién llegó tarde, quién se</w:t>
+        <w:pStyle w:val="Listaconvietas"/>
+        <w:numPr>
+          <w:ilvl w:val="0"/>
+          <w:numId w:val="11"/>
+        </w:numPr>
+        <w:jc w:val="both"/>
+        <w:rPr>
+          <w:lang w:val="es-CL"/>
+        </w:rPr>
+      </w:pPr>
+      <w:r>
+        <w:rPr>
+          <w:b/>
+          <w:lang w:val="es-CL"/>
+        </w:rPr>
+        <w:t>Reglas de negocio con límites estrictos</w:t>
+      </w:r>
+      <w:r>
+        <w:rPr>
+          <w:lang w:val="es-CL"/>
+        </w:rPr>
+        <w:t xml:space="preserve"> (09:30 / 17:30) y reportes derivados de esas reglas.</w:t>
       </w:r>
     </w:p>
     <w:p>
       <w:pPr>
-        <w:rPr>
-          <w:lang w:val="es-CL"/>
-        </w:rPr>
-      </w:pPr>
-      <w:r>
-        <w:rPr>
-          <w:lang w:val="es-CL"/>
-        </w:rPr>
-        <w:t xml:space="preserve">   retiró temprano o quién no asistió.</w:t>
+        <w:pStyle w:val="Listaconvietas"/>
+        <w:numPr>
+          <w:ilvl w:val="0"/>
+          <w:numId w:val="11"/>
+        </w:numPr>
+        <w:jc w:val="both"/>
+        <w:rPr>
+          <w:lang w:val="es-CL"/>
+        </w:rPr>
+      </w:pPr>
+      <w:r>
+        <w:rPr>
+          <w:b/>
+          <w:lang w:val="es-CL"/>
+        </w:rPr>
+        <w:t>Múltiples puntos de fallo</w:t>
+      </w:r>
+      <w:r>
+        <w:rPr>
+          <w:lang w:val="es-CL"/>
+        </w:rPr>
+        <w:t>: login, registro de entrada/salida, detección de incidencias, generación de reportes y administración de usuarios.</w:t>
       </w:r>
     </w:p>
     <w:p>
       <w:pPr>
-        <w:pStyle w:val="Listaconnmeros"/>
+        <w:pStyle w:val="Listaconvietas"/>
+        <w:numPr>
+          <w:ilvl w:val="0"/>
+          <w:numId w:val="11"/>
+        </w:numPr>
+        <w:jc w:val="both"/>
         <w:rPr>
           <w:lang w:val="es-CL"/>
         </w:rPr>
@@ -3664,237 +3940,471 @@
           <w:b/>
           <w:lang w:val="es-CL"/>
         </w:rPr>
-        <w:t>Carencia de reportes oportunos</w:t>
-      </w:r>
-      <w:r>
-        <w:rPr>
-          <w:lang w:val="es-CL"/>
-        </w:rPr>
-        <w:t xml:space="preserve"> - No existía un mecanismo para generar</w:t>
+        <w:t>Datos compartidos en la nube</w:t>
+      </w:r>
+      <w:r>
+        <w:rPr>
+          <w:lang w:val="es-CL"/>
+        </w:rPr>
+        <w:t xml:space="preserve"> entre varios </w:t>
+      </w:r>
+      <w:proofErr w:type="spellStart"/>
+      <w:r>
+        <w:rPr>
+          <w:lang w:val="es-CL"/>
+        </w:rPr>
+        <w:t>PCs</w:t>
+      </w:r>
+      <w:proofErr w:type="spellEnd"/>
+      <w:r>
+        <w:rPr>
+          <w:lang w:val="es-CL"/>
+        </w:rPr>
+        <w:t>, lo que exige consistencia</w:t>
+      </w:r>
+      <w:r>
+        <w:rPr>
+          <w:lang w:val="es-CL"/>
+        </w:rPr>
+        <w:t xml:space="preserve"> </w:t>
+      </w:r>
+      <w:r>
+        <w:rPr>
+          <w:lang w:val="es-CL"/>
+        </w:rPr>
+        <w:t>y reglas de acceso (</w:t>
+      </w:r>
+      <w:proofErr w:type="spellStart"/>
+      <w:r>
+        <w:rPr>
+          <w:lang w:val="es-CL"/>
+        </w:rPr>
+        <w:t>Firestore</w:t>
+      </w:r>
+      <w:proofErr w:type="spellEnd"/>
+      <w:r>
+        <w:rPr>
+          <w:lang w:val="es-CL"/>
+        </w:rPr>
+        <w:t>).</w:t>
       </w:r>
     </w:p>
     <w:p>
       <w:pPr>
-        <w:rPr>
-          <w:lang w:val="es-CL"/>
-        </w:rPr>
-      </w:pPr>
-      <w:r>
-        <w:rPr>
-          <w:lang w:val="es-CL"/>
-        </w:rPr>
-        <w:t xml:space="preserve">   reportes de atrasos, salidas anticipadas e inasistencias, por lo que la</w:t>
+        <w:pStyle w:val="Ttulo4"/>
+        <w:jc w:val="both"/>
+        <w:rPr>
+          <w:rFonts w:asciiTheme="minorHAnsi" w:hAnsiTheme="minorHAnsi"/>
+          <w:lang w:val="es-CL"/>
+        </w:rPr>
+      </w:pPr>
+      <w:r>
+        <w:rPr>
+          <w:rFonts w:asciiTheme="minorHAnsi" w:hAnsiTheme="minorHAnsi"/>
+          <w:lang w:val="es-CL"/>
+        </w:rPr>
+        <w:t>d) Argumentación de la solución (coherente con los antecedentes)</w:t>
       </w:r>
     </w:p>
     <w:p>
       <w:pPr>
-        <w:rPr>
-          <w:lang w:val="es-CL"/>
-        </w:rPr>
-      </w:pPr>
-      <w:r>
-        <w:rPr>
-          <w:lang w:val="es-CL"/>
-        </w:rPr>
-        <w:t xml:space="preserve">   administración no detectaba incumplimientos a tiempo.</w:t>
+        <w:jc w:val="both"/>
+        <w:rPr>
+          <w:lang w:val="es-CL"/>
+        </w:rPr>
+      </w:pPr>
+      <w:r>
+        <w:rPr>
+          <w:lang w:val="es-CL"/>
+        </w:rPr>
+        <w:t xml:space="preserve">La solución propuesta es un MVP de escritorio (Python + </w:t>
+      </w:r>
+      <w:proofErr w:type="spellStart"/>
+      <w:r>
+        <w:rPr>
+          <w:lang w:val="es-CL"/>
+        </w:rPr>
+        <w:t>Tkinter</w:t>
+      </w:r>
+      <w:proofErr w:type="spellEnd"/>
+      <w:r>
+        <w:rPr>
+          <w:lang w:val="es-CL"/>
+        </w:rPr>
+        <w:t>) con</w:t>
+      </w:r>
+      <w:r>
+        <w:rPr>
+          <w:lang w:val="es-CL"/>
+        </w:rPr>
+        <w:t xml:space="preserve"> </w:t>
+      </w:r>
+      <w:proofErr w:type="spellStart"/>
+      <w:r>
+        <w:rPr>
+          <w:lang w:val="es-CL"/>
+        </w:rPr>
+        <w:t>Firestore</w:t>
+      </w:r>
+      <w:proofErr w:type="spellEnd"/>
+      <w:r>
+        <w:rPr>
+          <w:lang w:val="es-CL"/>
+        </w:rPr>
+        <w:t xml:space="preserve"> como base de datos. Se justifica desde los antecedentes:</w:t>
       </w:r>
     </w:p>
     <w:p>
       <w:pPr>
-        <w:pStyle w:val="Listaconnmeros"/>
-        <w:rPr>
-          <w:lang w:val="es-CL"/>
-        </w:rPr>
-      </w:pPr>
+        <w:pStyle w:val="Listaconvietas"/>
+        <w:numPr>
+          <w:ilvl w:val="0"/>
+          <w:numId w:val="10"/>
+        </w:numPr>
+        <w:jc w:val="both"/>
+        <w:rPr>
+          <w:lang w:val="es-CL"/>
+        </w:rPr>
+      </w:pPr>
+      <w:r>
+        <w:rPr>
+          <w:lang w:val="es-CL"/>
+        </w:rPr>
+        <w:t xml:space="preserve">Resuelve el registro manual con marcación digital de </w:t>
+      </w:r>
       <w:r>
         <w:rPr>
           <w:b/>
           <w:lang w:val="es-CL"/>
         </w:rPr>
-        <w:t>Falta de control de acceso a la información</w:t>
-      </w:r>
-      <w:r>
-        <w:rPr>
-          <w:lang w:val="es-CL"/>
-        </w:rPr>
-        <w:t xml:space="preserve"> - Sin roles definidos, el</w:t>
+        <w:t>entrada/salida</w:t>
+      </w:r>
+      <w:r>
+        <w:rPr>
+          <w:lang w:val="es-CL"/>
+        </w:rPr>
+        <w:t xml:space="preserve"> (CA-01).</w:t>
       </w:r>
     </w:p>
     <w:p>
       <w:pPr>
-        <w:rPr>
-          <w:lang w:val="es-CL"/>
-        </w:rPr>
-      </w:pPr>
-      <w:r>
-        <w:rPr>
-          <w:lang w:val="es-CL"/>
-        </w:rPr>
-        <w:t xml:space="preserve">   personal podría modificar datos de asistencia, comprometiendo el cumplimiento</w:t>
+        <w:pStyle w:val="Listaconvietas"/>
+        <w:numPr>
+          <w:ilvl w:val="0"/>
+          <w:numId w:val="10"/>
+        </w:numPr>
+        <w:jc w:val="both"/>
+        <w:rPr>
+          <w:lang w:val="es-CL"/>
+        </w:rPr>
+      </w:pPr>
+      <w:r>
+        <w:rPr>
+          <w:lang w:val="es-CL"/>
+        </w:rPr>
+        <w:t>Automatiza los tres reportes que la administración no podía obtener (RE-01/02/03),</w:t>
+      </w:r>
+      <w:r>
+        <w:rPr>
+          <w:lang w:val="es-CL"/>
+        </w:rPr>
+        <w:t xml:space="preserve"> </w:t>
+      </w:r>
+      <w:r>
+        <w:rPr>
+          <w:lang w:val="es-CL"/>
+        </w:rPr>
+        <w:t>calculando incidencias contra los límites configurados.</w:t>
       </w:r>
     </w:p>
     <w:p>
       <w:pPr>
-        <w:rPr>
-          <w:lang w:val="es-CL"/>
-        </w:rPr>
-      </w:pPr>
-      <w:r>
-        <w:rPr>
-          <w:lang w:val="es-CL"/>
-        </w:rPr>
-        <w:t xml:space="preserve">   de las normativas laborales.</w:t>
+        <w:pStyle w:val="Listaconvietas"/>
+        <w:numPr>
+          <w:ilvl w:val="0"/>
+          <w:numId w:val="10"/>
+        </w:numPr>
+        <w:jc w:val="both"/>
+        <w:rPr>
+          <w:lang w:val="es-CL"/>
+        </w:rPr>
+      </w:pPr>
+      <w:r>
+        <w:rPr>
+          <w:lang w:val="es-CL"/>
+        </w:rPr>
+        <w:t xml:space="preserve">Implementa </w:t>
+      </w:r>
+      <w:r>
+        <w:rPr>
+          <w:b/>
+          <w:lang w:val="es-CL"/>
+        </w:rPr>
+        <w:t>roles</w:t>
+      </w:r>
+      <w:r>
+        <w:rPr>
+          <w:lang w:val="es-CL"/>
+        </w:rPr>
+        <w:t xml:space="preserve"> (administrador/trabajador) y restringe la gestión de usuarios al administrador (GU-01/02/03), cerrando la causa de control de</w:t>
+      </w:r>
+      <w:r>
+        <w:rPr>
+          <w:lang w:val="es-CL"/>
+        </w:rPr>
+        <w:t xml:space="preserve"> </w:t>
+      </w:r>
+      <w:r>
+        <w:rPr>
+          <w:lang w:val="es-CL"/>
+        </w:rPr>
+        <w:t>acceso.</w:t>
       </w:r>
     </w:p>
     <w:p>
       <w:pPr>
-        <w:pStyle w:val="Ttulo4"/>
-        <w:rPr>
-          <w:lang w:val="es-CL"/>
-        </w:rPr>
-      </w:pPr>
-      <w:r>
-        <w:rPr>
-          <w:lang w:val="es-CL"/>
-        </w:rPr>
-        <w:t>c) Elementos que determinan que es un problema complicado</w:t>
+        <w:pStyle w:val="Listaconvietas"/>
+        <w:numPr>
+          <w:ilvl w:val="0"/>
+          <w:numId w:val="10"/>
+        </w:numPr>
+        <w:jc w:val="both"/>
+        <w:rPr>
+          <w:lang w:val="es-CL"/>
+        </w:rPr>
+      </w:pPr>
+      <w:r>
+        <w:rPr>
+          <w:lang w:val="es-CL"/>
+        </w:rPr>
+        <w:t xml:space="preserve">Los datos viven en la nube, compartidos entre todos los </w:t>
+      </w:r>
+      <w:proofErr w:type="spellStart"/>
+      <w:r>
+        <w:rPr>
+          <w:lang w:val="es-CL"/>
+        </w:rPr>
+        <w:t>PCs</w:t>
+      </w:r>
+      <w:proofErr w:type="spellEnd"/>
+      <w:r>
+        <w:rPr>
+          <w:lang w:val="es-CL"/>
+        </w:rPr>
+        <w:t>, manteniendo una única fuente de verdad.</w:t>
       </w:r>
     </w:p>
     <w:p>
       <w:pPr>
-        <w:pStyle w:val="Listaconvietas"/>
-        <w:rPr>
-          <w:lang w:val="es-CL"/>
-        </w:rPr>
-      </w:pPr>
-      <w:r>
-        <w:rPr>
-          <w:b/>
-          <w:lang w:val="es-CL"/>
-        </w:rPr>
-        <w:t>Múltiples actores</w:t>
-      </w:r>
-      <w:r>
-        <w:rPr>
-          <w:lang w:val="es-CL"/>
-        </w:rPr>
-        <w:t>: trabajadores y administración, con necesidades y</w:t>
+        <w:pStyle w:val="Ttulo4"/>
+        <w:jc w:val="both"/>
+        <w:rPr>
+          <w:rFonts w:asciiTheme="minorHAnsi" w:hAnsiTheme="minorHAnsi"/>
+          <w:lang w:val="es-CL"/>
+        </w:rPr>
+      </w:pPr>
+      <w:r>
+        <w:rPr>
+          <w:rFonts w:asciiTheme="minorHAnsi" w:hAnsiTheme="minorHAnsi"/>
+          <w:lang w:val="es-CL"/>
+        </w:rPr>
+        <w:t>e) Acciones preventivas para problemas similares</w:t>
       </w:r>
     </w:p>
     <w:p>
-      <w:r>
-        <w:rPr>
-          <w:lang w:val="es-CL"/>
-        </w:rPr>
-        <w:t xml:space="preserve">  </w:t>
+      <w:pPr>
+        <w:pStyle w:val="Listaconnmeros"/>
+        <w:numPr>
+          <w:ilvl w:val="0"/>
+          <w:numId w:val="5"/>
+        </w:numPr>
+        <w:jc w:val="both"/>
+        <w:rPr>
+          <w:lang w:val="es-CL"/>
+        </w:rPr>
+      </w:pPr>
+      <w:r>
+        <w:rPr>
+          <w:lang w:val="es-CL"/>
+        </w:rPr>
+        <w:t xml:space="preserve">Establecer </w:t>
+      </w:r>
+      <w:r>
+        <w:rPr>
+          <w:b/>
+          <w:lang w:val="es-CL"/>
+        </w:rPr>
+        <w:t>reglas de respaldo periódico</w:t>
+      </w:r>
+      <w:r>
+        <w:rPr>
+          <w:lang w:val="es-CL"/>
+        </w:rPr>
+        <w:t xml:space="preserve"> de </w:t>
       </w:r>
       <w:proofErr w:type="spellStart"/>
       <w:r>
-        <w:t>privilegios</w:t>
+        <w:rPr>
+          <w:lang w:val="es-CL"/>
+        </w:rPr>
+        <w:t>Firestore</w:t>
       </w:r>
       <w:proofErr w:type="spellEnd"/>
       <w:r>
-        <w:t xml:space="preserve"> </w:t>
-      </w:r>
-      <w:proofErr w:type="spellStart"/>
-      <w:r>
-        <w:t>distintos</w:t>
-      </w:r>
-      <w:proofErr w:type="spellEnd"/>
-      <w:r>
-        <w:t>.</w:t>
+        <w:rPr>
+          <w:lang w:val="es-CL"/>
+        </w:rPr>
+        <w:t xml:space="preserve"> para evitar pérdida de registros.</w:t>
       </w:r>
     </w:p>
     <w:p>
       <w:pPr>
-        <w:pStyle w:val="Listaconvietas"/>
-        <w:rPr>
-          <w:lang w:val="es-CL"/>
-        </w:rPr>
-      </w:pPr>
+        <w:pStyle w:val="Listaconnmeros"/>
+        <w:numPr>
+          <w:ilvl w:val="0"/>
+          <w:numId w:val="5"/>
+        </w:numPr>
+        <w:jc w:val="both"/>
+        <w:rPr>
+          <w:lang w:val="es-CL"/>
+        </w:rPr>
+      </w:pPr>
+      <w:r>
+        <w:rPr>
+          <w:lang w:val="es-CL"/>
+        </w:rPr>
+        <w:t xml:space="preserve">Configurar </w:t>
+      </w:r>
       <w:r>
         <w:rPr>
           <w:b/>
           <w:lang w:val="es-CL"/>
         </w:rPr>
-        <w:t>Reglas de negocio con límites estrictos</w:t>
-      </w:r>
-      <w:r>
-        <w:rPr>
-          <w:lang w:val="es-CL"/>
-        </w:rPr>
-        <w:t xml:space="preserve"> (09:30 / 17:30) y reportes</w:t>
+        <w:t>alertas tempranas</w:t>
+      </w:r>
+      <w:r>
+        <w:rPr>
+          <w:lang w:val="es-CL"/>
+        </w:rPr>
+        <w:t xml:space="preserve"> (atrasos/salidas anticipadas) para detectar</w:t>
+      </w:r>
+      <w:r>
+        <w:rPr>
+          <w:lang w:val="es-CL"/>
+        </w:rPr>
+        <w:t xml:space="preserve"> </w:t>
+      </w:r>
+      <w:r>
+        <w:rPr>
+          <w:lang w:val="es-CL"/>
+        </w:rPr>
+        <w:t>incumplimientos antes de que se acumulen.</w:t>
       </w:r>
     </w:p>
     <w:p>
-      <w:r>
-        <w:rPr>
-          <w:lang w:val="es-CL"/>
-        </w:rPr>
-        <w:t xml:space="preserve">  </w:t>
+      <w:pPr>
+        <w:pStyle w:val="Listaconnmeros"/>
+        <w:numPr>
+          <w:ilvl w:val="0"/>
+          <w:numId w:val="5"/>
+        </w:numPr>
+        <w:jc w:val="both"/>
+        <w:rPr>
+          <w:lang w:val="es-CL"/>
+        </w:rPr>
+      </w:pPr>
+      <w:r>
+        <w:rPr>
+          <w:lang w:val="es-CL"/>
+        </w:rPr>
+        <w:t xml:space="preserve">Sobre la migración a producción, adoptar </w:t>
       </w:r>
       <w:proofErr w:type="spellStart"/>
       <w:r>
-        <w:t>derivados</w:t>
+        <w:rPr>
+          <w:b/>
+          <w:lang w:val="es-CL"/>
+        </w:rPr>
+        <w:t>Firebase</w:t>
       </w:r>
       <w:proofErr w:type="spellEnd"/>
       <w:r>
-        <w:t xml:space="preserve"> de </w:t>
+        <w:rPr>
+          <w:b/>
+          <w:lang w:val="es-CL"/>
+        </w:rPr>
+        <w:t xml:space="preserve"> </w:t>
       </w:r>
       <w:proofErr w:type="spellStart"/>
       <w:r>
-        <w:t>esas</w:t>
+        <w:rPr>
+          <w:b/>
+          <w:lang w:val="es-CL"/>
+        </w:rPr>
+        <w:t>Authentication</w:t>
       </w:r>
       <w:proofErr w:type="spellEnd"/>
       <w:r>
+        <w:rPr>
+          <w:lang w:val="es-CL"/>
+        </w:rPr>
+        <w:t xml:space="preserve"> con</w:t>
+      </w:r>
+      <w:r>
+        <w:rPr>
+          <w:lang w:val="es-CL"/>
+        </w:rPr>
         <w:t xml:space="preserve"> </w:t>
       </w:r>
-      <w:proofErr w:type="spellStart"/>
-      <w:r>
-        <w:t>reglas</w:t>
-      </w:r>
-      <w:proofErr w:type="spellEnd"/>
-      <w:r>
-        <w:t>.</w:t>
+      <w:r>
+        <w:rPr>
+          <w:lang w:val="es-CL"/>
+        </w:rPr>
+        <w:t>tokens por rol en lugar de la cuenta de servicio, reduciendo el riesgo de filtración de credenciales (documentado en el README del repositorio).</w:t>
       </w:r>
     </w:p>
     <w:p>
       <w:pPr>
-        <w:pStyle w:val="Listaconvietas"/>
-        <w:rPr>
-          <w:lang w:val="es-CL"/>
-        </w:rPr>
-      </w:pPr>
-      <w:r>
-        <w:rPr>
-          <w:b/>
-          <w:lang w:val="es-CL"/>
-        </w:rPr>
-        <w:t>Múltiples puntos de fallo</w:t>
-      </w:r>
-      <w:r>
-        <w:rPr>
-          <w:lang w:val="es-CL"/>
-        </w:rPr>
-        <w:t>: login, registro de entrada/salida,</w:t>
+        <w:pStyle w:val="Ttulo3"/>
+        <w:jc w:val="both"/>
+        <w:rPr>
+          <w:rFonts w:asciiTheme="minorHAnsi" w:hAnsiTheme="minorHAnsi"/>
+          <w:lang w:val="es-CL"/>
+        </w:rPr>
+      </w:pPr>
+      <w:r>
+        <w:rPr>
+          <w:rFonts w:asciiTheme="minorHAnsi" w:hAnsiTheme="minorHAnsi"/>
+          <w:lang w:val="es-CL"/>
+        </w:rPr>
+        <w:t>3.2 Trabajo colaborativo: comunicación</w:t>
       </w:r>
     </w:p>
     <w:p>
       <w:pPr>
-        <w:rPr>
-          <w:lang w:val="es-CL"/>
-        </w:rPr>
-      </w:pPr>
-      <w:r>
-        <w:rPr>
-          <w:lang w:val="es-CL"/>
-        </w:rPr>
-        <w:t xml:space="preserve">  detección de incidencias, generación de reportes y administración de usuarios.</w:t>
+        <w:pStyle w:val="Ttulo4"/>
+        <w:jc w:val="both"/>
+        <w:rPr>
+          <w:rFonts w:asciiTheme="minorHAnsi" w:hAnsiTheme="minorHAnsi"/>
+          <w:lang w:val="es-CL"/>
+        </w:rPr>
+      </w:pPr>
+      <w:r>
+        <w:rPr>
+          <w:rFonts w:asciiTheme="minorHAnsi" w:hAnsiTheme="minorHAnsi"/>
+          <w:lang w:val="es-CL"/>
+        </w:rPr>
+        <w:t>a) Beneficios de establecer metas y objetivos claros y específicos (3)</w:t>
       </w:r>
     </w:p>
     <w:p>
       <w:pPr>
-        <w:pStyle w:val="Listaconvietas"/>
+        <w:pStyle w:val="Listaconnmeros"/>
+        <w:numPr>
+          <w:ilvl w:val="0"/>
+          <w:numId w:val="13"/>
+        </w:numPr>
+        <w:jc w:val="both"/>
         <w:rPr>
           <w:lang w:val="es-CL"/>
         </w:rPr>
@@ -3904,964 +4414,390 @@
           <w:b/>
           <w:lang w:val="es-CL"/>
         </w:rPr>
-        <w:t>Datos compartidos en la nube</w:t>
-      </w:r>
-      <w:r>
-        <w:rPr>
-          <w:lang w:val="es-CL"/>
-        </w:rPr>
-        <w:t xml:space="preserve"> entre varios </w:t>
-      </w:r>
-      <w:proofErr w:type="spellStart"/>
-      <w:r>
-        <w:rPr>
-          <w:lang w:val="es-CL"/>
-        </w:rPr>
-        <w:t>PCs</w:t>
-      </w:r>
-      <w:proofErr w:type="spellEnd"/>
-      <w:r>
-        <w:rPr>
-          <w:lang w:val="es-CL"/>
-        </w:rPr>
-        <w:t>, lo que exige consistencia</w:t>
+        <w:t>Alineación del equipo</w:t>
+      </w:r>
+      <w:r>
+        <w:rPr>
+          <w:lang w:val="es-CL"/>
+        </w:rPr>
+        <w:t>: todos saben qué se debe construir (el MVP de</w:t>
+      </w:r>
+      <w:r>
+        <w:rPr>
+          <w:lang w:val="es-CL"/>
+        </w:rPr>
+        <w:t xml:space="preserve"> </w:t>
+      </w:r>
+      <w:r>
+        <w:rPr>
+          <w:lang w:val="es-CL"/>
+        </w:rPr>
+        <w:t>asistencia según el listado CA/RE/GU) y evitan esfuerzos duplicados o fuera de alcance.</w:t>
       </w:r>
     </w:p>
     <w:p>
       <w:pPr>
-        <w:rPr>
-          <w:lang w:val="es-CL"/>
-        </w:rPr>
-      </w:pPr>
-      <w:r>
-        <w:rPr>
-          <w:lang w:val="es-CL"/>
-        </w:rPr>
-        <w:t xml:space="preserve">  y reglas de acceso (</w:t>
+        <w:pStyle w:val="Listaconnmeros"/>
+        <w:numPr>
+          <w:ilvl w:val="0"/>
+          <w:numId w:val="13"/>
+        </w:numPr>
+        <w:jc w:val="both"/>
+        <w:rPr>
+          <w:lang w:val="es-CL"/>
+        </w:rPr>
+      </w:pPr>
+      <w:r>
+        <w:rPr>
+          <w:b/>
+          <w:lang w:val="es-CL"/>
+        </w:rPr>
+        <w:t>Medición del avance</w:t>
+      </w:r>
+      <w:r>
+        <w:rPr>
+          <w:lang w:val="es-CL"/>
+        </w:rPr>
+        <w:t xml:space="preserve">: con objetivos definidos (funcionalidades por requerimiento, pruebas en verde) se puede evaluar el progreso de forma objetiva y </w:t>
       </w:r>
       <w:proofErr w:type="spellStart"/>
       <w:r>
         <w:rPr>
           <w:lang w:val="es-CL"/>
         </w:rPr>
-        <w:t>Firestore</w:t>
+        <w:t>re-planificar</w:t>
       </w:r>
       <w:proofErr w:type="spellEnd"/>
       <w:r>
         <w:rPr>
           <w:lang w:val="es-CL"/>
         </w:rPr>
-        <w:t>).</w:t>
+        <w:t xml:space="preserve"> a tiempo.</w:t>
       </w:r>
     </w:p>
     <w:p>
       <w:pPr>
-        <w:pStyle w:val="Ttulo4"/>
-        <w:rPr>
-          <w:lang w:val="es-CL"/>
-        </w:rPr>
-      </w:pPr>
-      <w:r>
-        <w:rPr>
-          <w:lang w:val="es-CL"/>
-        </w:rPr>
-        <w:t>d) Argumentación de la solución (coherente con los antecedentes)</w:t>
+        <w:pStyle w:val="Listaconnmeros"/>
+        <w:numPr>
+          <w:ilvl w:val="0"/>
+          <w:numId w:val="13"/>
+        </w:numPr>
+        <w:jc w:val="both"/>
+        <w:rPr>
+          <w:lang w:val="es-CL"/>
+        </w:rPr>
+      </w:pPr>
+      <w:r>
+        <w:rPr>
+          <w:b/>
+          <w:lang w:val="es-CL"/>
+        </w:rPr>
+        <w:t>Reducción de ambigüedad en la entrega</w:t>
+      </w:r>
+      <w:r>
+        <w:rPr>
+          <w:lang w:val="es-CL"/>
+        </w:rPr>
+        <w:t>: un alcance claro permite revisar contra la rúbrica y entregar evidencias verificables (código + pruebas).</w:t>
       </w:r>
     </w:p>
     <w:p>
       <w:pPr>
-        <w:rPr>
-          <w:lang w:val="es-CL"/>
-        </w:rPr>
-      </w:pPr>
-      <w:r>
-        <w:rPr>
-          <w:lang w:val="es-CL"/>
-        </w:rPr>
-        <w:t xml:space="preserve">La solución propuesta es un **MVP de escritorio (Python + </w:t>
-      </w:r>
-      <w:proofErr w:type="spellStart"/>
-      <w:r>
-        <w:rPr>
-          <w:lang w:val="es-CL"/>
-        </w:rPr>
-        <w:t>Tkinter</w:t>
-      </w:r>
-      <w:proofErr w:type="spellEnd"/>
-      <w:r>
-        <w:rPr>
-          <w:lang w:val="es-CL"/>
-        </w:rPr>
-        <w:t>) con</w:t>
+        <w:pStyle w:val="Ttulo4"/>
+        <w:jc w:val="both"/>
+        <w:rPr>
+          <w:rFonts w:asciiTheme="minorHAnsi" w:hAnsiTheme="minorHAnsi"/>
+          <w:lang w:val="es-CL"/>
+        </w:rPr>
+      </w:pPr>
+      <w:r>
+        <w:rPr>
+          <w:rFonts w:asciiTheme="minorHAnsi" w:hAnsiTheme="minorHAnsi"/>
+          <w:lang w:val="es-CL"/>
+        </w:rPr>
+        <w:lastRenderedPageBreak/>
+        <w:t>b) Acciones para fomentar la comunicación efectiva (3)</w:t>
       </w:r>
     </w:p>
     <w:p>
       <w:pPr>
-        <w:rPr>
-          <w:lang w:val="es-CL"/>
-        </w:rPr>
-      </w:pPr>
-      <w:proofErr w:type="spellStart"/>
-      <w:r>
-        <w:rPr>
-          <w:lang w:val="es-CL"/>
-        </w:rPr>
-        <w:t>Firestore</w:t>
-      </w:r>
-      <w:proofErr w:type="spellEnd"/>
-      <w:r>
-        <w:rPr>
-          <w:lang w:val="es-CL"/>
-        </w:rPr>
-        <w:t xml:space="preserve"> como base de datos**. Se justifica desde los antecedentes:</w:t>
+        <w:pStyle w:val="Listaconnmeros"/>
+        <w:numPr>
+          <w:ilvl w:val="0"/>
+          <w:numId w:val="14"/>
+        </w:numPr>
+        <w:jc w:val="both"/>
+        <w:rPr>
+          <w:lang w:val="es-CL"/>
+        </w:rPr>
+      </w:pPr>
+      <w:r>
+        <w:rPr>
+          <w:b/>
+          <w:lang w:val="es-CL"/>
+        </w:rPr>
+        <w:t>Reuniones breves y con agenda</w:t>
+      </w:r>
+      <w:r>
+        <w:rPr>
+          <w:lang w:val="es-CL"/>
+        </w:rPr>
+        <w:t xml:space="preserve"> al inicio de cada avance, definiendo qué</w:t>
+      </w:r>
+      <w:r>
+        <w:rPr>
+          <w:lang w:val="es-CL"/>
+        </w:rPr>
+        <w:t xml:space="preserve"> </w:t>
+      </w:r>
+      <w:r>
+        <w:rPr>
+          <w:lang w:val="es-CL"/>
+        </w:rPr>
+        <w:t>hará cada integrante.</w:t>
       </w:r>
     </w:p>
     <w:p>
       <w:pPr>
-        <w:pStyle w:val="Listaconvietas"/>
-        <w:rPr>
-          <w:lang w:val="es-CL"/>
-        </w:rPr>
-      </w:pPr>
-      <w:r>
-        <w:rPr>
-          <w:lang w:val="es-CL"/>
-        </w:rPr>
-        <w:t xml:space="preserve">Resuelve el registro manual con marcación digital de </w:t>
-      </w:r>
+        <w:pStyle w:val="Listaconnmeros"/>
+        <w:numPr>
+          <w:ilvl w:val="0"/>
+          <w:numId w:val="14"/>
+        </w:numPr>
+        <w:jc w:val="both"/>
+        <w:rPr>
+          <w:lang w:val="es-CL"/>
+        </w:rPr>
+      </w:pPr>
       <w:r>
         <w:rPr>
           <w:b/>
           <w:lang w:val="es-CL"/>
         </w:rPr>
-        <w:t>entrada/salida</w:t>
+        <w:t>Canal único de consultas</w:t>
+      </w:r>
+      <w:r>
+        <w:rPr>
+          <w:lang w:val="es-CL"/>
+        </w:rPr>
+        <w:t xml:space="preserve"> (grupo/plataforma) donde se compartan dudas,</w:t>
+      </w:r>
+      <w:r>
+        <w:rPr>
+          <w:lang w:val="es-CL"/>
+        </w:rPr>
+        <w:t xml:space="preserve"> </w:t>
+      </w:r>
+      <w:r>
+        <w:rPr>
+          <w:lang w:val="es-CL"/>
+        </w:rPr>
+        <w:t>decisiones y avances de manera ordenada.</w:t>
       </w:r>
     </w:p>
     <w:p>
-      <w:r>
-        <w:rPr>
-          <w:lang w:val="es-CL"/>
-        </w:rPr>
-        <w:t xml:space="preserve">  </w:t>
-      </w:r>
-      <w:r>
-        <w:t>(CA-01).</w:t>
+      <w:pPr>
+        <w:pStyle w:val="Listaconnmeros"/>
+        <w:numPr>
+          <w:ilvl w:val="0"/>
+          <w:numId w:val="14"/>
+        </w:numPr>
+        <w:jc w:val="both"/>
+        <w:rPr>
+          <w:lang w:val="es-CL"/>
+        </w:rPr>
+      </w:pPr>
+      <w:r>
+        <w:rPr>
+          <w:b/>
+          <w:lang w:val="es-CL"/>
+        </w:rPr>
+        <w:t>Revisión cruzada del código</w:t>
+      </w:r>
+      <w:r>
+        <w:rPr>
+          <w:lang w:val="es-CL"/>
+        </w:rPr>
+        <w:t>: cada cambio es revisado por otro integrante antes de considerarse cerrado, reduciendo errores y transmitiendo el</w:t>
+      </w:r>
+      <w:r>
+        <w:rPr>
+          <w:lang w:val="es-CL"/>
+        </w:rPr>
+        <w:t xml:space="preserve"> </w:t>
+      </w:r>
+      <w:r>
+        <w:rPr>
+          <w:lang w:val="es-CL"/>
+        </w:rPr>
+        <w:t>conocimiento del sistema a todo el equipo.</w:t>
       </w:r>
     </w:p>
     <w:p>
       <w:pPr>
-        <w:pStyle w:val="Listaconvietas"/>
-        <w:rPr>
-          <w:lang w:val="es-CL"/>
-        </w:rPr>
-      </w:pPr>
-      <w:r>
-        <w:rPr>
-          <w:lang w:val="es-CL"/>
-        </w:rPr>
-        <w:lastRenderedPageBreak/>
-        <w:t>Automatiza los tres reportes que la administración no podía obtener</w:t>
+        <w:pStyle w:val="Ttulo4"/>
+        <w:jc w:val="both"/>
+        <w:rPr>
+          <w:rFonts w:asciiTheme="minorHAnsi" w:hAnsiTheme="minorHAnsi"/>
+          <w:lang w:val="es-CL"/>
+        </w:rPr>
+      </w:pPr>
+      <w:r>
+        <w:rPr>
+          <w:rFonts w:asciiTheme="minorHAnsi" w:hAnsiTheme="minorHAnsi"/>
+          <w:lang w:val="es-CL"/>
+        </w:rPr>
+        <w:t>c) Acciones para promover la coordinación y el compromiso (3)</w:t>
       </w:r>
     </w:p>
     <w:p>
       <w:pPr>
-        <w:rPr>
-          <w:lang w:val="es-CL"/>
-        </w:rPr>
-      </w:pPr>
-      <w:r>
-        <w:rPr>
-          <w:lang w:val="es-CL"/>
-        </w:rPr>
-        <w:t xml:space="preserve">  (RE-01/02/03), calculando incidencias contra los límites configurados.</w:t>
+        <w:pStyle w:val="Listaconnmeros"/>
+        <w:numPr>
+          <w:ilvl w:val="0"/>
+          <w:numId w:val="16"/>
+        </w:numPr>
+        <w:jc w:val="both"/>
+        <w:rPr>
+          <w:lang w:val="es-CL"/>
+        </w:rPr>
+      </w:pPr>
+      <w:r>
+        <w:rPr>
+          <w:b/>
+          <w:lang w:val="es-CL"/>
+        </w:rPr>
+        <w:t>División por módulos con responsables</w:t>
+      </w:r>
+      <w:r>
+        <w:rPr>
+          <w:lang w:val="es-CL"/>
+        </w:rPr>
+        <w:t xml:space="preserve"> (login, marcación, reportes,</w:t>
+      </w:r>
+      <w:r>
+        <w:rPr>
+          <w:lang w:val="es-CL"/>
+        </w:rPr>
+        <w:t xml:space="preserve"> </w:t>
+      </w:r>
+      <w:r>
+        <w:rPr>
+          <w:lang w:val="es-CL"/>
+        </w:rPr>
+        <w:t>usuarios) pero con integración frecuente en reuniones, para que nadie trabaje</w:t>
+      </w:r>
+      <w:r>
+        <w:rPr>
+          <w:lang w:val="es-CL"/>
+        </w:rPr>
+        <w:t xml:space="preserve"> </w:t>
+      </w:r>
+      <w:r>
+        <w:rPr>
+          <w:lang w:val="es-CL"/>
+        </w:rPr>
+        <w:t>aislado.</w:t>
       </w:r>
     </w:p>
     <w:p>
       <w:pPr>
-        <w:pStyle w:val="Listaconvietas"/>
-        <w:rPr>
-          <w:lang w:val="es-CL"/>
-        </w:rPr>
-      </w:pPr>
-      <w:r>
-        <w:rPr>
-          <w:lang w:val="es-CL"/>
-        </w:rPr>
-        <w:t xml:space="preserve">Implementa </w:t>
-      </w:r>
+        <w:pStyle w:val="Listaconnmeros"/>
+        <w:numPr>
+          <w:ilvl w:val="0"/>
+          <w:numId w:val="16"/>
+        </w:numPr>
+        <w:jc w:val="both"/>
+        <w:rPr>
+          <w:lang w:val="es-CL"/>
+        </w:rPr>
+      </w:pPr>
       <w:r>
         <w:rPr>
           <w:b/>
           <w:lang w:val="es-CL"/>
         </w:rPr>
-        <w:t>roles</w:t>
-      </w:r>
-      <w:r>
-        <w:rPr>
-          <w:lang w:val="es-CL"/>
-        </w:rPr>
-        <w:t xml:space="preserve"> (administrador/trabajador) y restringe la gestión de</w:t>
+        <w:t>Control de versiones colaborativo (Git)</w:t>
+      </w:r>
+      <w:r>
+        <w:rPr>
+          <w:lang w:val="es-CL"/>
+        </w:rPr>
+        <w:t xml:space="preserve">: </w:t>
+      </w:r>
+      <w:proofErr w:type="spellStart"/>
+      <w:r>
+        <w:rPr>
+          <w:lang w:val="es-CL"/>
+        </w:rPr>
+        <w:t>commits</w:t>
+      </w:r>
+      <w:proofErr w:type="spellEnd"/>
+      <w:r>
+        <w:rPr>
+          <w:lang w:val="es-CL"/>
+        </w:rPr>
+        <w:t xml:space="preserve"> pequeños y con mensajes descriptivos que registran quién aportó qué.</w:t>
       </w:r>
     </w:p>
     <w:p>
       <w:pPr>
-        <w:rPr>
-          <w:lang w:val="es-CL"/>
-        </w:rPr>
-      </w:pPr>
-      <w:r>
-        <w:rPr>
-          <w:lang w:val="es-CL"/>
-        </w:rPr>
-        <w:t xml:space="preserve">  usuarios al administrador (GU-01/02/03), cerrando la causa de control de</w:t>
+        <w:pStyle w:val="Listaconnmeros"/>
+        <w:numPr>
+          <w:ilvl w:val="0"/>
+          <w:numId w:val="16"/>
+        </w:numPr>
+        <w:jc w:val="both"/>
+        <w:rPr>
+          <w:lang w:val="es-CL"/>
+        </w:rPr>
+      </w:pPr>
+      <w:r>
+        <w:rPr>
+          <w:b/>
+          <w:lang w:val="es-CL"/>
+        </w:rPr>
+        <w:t>Cumplimiento de hitos internos</w:t>
+      </w:r>
+      <w:r>
+        <w:rPr>
+          <w:lang w:val="es-CL"/>
+        </w:rPr>
+        <w:t>: alineados a los requerimientos, con compromiso explícito de cada integrante de reportar bloqueos antes de la</w:t>
+      </w:r>
+      <w:r>
+        <w:rPr>
+          <w:lang w:val="es-CL"/>
+        </w:rPr>
+        <w:t xml:space="preserve"> </w:t>
+      </w:r>
+      <w:r>
+        <w:rPr>
+          <w:lang w:val="es-CL"/>
+        </w:rPr>
+        <w:t>fecha límite.</w:t>
       </w:r>
     </w:p>
     <w:p>
-      <w:r>
-        <w:rPr>
-          <w:lang w:val="es-CL"/>
-        </w:rPr>
-        <w:t xml:space="preserve">  </w:t>
-      </w:r>
-      <w:proofErr w:type="spellStart"/>
-      <w:r>
-        <w:t>acceso</w:t>
-      </w:r>
-      <w:proofErr w:type="spellEnd"/>
-      <w:r>
-        <w:t>.</w:t>
-      </w:r>
-    </w:p>
-    <w:p>
-      <w:pPr>
-        <w:pStyle w:val="Listaconvietas"/>
-        <w:rPr>
-          <w:lang w:val="es-CL"/>
-        </w:rPr>
-      </w:pPr>
-      <w:r>
-        <w:rPr>
-          <w:lang w:val="es-CL"/>
-        </w:rPr>
-        <w:t xml:space="preserve">Los datos viven en la nube, compartidos entre todos los </w:t>
-      </w:r>
-      <w:proofErr w:type="spellStart"/>
-      <w:r>
-        <w:rPr>
-          <w:lang w:val="es-CL"/>
-        </w:rPr>
-        <w:t>PCs</w:t>
-      </w:r>
-      <w:proofErr w:type="spellEnd"/>
-      <w:r>
-        <w:rPr>
-          <w:lang w:val="es-CL"/>
-        </w:rPr>
-        <w:t>, manteniendo una</w:t>
-      </w:r>
-    </w:p>
-    <w:p>
-      <w:pPr>
-        <w:rPr>
-          <w:lang w:val="es-CL"/>
-        </w:rPr>
-      </w:pPr>
-      <w:r>
-        <w:rPr>
-          <w:lang w:val="es-CL"/>
-        </w:rPr>
-        <w:t xml:space="preserve">  única fuente de verdad.</w:t>
-      </w:r>
-    </w:p>
-    <w:p>
-      <w:pPr>
-        <w:pStyle w:val="Ttulo4"/>
-        <w:rPr>
-          <w:lang w:val="es-CL"/>
-        </w:rPr>
-      </w:pPr>
-      <w:r>
-        <w:rPr>
-          <w:lang w:val="es-CL"/>
-        </w:rPr>
-        <w:t>e) Acciones preventivas para problemas similares</w:t>
-      </w:r>
-    </w:p>
-    <w:p>
-      <w:pPr>
-        <w:pStyle w:val="Listaconnmeros"/>
-        <w:rPr>
-          <w:lang w:val="es-CL"/>
-        </w:rPr>
-      </w:pPr>
-      <w:r>
-        <w:rPr>
-          <w:lang w:val="es-CL"/>
-        </w:rPr>
-        <w:t xml:space="preserve">Establecer </w:t>
-      </w:r>
-      <w:r>
-        <w:rPr>
-          <w:b/>
-          <w:lang w:val="es-CL"/>
-        </w:rPr>
-        <w:t>reglas de respaldo periódico</w:t>
-      </w:r>
-      <w:r>
-        <w:rPr>
-          <w:lang w:val="es-CL"/>
-        </w:rPr>
-        <w:t xml:space="preserve"> de </w:t>
-      </w:r>
-      <w:proofErr w:type="spellStart"/>
-      <w:r>
-        <w:rPr>
-          <w:lang w:val="es-CL"/>
-        </w:rPr>
-        <w:t>Firestore</w:t>
-      </w:r>
-      <w:proofErr w:type="spellEnd"/>
-      <w:r>
-        <w:rPr>
-          <w:lang w:val="es-CL"/>
-        </w:rPr>
-        <w:t xml:space="preserve"> para evitar pérdida</w:t>
-      </w:r>
-    </w:p>
-    <w:p>
-      <w:r>
-        <w:rPr>
-          <w:lang w:val="es-CL"/>
-        </w:rPr>
-        <w:t xml:space="preserve">   </w:t>
-      </w:r>
-      <w:r>
-        <w:t xml:space="preserve">de </w:t>
-      </w:r>
-      <w:proofErr w:type="spellStart"/>
-      <w:r>
-        <w:t>registros</w:t>
-      </w:r>
-      <w:proofErr w:type="spellEnd"/>
-      <w:r>
-        <w:t>.</w:t>
-      </w:r>
-    </w:p>
-    <w:p>
-      <w:pPr>
-        <w:pStyle w:val="Listaconnmeros"/>
-        <w:rPr>
-          <w:lang w:val="es-CL"/>
-        </w:rPr>
-      </w:pPr>
-      <w:r>
-        <w:rPr>
-          <w:lang w:val="es-CL"/>
-        </w:rPr>
-        <w:t xml:space="preserve">Configurar </w:t>
-      </w:r>
-      <w:r>
-        <w:rPr>
-          <w:b/>
-          <w:lang w:val="es-CL"/>
-        </w:rPr>
-        <w:t>alertas tempranas</w:t>
-      </w:r>
-      <w:r>
-        <w:rPr>
-          <w:lang w:val="es-CL"/>
-        </w:rPr>
-        <w:t xml:space="preserve"> (atrasos/salidas anticipadas) para detectar</w:t>
-      </w:r>
-    </w:p>
-    <w:p>
-      <w:pPr>
-        <w:rPr>
-          <w:lang w:val="es-CL"/>
-        </w:rPr>
-      </w:pPr>
-      <w:r>
-        <w:rPr>
-          <w:lang w:val="es-CL"/>
-        </w:rPr>
-        <w:t xml:space="preserve">   incumplimientos antes de que se acumulen.</w:t>
-      </w:r>
-    </w:p>
-    <w:p>
-      <w:pPr>
-        <w:pStyle w:val="Listaconnmeros"/>
-        <w:rPr>
-          <w:lang w:val="es-CL"/>
-        </w:rPr>
-      </w:pPr>
-      <w:r>
-        <w:rPr>
-          <w:lang w:val="es-CL"/>
-        </w:rPr>
-        <w:t xml:space="preserve">Sobre la migración a producción, adoptar </w:t>
-      </w:r>
-      <w:proofErr w:type="spellStart"/>
-      <w:r>
-        <w:rPr>
-          <w:b/>
-          <w:lang w:val="es-CL"/>
-        </w:rPr>
-        <w:t>Firebase</w:t>
-      </w:r>
-      <w:proofErr w:type="spellEnd"/>
-      <w:r>
-        <w:rPr>
-          <w:b/>
+      <w:pPr>
+        <w:jc w:val="both"/>
+        <w:rPr>
+          <w:lang w:val="es-CL"/>
+        </w:rPr>
+      </w:pPr>
+      <w:r>
+        <w:rPr>
+          <w:i/>
+          <w:lang w:val="es-CL"/>
+        </w:rPr>
+        <w:t>Proyecto académico - Integración de Competencias II. Documentación interna y</w:t>
+      </w:r>
+      <w:r>
+        <w:rPr>
           <w:lang w:val="es-CL"/>
         </w:rPr>
         <w:t xml:space="preserve"> </w:t>
       </w:r>
-      <w:proofErr w:type="spellStart"/>
-      <w:r>
-        <w:rPr>
-          <w:b/>
-          <w:lang w:val="es-CL"/>
-        </w:rPr>
-        <w:t>Authentication</w:t>
-      </w:r>
-      <w:proofErr w:type="spellEnd"/>
-      <w:r>
-        <w:rPr>
-          <w:lang w:val="es-CL"/>
-        </w:rPr>
-        <w:t xml:space="preserve"> con</w:t>
-      </w:r>
-    </w:p>
-    <w:p>
-      <w:pPr>
-        <w:rPr>
-          <w:lang w:val="es-CL"/>
-        </w:rPr>
-      </w:pPr>
-      <w:r>
-        <w:rPr>
-          <w:lang w:val="es-CL"/>
-        </w:rPr>
-        <w:t xml:space="preserve">   tokens por rol en lugar de la cuenta de servicio, reduciendo el riesgo de</w:t>
-      </w:r>
-    </w:p>
-    <w:p>
-      <w:pPr>
-        <w:rPr>
-          <w:lang w:val="es-CL"/>
-        </w:rPr>
-      </w:pPr>
-      <w:r>
-        <w:rPr>
-          <w:lang w:val="es-CL"/>
-        </w:rPr>
-        <w:t xml:space="preserve">   filtración de credenciales (documentado en el README del repositorio).</w:t>
-      </w:r>
-    </w:p>
-    <w:p>
-      <w:pPr>
-        <w:pStyle w:val="Ttulo3"/>
-        <w:rPr>
-          <w:lang w:val="es-CL"/>
-        </w:rPr>
-      </w:pPr>
-      <w:r>
-        <w:rPr>
-          <w:lang w:val="es-CL"/>
-        </w:rPr>
-        <w:t>3.2 Trabajo colaborativo: comunicación</w:t>
-      </w:r>
-    </w:p>
-    <w:p>
-      <w:pPr>
-        <w:pStyle w:val="Ttulo4"/>
-        <w:rPr>
-          <w:lang w:val="es-CL"/>
-        </w:rPr>
-      </w:pPr>
-      <w:r>
-        <w:rPr>
-          <w:lang w:val="es-CL"/>
-        </w:rPr>
-        <w:t>a) Beneficios de establecer metas y objetivos claros y específicos (3)</w:t>
-      </w:r>
-    </w:p>
-    <w:p>
-      <w:pPr>
-        <w:pStyle w:val="Listaconnmeros"/>
-        <w:rPr>
-          <w:lang w:val="es-CL"/>
-        </w:rPr>
-      </w:pPr>
-      <w:r>
-        <w:rPr>
-          <w:b/>
-          <w:lang w:val="es-CL"/>
-        </w:rPr>
-        <w:t>Alineación del equipo</w:t>
-      </w:r>
-      <w:r>
-        <w:rPr>
-          <w:lang w:val="es-CL"/>
-        </w:rPr>
-        <w:t>: todos saben qué se debe construir (el MVP de</w:t>
-      </w:r>
-    </w:p>
-    <w:p>
-      <w:pPr>
-        <w:rPr>
-          <w:lang w:val="es-CL"/>
-        </w:rPr>
-      </w:pPr>
-      <w:r>
-        <w:rPr>
-          <w:lang w:val="es-CL"/>
-        </w:rPr>
-        <w:t xml:space="preserve">   asistencia según el listado CA/RE/GU) y evitan esfuerzos duplicados o fuera</w:t>
-      </w:r>
-    </w:p>
-    <w:p>
-      <w:r>
-        <w:rPr>
-          <w:lang w:val="es-CL"/>
-        </w:rPr>
-        <w:t xml:space="preserve">   </w:t>
-      </w:r>
-      <w:r>
-        <w:t xml:space="preserve">de </w:t>
-      </w:r>
-      <w:proofErr w:type="spellStart"/>
-      <w:r>
-        <w:t>alcance</w:t>
-      </w:r>
-      <w:proofErr w:type="spellEnd"/>
-      <w:r>
-        <w:t>.</w:t>
-      </w:r>
-    </w:p>
-    <w:p>
-      <w:pPr>
-        <w:pStyle w:val="Listaconnmeros"/>
-        <w:rPr>
-          <w:lang w:val="es-CL"/>
-        </w:rPr>
-      </w:pPr>
-      <w:r>
-        <w:rPr>
-          <w:b/>
-          <w:lang w:val="es-CL"/>
-        </w:rPr>
-        <w:t>Medición del avance</w:t>
-      </w:r>
-      <w:r>
-        <w:rPr>
-          <w:lang w:val="es-CL"/>
-        </w:rPr>
-        <w:t>: con objetivos definidos (funcionalidades por</w:t>
-      </w:r>
-    </w:p>
-    <w:p>
-      <w:pPr>
-        <w:rPr>
-          <w:lang w:val="es-CL"/>
-        </w:rPr>
-      </w:pPr>
-      <w:r>
-        <w:rPr>
-          <w:lang w:val="es-CL"/>
-        </w:rPr>
-        <w:t xml:space="preserve">   requerimiento, pruebas en verde) se puede evaluar el progreso de forma</w:t>
-      </w:r>
-    </w:p>
-    <w:p>
-      <w:pPr>
-        <w:rPr>
-          <w:lang w:val="es-CL"/>
-        </w:rPr>
-      </w:pPr>
-      <w:r>
-        <w:rPr>
-          <w:lang w:val="es-CL"/>
-        </w:rPr>
-        <w:t xml:space="preserve">   objetiva y </w:t>
-      </w:r>
-      <w:proofErr w:type="spellStart"/>
-      <w:r>
-        <w:rPr>
-          <w:lang w:val="es-CL"/>
-        </w:rPr>
-        <w:t>re-planificar</w:t>
-      </w:r>
-      <w:proofErr w:type="spellEnd"/>
-      <w:r>
-        <w:rPr>
-          <w:lang w:val="es-CL"/>
-        </w:rPr>
-        <w:t xml:space="preserve"> a tiempo.</w:t>
-      </w:r>
-    </w:p>
-    <w:p>
-      <w:pPr>
-        <w:pStyle w:val="Listaconnmeros"/>
-        <w:rPr>
-          <w:lang w:val="es-CL"/>
-        </w:rPr>
-      </w:pPr>
-      <w:r>
-        <w:rPr>
-          <w:b/>
-          <w:lang w:val="es-CL"/>
-        </w:rPr>
-        <w:t>Reducción de ambigüedad en la entrega</w:t>
-      </w:r>
-      <w:r>
-        <w:rPr>
-          <w:lang w:val="es-CL"/>
-        </w:rPr>
-        <w:t>: un alcance claro permite revisar</w:t>
-      </w:r>
-    </w:p>
-    <w:p>
-      <w:pPr>
-        <w:rPr>
-          <w:lang w:val="es-CL"/>
-        </w:rPr>
-      </w:pPr>
-      <w:r>
-        <w:rPr>
-          <w:lang w:val="es-CL"/>
-        </w:rPr>
-        <w:t xml:space="preserve">   contra la rúbrica y entregar evidencias verificables (código + pruebas).</w:t>
-      </w:r>
-    </w:p>
-    <w:p>
-      <w:pPr>
-        <w:pStyle w:val="Ttulo4"/>
-        <w:rPr>
-          <w:lang w:val="es-CL"/>
-        </w:rPr>
-      </w:pPr>
-      <w:r>
-        <w:rPr>
-          <w:lang w:val="es-CL"/>
-        </w:rPr>
-        <w:t>b) Acciones para fomentar la comunicación efectiva (3)</w:t>
-      </w:r>
-    </w:p>
-    <w:p>
-      <w:pPr>
-        <w:pStyle w:val="Listaconnmeros"/>
-        <w:rPr>
-          <w:lang w:val="es-CL"/>
-        </w:rPr>
-      </w:pPr>
-      <w:r>
-        <w:rPr>
-          <w:b/>
-          <w:lang w:val="es-CL"/>
-        </w:rPr>
-        <w:t>Reuniones breves y con agenda</w:t>
-      </w:r>
-      <w:r>
-        <w:rPr>
-          <w:lang w:val="es-CL"/>
-        </w:rPr>
-        <w:t xml:space="preserve"> al inicio de cada avance, definiendo qué</w:t>
-      </w:r>
-    </w:p>
-    <w:p>
-      <w:r>
-        <w:rPr>
-          <w:lang w:val="es-CL"/>
-        </w:rPr>
-        <w:lastRenderedPageBreak/>
-        <w:t xml:space="preserve">   </w:t>
-      </w:r>
-      <w:proofErr w:type="spellStart"/>
-      <w:r>
-        <w:t>hará</w:t>
-      </w:r>
-      <w:proofErr w:type="spellEnd"/>
-      <w:r>
-        <w:t xml:space="preserve"> </w:t>
-      </w:r>
-      <w:proofErr w:type="spellStart"/>
-      <w:r>
-        <w:t>cada</w:t>
-      </w:r>
-      <w:proofErr w:type="spellEnd"/>
-      <w:r>
-        <w:t xml:space="preserve"> </w:t>
-      </w:r>
-      <w:proofErr w:type="spellStart"/>
-      <w:r>
-        <w:t>integrante</w:t>
-      </w:r>
-      <w:proofErr w:type="spellEnd"/>
-      <w:r>
-        <w:t>.</w:t>
-      </w:r>
-    </w:p>
-    <w:p>
-      <w:pPr>
-        <w:pStyle w:val="Listaconnmeros"/>
-        <w:rPr>
-          <w:lang w:val="es-CL"/>
-        </w:rPr>
-      </w:pPr>
-      <w:r>
-        <w:rPr>
-          <w:b/>
-          <w:lang w:val="es-CL"/>
-        </w:rPr>
-        <w:t>Canal único de consultas</w:t>
-      </w:r>
-      <w:r>
-        <w:rPr>
-          <w:lang w:val="es-CL"/>
-        </w:rPr>
-        <w:t xml:space="preserve"> (grupo/plataforma) donde se compartan dudas,</w:t>
-      </w:r>
-    </w:p>
-    <w:p>
-      <w:pPr>
-        <w:rPr>
-          <w:lang w:val="es-CL"/>
-        </w:rPr>
-      </w:pPr>
-      <w:r>
-        <w:rPr>
-          <w:lang w:val="es-CL"/>
-        </w:rPr>
-        <w:t xml:space="preserve">   decisiones y avances de manera ordenada.</w:t>
-      </w:r>
-    </w:p>
-    <w:p>
-      <w:pPr>
-        <w:pStyle w:val="Listaconnmeros"/>
-        <w:rPr>
-          <w:lang w:val="es-CL"/>
-        </w:rPr>
-      </w:pPr>
-      <w:r>
-        <w:rPr>
-          <w:b/>
-          <w:lang w:val="es-CL"/>
-        </w:rPr>
-        <w:t>Revisión cruzada del código</w:t>
-      </w:r>
-      <w:r>
-        <w:rPr>
-          <w:lang w:val="es-CL"/>
-        </w:rPr>
-        <w:t>: cada cambio es revisado por otro integrante</w:t>
-      </w:r>
-    </w:p>
-    <w:p>
-      <w:pPr>
-        <w:rPr>
-          <w:lang w:val="es-CL"/>
-        </w:rPr>
-      </w:pPr>
-      <w:r>
-        <w:rPr>
-          <w:lang w:val="es-CL"/>
-        </w:rPr>
-        <w:t xml:space="preserve">   antes de considerarse cerrado, reduciendo errores y transmitiendo el</w:t>
-      </w:r>
-    </w:p>
-    <w:p>
-      <w:pPr>
-        <w:rPr>
-          <w:lang w:val="es-CL"/>
-        </w:rPr>
-      </w:pPr>
-      <w:r>
-        <w:rPr>
-          <w:lang w:val="es-CL"/>
-        </w:rPr>
-        <w:t xml:space="preserve">   conocimiento del sistema a todo el equipo.</w:t>
-      </w:r>
-    </w:p>
-    <w:p>
-      <w:pPr>
-        <w:pStyle w:val="Ttulo4"/>
-        <w:rPr>
-          <w:lang w:val="es-CL"/>
-        </w:rPr>
-      </w:pPr>
-      <w:r>
-        <w:rPr>
-          <w:lang w:val="es-CL"/>
-        </w:rPr>
-        <w:t>c) Acciones para promover la coordinación y el compromiso (3)</w:t>
-      </w:r>
-    </w:p>
-    <w:p>
-      <w:pPr>
-        <w:pStyle w:val="Listaconnmeros"/>
-        <w:rPr>
-          <w:lang w:val="es-CL"/>
-        </w:rPr>
-      </w:pPr>
-      <w:r>
-        <w:rPr>
-          <w:b/>
-          <w:lang w:val="es-CL"/>
-        </w:rPr>
-        <w:t>División por módulos con responsables</w:t>
-      </w:r>
-      <w:r>
-        <w:rPr>
-          <w:lang w:val="es-CL"/>
-        </w:rPr>
-        <w:t xml:space="preserve"> (login, marcación, reportes,</w:t>
-      </w:r>
-    </w:p>
-    <w:p>
-      <w:pPr>
-        <w:rPr>
-          <w:lang w:val="es-CL"/>
-        </w:rPr>
-      </w:pPr>
-      <w:r>
-        <w:rPr>
-          <w:lang w:val="es-CL"/>
-        </w:rPr>
-        <w:t xml:space="preserve">   usuarios) pero con integración frecuente en reuniones, para que nadie trabaje</w:t>
-      </w:r>
-    </w:p>
-    <w:p>
-      <w:r>
-        <w:rPr>
-          <w:lang w:val="es-CL"/>
-        </w:rPr>
-        <w:t xml:space="preserve">   </w:t>
-      </w:r>
-      <w:proofErr w:type="spellStart"/>
-      <w:r>
-        <w:t>aislado</w:t>
-      </w:r>
-      <w:proofErr w:type="spellEnd"/>
-      <w:r>
-        <w:t>.</w:t>
-      </w:r>
-    </w:p>
-    <w:p>
-      <w:pPr>
-        <w:pStyle w:val="Listaconnmeros"/>
-        <w:rPr>
-          <w:lang w:val="es-CL"/>
-        </w:rPr>
-      </w:pPr>
-      <w:r>
-        <w:rPr>
-          <w:b/>
-          <w:lang w:val="es-CL"/>
-        </w:rPr>
-        <w:t>Control de versiones colaborativo (Git)</w:t>
-      </w:r>
-      <w:r>
-        <w:rPr>
-          <w:lang w:val="es-CL"/>
-        </w:rPr>
-        <w:t xml:space="preserve">: </w:t>
-      </w:r>
-      <w:proofErr w:type="spellStart"/>
-      <w:r>
-        <w:rPr>
-          <w:lang w:val="es-CL"/>
-        </w:rPr>
-        <w:t>commits</w:t>
-      </w:r>
-      <w:proofErr w:type="spellEnd"/>
-      <w:r>
-        <w:rPr>
-          <w:lang w:val="es-CL"/>
-        </w:rPr>
-        <w:t xml:space="preserve"> pequeños y con mensajes</w:t>
-      </w:r>
-    </w:p>
-    <w:p>
-      <w:pPr>
-        <w:rPr>
-          <w:lang w:val="es-CL"/>
-        </w:rPr>
-      </w:pPr>
-      <w:r>
-        <w:rPr>
-          <w:lang w:val="es-CL"/>
-        </w:rPr>
-        <w:t xml:space="preserve">   descriptivos que registran quién aportó qué.</w:t>
-      </w:r>
-    </w:p>
-    <w:p>
-      <w:pPr>
-        <w:pStyle w:val="Listaconnmeros"/>
-        <w:rPr>
-          <w:lang w:val="es-CL"/>
-        </w:rPr>
-      </w:pPr>
-      <w:r>
-        <w:rPr>
-          <w:b/>
-          <w:lang w:val="es-CL"/>
-        </w:rPr>
-        <w:t>Cumplimiento de hitos internos</w:t>
-      </w:r>
-      <w:r>
-        <w:rPr>
-          <w:lang w:val="es-CL"/>
-        </w:rPr>
-        <w:t>: alineados a los requerimientos, con</w:t>
-      </w:r>
-    </w:p>
-    <w:p>
-      <w:pPr>
-        <w:rPr>
-          <w:lang w:val="es-CL"/>
-        </w:rPr>
-      </w:pPr>
-      <w:r>
-        <w:rPr>
-          <w:lang w:val="es-CL"/>
-        </w:rPr>
-        <w:t xml:space="preserve">   compromiso explícito de cada integrante de reportar bloqueos antes de la</w:t>
-      </w:r>
-    </w:p>
-    <w:p>
-      <w:pPr>
-        <w:rPr>
-          <w:lang w:val="es-CL"/>
-        </w:rPr>
-      </w:pPr>
-      <w:r>
-        <w:rPr>
-          <w:lang w:val="es-CL"/>
-        </w:rPr>
-        <w:t xml:space="preserve">   fecha límite.</w:t>
-      </w:r>
-    </w:p>
-    <w:p>
-      <w:pPr>
-        <w:rPr>
-          <w:lang w:val="es-CL"/>
-        </w:rPr>
-      </w:pPr>
-      <w:r>
-        <w:rPr>
-          <w:i/>
-          <w:lang w:val="es-CL"/>
-        </w:rPr>
-        <w:t>Proyecto académico - Integración de Competencias II. Documentación interna y</w:t>
-      </w:r>
-    </w:p>
-    <w:p>
-      <w:pPr>
-        <w:rPr>
-          <w:lang w:val="es-CL"/>
-        </w:rPr>
-      </w:pPr>
       <w:r>
         <w:rPr>
           <w:i/>
@@ -5033,19 +4969,18 @@
   <w:abstractNum w:abstractNumId="7" w15:restartNumberingAfterBreak="0">
     <w:nsid w:val="FFFFFF88"/>
     <w:multiLevelType w:val="singleLevel"/>
-    <w:tmpl w:val="D0A62B40"/>
+    <w:tmpl w:val="340A0001"/>
     <w:lvl w:ilvl="0">
       <w:start w:val="1"/>
-      <w:numFmt w:val="decimal"/>
-      <w:pStyle w:val="Listaconnmeros"/>
-      <w:lvlText w:val="%1."/>
+      <w:numFmt w:val="bullet"/>
+      <w:lvlText w:val=""/>
       <w:lvlJc w:val="left"/>
       <w:pPr>
-        <w:tabs>
-          <w:tab w:val="num" w:pos="360"/>
-        </w:tabs>
-        <w:ind w:left="360" w:hanging="360"/>
-      </w:pPr>
+        <w:ind w:left="720" w:hanging="360"/>
+      </w:pPr>
+      <w:rPr>
+        <w:rFonts w:ascii="Symbol" w:hAnsi="Symbol" w:hint="default"/>
+      </w:rPr>
     </w:lvl>
   </w:abstractNum>
   <w:abstractNum w:abstractNumId="8" w15:restartNumberingAfterBreak="0">
@@ -5067,6 +5002,662 @@
       <w:rPr>
         <w:rFonts w:ascii="Symbol" w:hAnsi="Symbol" w:hint="default"/>
       </w:rPr>
+    </w:lvl>
+  </w:abstractNum>
+  <w:abstractNum w:abstractNumId="9" w15:restartNumberingAfterBreak="0">
+    <w:nsid w:val="286C605D"/>
+    <w:multiLevelType w:val="hybridMultilevel"/>
+    <w:tmpl w:val="A35A2056"/>
+    <w:lvl w:ilvl="0" w:tplc="340A000F">
+      <w:start w:val="1"/>
+      <w:numFmt w:val="decimal"/>
+      <w:lvlText w:val="%1."/>
+      <w:lvlJc w:val="left"/>
+      <w:pPr>
+        <w:ind w:left="720" w:hanging="360"/>
+      </w:pPr>
+    </w:lvl>
+    <w:lvl w:ilvl="1" w:tplc="340A0019" w:tentative="1">
+      <w:start w:val="1"/>
+      <w:numFmt w:val="lowerLetter"/>
+      <w:lvlText w:val="%2."/>
+      <w:lvlJc w:val="left"/>
+      <w:pPr>
+        <w:ind w:left="1440" w:hanging="360"/>
+      </w:pPr>
+    </w:lvl>
+    <w:lvl w:ilvl="2" w:tplc="340A001B" w:tentative="1">
+      <w:start w:val="1"/>
+      <w:numFmt w:val="lowerRoman"/>
+      <w:lvlText w:val="%3."/>
+      <w:lvlJc w:val="right"/>
+      <w:pPr>
+        <w:ind w:left="2160" w:hanging="180"/>
+      </w:pPr>
+    </w:lvl>
+    <w:lvl w:ilvl="3" w:tplc="340A000F" w:tentative="1">
+      <w:start w:val="1"/>
+      <w:numFmt w:val="decimal"/>
+      <w:lvlText w:val="%4."/>
+      <w:lvlJc w:val="left"/>
+      <w:pPr>
+        <w:ind w:left="2880" w:hanging="360"/>
+      </w:pPr>
+    </w:lvl>
+    <w:lvl w:ilvl="4" w:tplc="340A0019" w:tentative="1">
+      <w:start w:val="1"/>
+      <w:numFmt w:val="lowerLetter"/>
+      <w:lvlText w:val="%5."/>
+      <w:lvlJc w:val="left"/>
+      <w:pPr>
+        <w:ind w:left="3600" w:hanging="360"/>
+      </w:pPr>
+    </w:lvl>
+    <w:lvl w:ilvl="5" w:tplc="340A001B" w:tentative="1">
+      <w:start w:val="1"/>
+      <w:numFmt w:val="lowerRoman"/>
+      <w:lvlText w:val="%6."/>
+      <w:lvlJc w:val="right"/>
+      <w:pPr>
+        <w:ind w:left="4320" w:hanging="180"/>
+      </w:pPr>
+    </w:lvl>
+    <w:lvl w:ilvl="6" w:tplc="340A000F" w:tentative="1">
+      <w:start w:val="1"/>
+      <w:numFmt w:val="decimal"/>
+      <w:lvlText w:val="%7."/>
+      <w:lvlJc w:val="left"/>
+      <w:pPr>
+        <w:ind w:left="5040" w:hanging="360"/>
+      </w:pPr>
+    </w:lvl>
+    <w:lvl w:ilvl="7" w:tplc="340A0019" w:tentative="1">
+      <w:start w:val="1"/>
+      <w:numFmt w:val="lowerLetter"/>
+      <w:lvlText w:val="%8."/>
+      <w:lvlJc w:val="left"/>
+      <w:pPr>
+        <w:ind w:left="5760" w:hanging="360"/>
+      </w:pPr>
+    </w:lvl>
+    <w:lvl w:ilvl="8" w:tplc="340A001B" w:tentative="1">
+      <w:start w:val="1"/>
+      <w:numFmt w:val="lowerRoman"/>
+      <w:lvlText w:val="%9."/>
+      <w:lvlJc w:val="right"/>
+      <w:pPr>
+        <w:ind w:left="6480" w:hanging="180"/>
+      </w:pPr>
+    </w:lvl>
+  </w:abstractNum>
+  <w:abstractNum w:abstractNumId="10" w15:restartNumberingAfterBreak="0">
+    <w:nsid w:val="3C6B15AA"/>
+    <w:multiLevelType w:val="hybridMultilevel"/>
+    <w:tmpl w:val="7520EC8A"/>
+    <w:lvl w:ilvl="0" w:tplc="340A000F">
+      <w:start w:val="1"/>
+      <w:numFmt w:val="decimal"/>
+      <w:lvlText w:val="%1."/>
+      <w:lvlJc w:val="left"/>
+      <w:pPr>
+        <w:ind w:left="720" w:hanging="360"/>
+      </w:pPr>
+    </w:lvl>
+    <w:lvl w:ilvl="1" w:tplc="340A0019" w:tentative="1">
+      <w:start w:val="1"/>
+      <w:numFmt w:val="lowerLetter"/>
+      <w:lvlText w:val="%2."/>
+      <w:lvlJc w:val="left"/>
+      <w:pPr>
+        <w:ind w:left="1440" w:hanging="360"/>
+      </w:pPr>
+    </w:lvl>
+    <w:lvl w:ilvl="2" w:tplc="340A001B" w:tentative="1">
+      <w:start w:val="1"/>
+      <w:numFmt w:val="lowerRoman"/>
+      <w:lvlText w:val="%3."/>
+      <w:lvlJc w:val="right"/>
+      <w:pPr>
+        <w:ind w:left="2160" w:hanging="180"/>
+      </w:pPr>
+    </w:lvl>
+    <w:lvl w:ilvl="3" w:tplc="340A000F" w:tentative="1">
+      <w:start w:val="1"/>
+      <w:numFmt w:val="decimal"/>
+      <w:lvlText w:val="%4."/>
+      <w:lvlJc w:val="left"/>
+      <w:pPr>
+        <w:ind w:left="2880" w:hanging="360"/>
+      </w:pPr>
+    </w:lvl>
+    <w:lvl w:ilvl="4" w:tplc="340A0019" w:tentative="1">
+      <w:start w:val="1"/>
+      <w:numFmt w:val="lowerLetter"/>
+      <w:lvlText w:val="%5."/>
+      <w:lvlJc w:val="left"/>
+      <w:pPr>
+        <w:ind w:left="3600" w:hanging="360"/>
+      </w:pPr>
+    </w:lvl>
+    <w:lvl w:ilvl="5" w:tplc="340A001B" w:tentative="1">
+      <w:start w:val="1"/>
+      <w:numFmt w:val="lowerRoman"/>
+      <w:lvlText w:val="%6."/>
+      <w:lvlJc w:val="right"/>
+      <w:pPr>
+        <w:ind w:left="4320" w:hanging="180"/>
+      </w:pPr>
+    </w:lvl>
+    <w:lvl w:ilvl="6" w:tplc="340A000F" w:tentative="1">
+      <w:start w:val="1"/>
+      <w:numFmt w:val="decimal"/>
+      <w:lvlText w:val="%7."/>
+      <w:lvlJc w:val="left"/>
+      <w:pPr>
+        <w:ind w:left="5040" w:hanging="360"/>
+      </w:pPr>
+    </w:lvl>
+    <w:lvl w:ilvl="7" w:tplc="340A0019" w:tentative="1">
+      <w:start w:val="1"/>
+      <w:numFmt w:val="lowerLetter"/>
+      <w:lvlText w:val="%8."/>
+      <w:lvlJc w:val="left"/>
+      <w:pPr>
+        <w:ind w:left="5760" w:hanging="360"/>
+      </w:pPr>
+    </w:lvl>
+    <w:lvl w:ilvl="8" w:tplc="340A001B" w:tentative="1">
+      <w:start w:val="1"/>
+      <w:numFmt w:val="lowerRoman"/>
+      <w:lvlText w:val="%9."/>
+      <w:lvlJc w:val="right"/>
+      <w:pPr>
+        <w:ind w:left="6480" w:hanging="180"/>
+      </w:pPr>
+    </w:lvl>
+  </w:abstractNum>
+  <w:abstractNum w:abstractNumId="11" w15:restartNumberingAfterBreak="0">
+    <w:nsid w:val="50EA5EBA"/>
+    <w:multiLevelType w:val="hybridMultilevel"/>
+    <w:tmpl w:val="AD0428BC"/>
+    <w:lvl w:ilvl="0" w:tplc="340A000F">
+      <w:start w:val="1"/>
+      <w:numFmt w:val="decimal"/>
+      <w:lvlText w:val="%1."/>
+      <w:lvlJc w:val="left"/>
+      <w:pPr>
+        <w:ind w:left="720" w:hanging="360"/>
+      </w:pPr>
+    </w:lvl>
+    <w:lvl w:ilvl="1" w:tplc="340A0019" w:tentative="1">
+      <w:start w:val="1"/>
+      <w:numFmt w:val="lowerLetter"/>
+      <w:lvlText w:val="%2."/>
+      <w:lvlJc w:val="left"/>
+      <w:pPr>
+        <w:ind w:left="1440" w:hanging="360"/>
+      </w:pPr>
+    </w:lvl>
+    <w:lvl w:ilvl="2" w:tplc="340A001B" w:tentative="1">
+      <w:start w:val="1"/>
+      <w:numFmt w:val="lowerRoman"/>
+      <w:lvlText w:val="%3."/>
+      <w:lvlJc w:val="right"/>
+      <w:pPr>
+        <w:ind w:left="2160" w:hanging="180"/>
+      </w:pPr>
+    </w:lvl>
+    <w:lvl w:ilvl="3" w:tplc="340A000F" w:tentative="1">
+      <w:start w:val="1"/>
+      <w:numFmt w:val="decimal"/>
+      <w:lvlText w:val="%4."/>
+      <w:lvlJc w:val="left"/>
+      <w:pPr>
+        <w:ind w:left="2880" w:hanging="360"/>
+      </w:pPr>
+    </w:lvl>
+    <w:lvl w:ilvl="4" w:tplc="340A0019" w:tentative="1">
+      <w:start w:val="1"/>
+      <w:numFmt w:val="lowerLetter"/>
+      <w:lvlText w:val="%5."/>
+      <w:lvlJc w:val="left"/>
+      <w:pPr>
+        <w:ind w:left="3600" w:hanging="360"/>
+      </w:pPr>
+    </w:lvl>
+    <w:lvl w:ilvl="5" w:tplc="340A001B" w:tentative="1">
+      <w:start w:val="1"/>
+      <w:numFmt w:val="lowerRoman"/>
+      <w:lvlText w:val="%6."/>
+      <w:lvlJc w:val="right"/>
+      <w:pPr>
+        <w:ind w:left="4320" w:hanging="180"/>
+      </w:pPr>
+    </w:lvl>
+    <w:lvl w:ilvl="6" w:tplc="340A000F" w:tentative="1">
+      <w:start w:val="1"/>
+      <w:numFmt w:val="decimal"/>
+      <w:lvlText w:val="%7."/>
+      <w:lvlJc w:val="left"/>
+      <w:pPr>
+        <w:ind w:left="5040" w:hanging="360"/>
+      </w:pPr>
+    </w:lvl>
+    <w:lvl w:ilvl="7" w:tplc="340A0019" w:tentative="1">
+      <w:start w:val="1"/>
+      <w:numFmt w:val="lowerLetter"/>
+      <w:lvlText w:val="%8."/>
+      <w:lvlJc w:val="left"/>
+      <w:pPr>
+        <w:ind w:left="5760" w:hanging="360"/>
+      </w:pPr>
+    </w:lvl>
+    <w:lvl w:ilvl="8" w:tplc="340A001B" w:tentative="1">
+      <w:start w:val="1"/>
+      <w:numFmt w:val="lowerRoman"/>
+      <w:lvlText w:val="%9."/>
+      <w:lvlJc w:val="right"/>
+      <w:pPr>
+        <w:ind w:left="6480" w:hanging="180"/>
+      </w:pPr>
+    </w:lvl>
+  </w:abstractNum>
+  <w:abstractNum w:abstractNumId="12" w15:restartNumberingAfterBreak="0">
+    <w:nsid w:val="5AE136A8"/>
+    <w:multiLevelType w:val="hybridMultilevel"/>
+    <w:tmpl w:val="889E984A"/>
+    <w:lvl w:ilvl="0" w:tplc="340A0001">
+      <w:start w:val="1"/>
+      <w:numFmt w:val="bullet"/>
+      <w:lvlText w:val=""/>
+      <w:lvlJc w:val="left"/>
+      <w:pPr>
+        <w:ind w:left="720" w:hanging="360"/>
+      </w:pPr>
+      <w:rPr>
+        <w:rFonts w:ascii="Symbol" w:hAnsi="Symbol" w:hint="default"/>
+      </w:rPr>
+    </w:lvl>
+    <w:lvl w:ilvl="1" w:tplc="340A0003" w:tentative="1">
+      <w:start w:val="1"/>
+      <w:numFmt w:val="bullet"/>
+      <w:lvlText w:val="o"/>
+      <w:lvlJc w:val="left"/>
+      <w:pPr>
+        <w:ind w:left="1440" w:hanging="360"/>
+      </w:pPr>
+      <w:rPr>
+        <w:rFonts w:ascii="Courier New" w:hAnsi="Courier New" w:cs="Courier New" w:hint="default"/>
+      </w:rPr>
+    </w:lvl>
+    <w:lvl w:ilvl="2" w:tplc="340A0005" w:tentative="1">
+      <w:start w:val="1"/>
+      <w:numFmt w:val="bullet"/>
+      <w:lvlText w:val=""/>
+      <w:lvlJc w:val="left"/>
+      <w:pPr>
+        <w:ind w:left="2160" w:hanging="360"/>
+      </w:pPr>
+      <w:rPr>
+        <w:rFonts w:ascii="Wingdings" w:hAnsi="Wingdings" w:hint="default"/>
+      </w:rPr>
+    </w:lvl>
+    <w:lvl w:ilvl="3" w:tplc="340A0001" w:tentative="1">
+      <w:start w:val="1"/>
+      <w:numFmt w:val="bullet"/>
+      <w:lvlText w:val=""/>
+      <w:lvlJc w:val="left"/>
+      <w:pPr>
+        <w:ind w:left="2880" w:hanging="360"/>
+      </w:pPr>
+      <w:rPr>
+        <w:rFonts w:ascii="Symbol" w:hAnsi="Symbol" w:hint="default"/>
+      </w:rPr>
+    </w:lvl>
+    <w:lvl w:ilvl="4" w:tplc="340A0003" w:tentative="1">
+      <w:start w:val="1"/>
+      <w:numFmt w:val="bullet"/>
+      <w:lvlText w:val="o"/>
+      <w:lvlJc w:val="left"/>
+      <w:pPr>
+        <w:ind w:left="3600" w:hanging="360"/>
+      </w:pPr>
+      <w:rPr>
+        <w:rFonts w:ascii="Courier New" w:hAnsi="Courier New" w:cs="Courier New" w:hint="default"/>
+      </w:rPr>
+    </w:lvl>
+    <w:lvl w:ilvl="5" w:tplc="340A0005" w:tentative="1">
+      <w:start w:val="1"/>
+      <w:numFmt w:val="bullet"/>
+      <w:lvlText w:val=""/>
+      <w:lvlJc w:val="left"/>
+      <w:pPr>
+        <w:ind w:left="4320" w:hanging="360"/>
+      </w:pPr>
+      <w:rPr>
+        <w:rFonts w:ascii="Wingdings" w:hAnsi="Wingdings" w:hint="default"/>
+      </w:rPr>
+    </w:lvl>
+    <w:lvl w:ilvl="6" w:tplc="340A0001" w:tentative="1">
+      <w:start w:val="1"/>
+      <w:numFmt w:val="bullet"/>
+      <w:lvlText w:val=""/>
+      <w:lvlJc w:val="left"/>
+      <w:pPr>
+        <w:ind w:left="5040" w:hanging="360"/>
+      </w:pPr>
+      <w:rPr>
+        <w:rFonts w:ascii="Symbol" w:hAnsi="Symbol" w:hint="default"/>
+      </w:rPr>
+    </w:lvl>
+    <w:lvl w:ilvl="7" w:tplc="340A0003" w:tentative="1">
+      <w:start w:val="1"/>
+      <w:numFmt w:val="bullet"/>
+      <w:lvlText w:val="o"/>
+      <w:lvlJc w:val="left"/>
+      <w:pPr>
+        <w:ind w:left="5760" w:hanging="360"/>
+      </w:pPr>
+      <w:rPr>
+        <w:rFonts w:ascii="Courier New" w:hAnsi="Courier New" w:cs="Courier New" w:hint="default"/>
+      </w:rPr>
+    </w:lvl>
+    <w:lvl w:ilvl="8" w:tplc="340A0005" w:tentative="1">
+      <w:start w:val="1"/>
+      <w:numFmt w:val="bullet"/>
+      <w:lvlText w:val=""/>
+      <w:lvlJc w:val="left"/>
+      <w:pPr>
+        <w:ind w:left="6480" w:hanging="360"/>
+      </w:pPr>
+      <w:rPr>
+        <w:rFonts w:ascii="Wingdings" w:hAnsi="Wingdings" w:hint="default"/>
+      </w:rPr>
+    </w:lvl>
+  </w:abstractNum>
+  <w:abstractNum w:abstractNumId="13" w15:restartNumberingAfterBreak="0">
+    <w:nsid w:val="6D9115DF"/>
+    <w:multiLevelType w:val="hybridMultilevel"/>
+    <w:tmpl w:val="6C1A7A3E"/>
+    <w:lvl w:ilvl="0" w:tplc="340A0001">
+      <w:start w:val="1"/>
+      <w:numFmt w:val="bullet"/>
+      <w:lvlText w:val=""/>
+      <w:lvlJc w:val="left"/>
+      <w:pPr>
+        <w:ind w:left="720" w:hanging="360"/>
+      </w:pPr>
+      <w:rPr>
+        <w:rFonts w:ascii="Symbol" w:hAnsi="Symbol" w:hint="default"/>
+      </w:rPr>
+    </w:lvl>
+    <w:lvl w:ilvl="1" w:tplc="340A0003" w:tentative="1">
+      <w:start w:val="1"/>
+      <w:numFmt w:val="bullet"/>
+      <w:lvlText w:val="o"/>
+      <w:lvlJc w:val="left"/>
+      <w:pPr>
+        <w:ind w:left="1440" w:hanging="360"/>
+      </w:pPr>
+      <w:rPr>
+        <w:rFonts w:ascii="Courier New" w:hAnsi="Courier New" w:cs="Courier New" w:hint="default"/>
+      </w:rPr>
+    </w:lvl>
+    <w:lvl w:ilvl="2" w:tplc="340A0005" w:tentative="1">
+      <w:start w:val="1"/>
+      <w:numFmt w:val="bullet"/>
+      <w:lvlText w:val=""/>
+      <w:lvlJc w:val="left"/>
+      <w:pPr>
+        <w:ind w:left="2160" w:hanging="360"/>
+      </w:pPr>
+      <w:rPr>
+        <w:rFonts w:ascii="Wingdings" w:hAnsi="Wingdings" w:hint="default"/>
+      </w:rPr>
+    </w:lvl>
+    <w:lvl w:ilvl="3" w:tplc="340A0001" w:tentative="1">
+      <w:start w:val="1"/>
+      <w:numFmt w:val="bullet"/>
+      <w:lvlText w:val=""/>
+      <w:lvlJc w:val="left"/>
+      <w:pPr>
+        <w:ind w:left="2880" w:hanging="360"/>
+      </w:pPr>
+      <w:rPr>
+        <w:rFonts w:ascii="Symbol" w:hAnsi="Symbol" w:hint="default"/>
+      </w:rPr>
+    </w:lvl>
+    <w:lvl w:ilvl="4" w:tplc="340A0003" w:tentative="1">
+      <w:start w:val="1"/>
+      <w:numFmt w:val="bullet"/>
+      <w:lvlText w:val="o"/>
+      <w:lvlJc w:val="left"/>
+      <w:pPr>
+        <w:ind w:left="3600" w:hanging="360"/>
+      </w:pPr>
+      <w:rPr>
+        <w:rFonts w:ascii="Courier New" w:hAnsi="Courier New" w:cs="Courier New" w:hint="default"/>
+      </w:rPr>
+    </w:lvl>
+    <w:lvl w:ilvl="5" w:tplc="340A0005" w:tentative="1">
+      <w:start w:val="1"/>
+      <w:numFmt w:val="bullet"/>
+      <w:lvlText w:val=""/>
+      <w:lvlJc w:val="left"/>
+      <w:pPr>
+        <w:ind w:left="4320" w:hanging="360"/>
+      </w:pPr>
+      <w:rPr>
+        <w:rFonts w:ascii="Wingdings" w:hAnsi="Wingdings" w:hint="default"/>
+      </w:rPr>
+    </w:lvl>
+    <w:lvl w:ilvl="6" w:tplc="340A0001" w:tentative="1">
+      <w:start w:val="1"/>
+      <w:numFmt w:val="bullet"/>
+      <w:lvlText w:val=""/>
+      <w:lvlJc w:val="left"/>
+      <w:pPr>
+        <w:ind w:left="5040" w:hanging="360"/>
+      </w:pPr>
+      <w:rPr>
+        <w:rFonts w:ascii="Symbol" w:hAnsi="Symbol" w:hint="default"/>
+      </w:rPr>
+    </w:lvl>
+    <w:lvl w:ilvl="7" w:tplc="340A0003" w:tentative="1">
+      <w:start w:val="1"/>
+      <w:numFmt w:val="bullet"/>
+      <w:lvlText w:val="o"/>
+      <w:lvlJc w:val="left"/>
+      <w:pPr>
+        <w:ind w:left="5760" w:hanging="360"/>
+      </w:pPr>
+      <w:rPr>
+        <w:rFonts w:ascii="Courier New" w:hAnsi="Courier New" w:cs="Courier New" w:hint="default"/>
+      </w:rPr>
+    </w:lvl>
+    <w:lvl w:ilvl="8" w:tplc="340A0005" w:tentative="1">
+      <w:start w:val="1"/>
+      <w:numFmt w:val="bullet"/>
+      <w:lvlText w:val=""/>
+      <w:lvlJc w:val="left"/>
+      <w:pPr>
+        <w:ind w:left="6480" w:hanging="360"/>
+      </w:pPr>
+      <w:rPr>
+        <w:rFonts w:ascii="Wingdings" w:hAnsi="Wingdings" w:hint="default"/>
+      </w:rPr>
+    </w:lvl>
+  </w:abstractNum>
+  <w:abstractNum w:abstractNumId="14" w15:restartNumberingAfterBreak="0">
+    <w:nsid w:val="751570D0"/>
+    <w:multiLevelType w:val="hybridMultilevel"/>
+    <w:tmpl w:val="78745652"/>
+    <w:lvl w:ilvl="0" w:tplc="340A000F">
+      <w:start w:val="1"/>
+      <w:numFmt w:val="decimal"/>
+      <w:lvlText w:val="%1."/>
+      <w:lvlJc w:val="left"/>
+      <w:pPr>
+        <w:ind w:left="720" w:hanging="360"/>
+      </w:pPr>
+    </w:lvl>
+    <w:lvl w:ilvl="1" w:tplc="340A0019" w:tentative="1">
+      <w:start w:val="1"/>
+      <w:numFmt w:val="lowerLetter"/>
+      <w:lvlText w:val="%2."/>
+      <w:lvlJc w:val="left"/>
+      <w:pPr>
+        <w:ind w:left="1440" w:hanging="360"/>
+      </w:pPr>
+    </w:lvl>
+    <w:lvl w:ilvl="2" w:tplc="340A001B" w:tentative="1">
+      <w:start w:val="1"/>
+      <w:numFmt w:val="lowerRoman"/>
+      <w:lvlText w:val="%3."/>
+      <w:lvlJc w:val="right"/>
+      <w:pPr>
+        <w:ind w:left="2160" w:hanging="180"/>
+      </w:pPr>
+    </w:lvl>
+    <w:lvl w:ilvl="3" w:tplc="340A000F" w:tentative="1">
+      <w:start w:val="1"/>
+      <w:numFmt w:val="decimal"/>
+      <w:lvlText w:val="%4."/>
+      <w:lvlJc w:val="left"/>
+      <w:pPr>
+        <w:ind w:left="2880" w:hanging="360"/>
+      </w:pPr>
+    </w:lvl>
+    <w:lvl w:ilvl="4" w:tplc="340A0019" w:tentative="1">
+      <w:start w:val="1"/>
+      <w:numFmt w:val="lowerLetter"/>
+      <w:lvlText w:val="%5."/>
+      <w:lvlJc w:val="left"/>
+      <w:pPr>
+        <w:ind w:left="3600" w:hanging="360"/>
+      </w:pPr>
+    </w:lvl>
+    <w:lvl w:ilvl="5" w:tplc="340A001B" w:tentative="1">
+      <w:start w:val="1"/>
+      <w:numFmt w:val="lowerRoman"/>
+      <w:lvlText w:val="%6."/>
+      <w:lvlJc w:val="right"/>
+      <w:pPr>
+        <w:ind w:left="4320" w:hanging="180"/>
+      </w:pPr>
+    </w:lvl>
+    <w:lvl w:ilvl="6" w:tplc="340A000F" w:tentative="1">
+      <w:start w:val="1"/>
+      <w:numFmt w:val="decimal"/>
+      <w:lvlText w:val="%7."/>
+      <w:lvlJc w:val="left"/>
+      <w:pPr>
+        <w:ind w:left="5040" w:hanging="360"/>
+      </w:pPr>
+    </w:lvl>
+    <w:lvl w:ilvl="7" w:tplc="340A0019" w:tentative="1">
+      <w:start w:val="1"/>
+      <w:numFmt w:val="lowerLetter"/>
+      <w:lvlText w:val="%8."/>
+      <w:lvlJc w:val="left"/>
+      <w:pPr>
+        <w:ind w:left="5760" w:hanging="360"/>
+      </w:pPr>
+    </w:lvl>
+    <w:lvl w:ilvl="8" w:tplc="340A001B" w:tentative="1">
+      <w:start w:val="1"/>
+      <w:numFmt w:val="lowerRoman"/>
+      <w:lvlText w:val="%9."/>
+      <w:lvlJc w:val="right"/>
+      <w:pPr>
+        <w:ind w:left="6480" w:hanging="180"/>
+      </w:pPr>
+    </w:lvl>
+  </w:abstractNum>
+  <w:abstractNum w:abstractNumId="15" w15:restartNumberingAfterBreak="0">
+    <w:nsid w:val="7841207B"/>
+    <w:multiLevelType w:val="hybridMultilevel"/>
+    <w:tmpl w:val="83C47980"/>
+    <w:lvl w:ilvl="0" w:tplc="340A000F">
+      <w:start w:val="1"/>
+      <w:numFmt w:val="decimal"/>
+      <w:lvlText w:val="%1."/>
+      <w:lvlJc w:val="left"/>
+      <w:pPr>
+        <w:ind w:left="720" w:hanging="360"/>
+      </w:pPr>
+    </w:lvl>
+    <w:lvl w:ilvl="1" w:tplc="340A0019" w:tentative="1">
+      <w:start w:val="1"/>
+      <w:numFmt w:val="lowerLetter"/>
+      <w:lvlText w:val="%2."/>
+      <w:lvlJc w:val="left"/>
+      <w:pPr>
+        <w:ind w:left="1440" w:hanging="360"/>
+      </w:pPr>
+    </w:lvl>
+    <w:lvl w:ilvl="2" w:tplc="340A001B" w:tentative="1">
+      <w:start w:val="1"/>
+      <w:numFmt w:val="lowerRoman"/>
+      <w:lvlText w:val="%3."/>
+      <w:lvlJc w:val="right"/>
+      <w:pPr>
+        <w:ind w:left="2160" w:hanging="180"/>
+      </w:pPr>
+    </w:lvl>
+    <w:lvl w:ilvl="3" w:tplc="340A000F" w:tentative="1">
+      <w:start w:val="1"/>
+      <w:numFmt w:val="decimal"/>
+      <w:lvlText w:val="%4."/>
+      <w:lvlJc w:val="left"/>
+      <w:pPr>
+        <w:ind w:left="2880" w:hanging="360"/>
+      </w:pPr>
+    </w:lvl>
+    <w:lvl w:ilvl="4" w:tplc="340A0019" w:tentative="1">
+      <w:start w:val="1"/>
+      <w:numFmt w:val="lowerLetter"/>
+      <w:lvlText w:val="%5."/>
+      <w:lvlJc w:val="left"/>
+      <w:pPr>
+        <w:ind w:left="3600" w:hanging="360"/>
+      </w:pPr>
+    </w:lvl>
+    <w:lvl w:ilvl="5" w:tplc="340A001B" w:tentative="1">
+      <w:start w:val="1"/>
+      <w:numFmt w:val="lowerRoman"/>
+      <w:lvlText w:val="%6."/>
+      <w:lvlJc w:val="right"/>
+      <w:pPr>
+        <w:ind w:left="4320" w:hanging="180"/>
+      </w:pPr>
+    </w:lvl>
+    <w:lvl w:ilvl="6" w:tplc="340A000F" w:tentative="1">
+      <w:start w:val="1"/>
+      <w:numFmt w:val="decimal"/>
+      <w:lvlText w:val="%7."/>
+      <w:lvlJc w:val="left"/>
+      <w:pPr>
+        <w:ind w:left="5040" w:hanging="360"/>
+      </w:pPr>
+    </w:lvl>
+    <w:lvl w:ilvl="7" w:tplc="340A0019" w:tentative="1">
+      <w:start w:val="1"/>
+      <w:numFmt w:val="lowerLetter"/>
+      <w:lvlText w:val="%8."/>
+      <w:lvlJc w:val="left"/>
+      <w:pPr>
+        <w:ind w:left="5760" w:hanging="360"/>
+      </w:pPr>
+    </w:lvl>
+    <w:lvl w:ilvl="8" w:tplc="340A001B" w:tentative="1">
+      <w:start w:val="1"/>
+      <w:numFmt w:val="lowerRoman"/>
+      <w:lvlText w:val="%9."/>
+      <w:lvlJc w:val="right"/>
+      <w:pPr>
+        <w:ind w:left="6480" w:hanging="180"/>
+      </w:pPr>
     </w:lvl>
   </w:abstractNum>
   <w:num w:numId="1" w16cid:durableId="1239243040">
@@ -5095,6 +5686,27 @@
   </w:num>
   <w:num w:numId="9" w16cid:durableId="170611884">
     <w:abstractNumId w:val="0"/>
+  </w:num>
+  <w:num w:numId="10" w16cid:durableId="1576285980">
+    <w:abstractNumId w:val="12"/>
+  </w:num>
+  <w:num w:numId="11" w16cid:durableId="1859080093">
+    <w:abstractNumId w:val="13"/>
+  </w:num>
+  <w:num w:numId="12" w16cid:durableId="1728920070">
+    <w:abstractNumId w:val="10"/>
+  </w:num>
+  <w:num w:numId="13" w16cid:durableId="1356736512">
+    <w:abstractNumId w:val="11"/>
+  </w:num>
+  <w:num w:numId="14" w16cid:durableId="511381652">
+    <w:abstractNumId w:val="9"/>
+  </w:num>
+  <w:num w:numId="15" w16cid:durableId="1133714616">
+    <w:abstractNumId w:val="14"/>
+  </w:num>
+  <w:num w:numId="16" w16cid:durableId="958688139">
+    <w:abstractNumId w:val="15"/>
   </w:num>
 </w:numbering>
 </file>
@@ -6051,9 +6663,6 @@
     <w:unhideWhenUsed/>
     <w:rsid w:val="00326F90"/>
     <w:pPr>
-      <w:numPr>
-        <w:numId w:val="5"/>
-      </w:numPr>
       <w:contextualSpacing/>
     </w:pPr>
   </w:style>

--- a/docs/informe-etapa1.docx
+++ b/docs/informe-etapa1.docx
@@ -466,7 +466,7 @@
               <w:jc w:val="both"/>
             </w:pPr>
             <w:r>
-              <w:t>tests/test_marcacion.py (13)</w:t>
+              <w:t>tests/test_marcacion.py (15)</w:t>
             </w:r>
           </w:p>
         </w:tc>
@@ -2572,7 +2572,7 @@
           <w:b/>
           <w:lang w:val="es-CL"/>
         </w:rPr>
-        <w:t>46 casos de prueba</w:t>
+        <w:t>48 casos de prueba</w:t>
       </w:r>
       <w:r>
         <w:rPr>
@@ -2628,7 +2628,7 @@
         <w:rPr>
           <w:lang w:val="es-CL"/>
         </w:rPr>
-        <w:t>Resultado: 46 completados.</w:t>
+        <w:t>Resultado: 48 completados.</w:t>
       </w:r>
       <w:r>
         <w:rPr>
@@ -2835,7 +2835,7 @@
               <w:jc w:val="both"/>
             </w:pPr>
             <w:r>
-              <w:t>13</w:t>
+              <w:t>15</w:t>
             </w:r>
           </w:p>
         </w:tc>
